--- a/public/Pawel_Serafin_CV.docx
+++ b/public/Pawel_Serafin_CV.docx
@@ -1,6 +1,6 @@
 
 <file path=word/document.xml><?xml version="1.0" encoding="utf-8"?>
-<w:document xmlns:wpc="http://schemas.microsoft.com/office/word/2010/wordprocessingCanvas" xmlns:cx="http://schemas.microsoft.com/office/drawing/2014/chartex" xmlns:cx1="http://schemas.microsoft.com/office/drawing/2015/9/8/chartex" xmlns:cx2="http://schemas.microsoft.com/office/drawing/2015/10/21/chartex" xmlns:cx3="http://schemas.microsoft.com/office/drawing/2016/5/9/chartex" xmlns:cx4="http://schemas.microsoft.com/office/drawing/2016/5/10/chartex" xmlns:cx5="http://schemas.microsoft.com/office/drawing/2016/5/11/chartex" xmlns:cx6="http://schemas.microsoft.com/office/drawing/2016/5/12/chartex" xmlns:cx7="http://schemas.microsoft.com/office/drawing/2016/5/13/chartex" xmlns:cx8="http://schemas.microsoft.com/office/drawing/2016/5/14/chartex" xmlns:mc="http://schemas.openxmlformats.org/markup-compatibility/2006" xmlns:aink="http://schemas.microsoft.com/office/drawing/2016/ink" xmlns:am3d="http://schemas.microsoft.com/office/drawing/2017/model3d" xmlns:o="urn:schemas-microsoft-com:office:office" xmlns:oel="http://schemas.microsoft.com/office/2019/extlst" xmlns:r="http://schemas.openxmlformats.org/officeDocument/2006/relationships" xmlns:m="http://schemas.openxmlformats.org/officeDocument/2006/math" xmlns:v="urn:schemas-microsoft-com:vml" xmlns:wp14="http://schemas.microsoft.com/office/word/2010/wordprocessingDrawing" xmlns:wp="http://schemas.openxmlformats.org/drawingml/2006/wordprocessingDrawing" xmlns:w10="urn:schemas-microsoft-com:office:word" xmlns:w="http://schemas.openxmlformats.org/wordprocessingml/2006/main" xmlns:w14="http://schemas.microsoft.com/office/word/2010/wordml" xmlns:w15="http://schemas.microsoft.com/office/word/2012/wordml" xmlns:w16cei="http://schemas.microsoft.com/office/word/2026/wordml/cei" xmlns:w16cex="http://schemas.microsoft.com/office/word/2018/wordml/cex" xmlns:w16cid="http://schemas.microsoft.com/office/word/2016/wordml/cid" xmlns:w16="http://schemas.microsoft.com/office/word/2018/wordml" xmlns:w16du="http://schemas.microsoft.com/office/word/2023/wordml/word16du" xmlns:w16sdtdh="http://schemas.microsoft.com/office/word/2020/wordml/sdtdatahash" xmlns:w16sdtfl="http://schemas.microsoft.com/office/word/2024/wordml/sdtformatlock" xmlns:w16se="http://schemas.microsoft.com/office/word/2015/wordml/symex" xmlns:wpg="http://schemas.microsoft.com/office/word/2010/wordprocessingGroup" xmlns:wpi="http://schemas.microsoft.com/office/word/2010/wordprocessingInk" xmlns:wne="http://schemas.microsoft.com/office/word/2006/wordml" xmlns:wps="http://schemas.microsoft.com/office/word/2010/wordprocessingShape" mc:Ignorable="w14 w15 w16se w16cid w16 w16cex w16sdtdh w16sdtfl w16du wp14">
+<w:document xmlns:wpc="http://schemas.microsoft.com/office/word/2010/wordprocessingCanvas" xmlns:cx="http://schemas.microsoft.com/office/drawing/2014/chartex" xmlns:cx1="http://schemas.microsoft.com/office/drawing/2015/9/8/chartex" xmlns:cx2="http://schemas.microsoft.com/office/drawing/2015/10/21/chartex" xmlns:cx3="http://schemas.microsoft.com/office/drawing/2016/5/9/chartex" xmlns:cx4="http://schemas.microsoft.com/office/drawing/2016/5/10/chartex" xmlns:cx5="http://schemas.microsoft.com/office/drawing/2016/5/11/chartex" xmlns:cx6="http://schemas.microsoft.com/office/drawing/2016/5/12/chartex" xmlns:cx7="http://schemas.microsoft.com/office/drawing/2016/5/13/chartex" xmlns:cx8="http://schemas.microsoft.com/office/drawing/2016/5/14/chartex" xmlns:mc="http://schemas.openxmlformats.org/markup-compatibility/2006" xmlns:aink="http://schemas.microsoft.com/office/drawing/2016/ink" xmlns:am3d="http://schemas.microsoft.com/office/drawing/2017/model3d" xmlns:o="urn:schemas-microsoft-com:office:office" xmlns:oel="http://schemas.microsoft.com/office/2019/extlst" xmlns:r="http://schemas.openxmlformats.org/officeDocument/2006/relationships" xmlns:m="http://schemas.openxmlformats.org/officeDocument/2006/math" xmlns:v="urn:schemas-microsoft-com:vml" xmlns:wp14="http://schemas.microsoft.com/office/word/2010/wordprocessingDrawing" xmlns:wp="http://schemas.openxmlformats.org/drawingml/2006/wordprocessingDrawing" xmlns:w10="urn:schemas-microsoft-com:office:word" xmlns:w="http://schemas.openxmlformats.org/wordprocessingml/2006/main" xmlns:w14="http://schemas.microsoft.com/office/word/2010/wordml" xmlns:w15="http://schemas.microsoft.com/office/word/2012/wordml" xmlns:w16cex="http://schemas.microsoft.com/office/word/2018/wordml/cex" xmlns:w16cid="http://schemas.microsoft.com/office/word/2016/wordml/cid" xmlns:w16="http://schemas.microsoft.com/office/word/2018/wordml" xmlns:w16du="http://schemas.microsoft.com/office/word/2023/wordml/word16du" xmlns:w16sdtdh="http://schemas.microsoft.com/office/word/2020/wordml/sdtdatahash" xmlns:w16sdtfl="http://schemas.microsoft.com/office/word/2024/wordml/sdtformatlock" xmlns:w16se="http://schemas.microsoft.com/office/word/2015/wordml/symex" xmlns:wpg="http://schemas.microsoft.com/office/word/2010/wordprocessingGroup" xmlns:wpi="http://schemas.microsoft.com/office/word/2010/wordprocessingInk" xmlns:wne="http://schemas.microsoft.com/office/word/2006/wordml" xmlns:wps="http://schemas.microsoft.com/office/word/2010/wordprocessingShape" mc:Ignorable="w14 w15 w16se w16cid w16 w16cex w16sdtdh w16sdtfl w16du wp14">
   <w:body>
     <w:p>
       <w:pPr>
@@ -51,8 +51,20 @@
           <w:sz w:val="24"/>
           <w:lang w:val="en-GB"/>
         </w:rPr>
-        <w:t>I have over 19 years of experience in software development, primarily as a .NET Developer. I am experienced in creating technical documentation, designing and developing new functionality, building integration solutions, maintaining, refactoring, and extending existing code, as well as software testing across both on-premises and cloud (Azure) environments, spanning backend and frontend technologies. I am skilled in MS SQL query optimisation. I am focused on full-stack development and comfortable taking on leadership roles within projects. I use AI tools, including Claude, to improve my work and productivity. I am a team player, open-minded, and willing to share my knowledge with others.</w:t>
-      </w:r>
+        <w:t>I have over 19 years of experience in software development, primarily as a .NET Developer. I am experienced in creating technical documentation, designing and developing new functionality, building integration solutions, maintaining, refactoring, and extending existing code, as well as software testing across both on-premises and cloud (Azure) environments, spanning backend and frontend technologies. I am skilled in MS SQL query optimisation. I am focused on full-stack development and comfortable taking on leadership roles within projects. I use AI tools, including Claude &amp; Antigravity, to improve my work and productivity. I am a team player, open-minded, and willing to share my knowledge with others.</w:t>
+      </w:r>
+    </w:p>
+    <w:p>
+      <w:pPr>
+        <w:spacing w:before="240" w:line="360" w:lineRule="auto"/>
+        <w:ind w:left="-113"/>
+        <w:jc w:val="both"/>
+        <w:rPr>
+          <w:color w:val="262626"/>
+          <w:sz w:val="24"/>
+          <w:lang w:val="en-GB"/>
+        </w:rPr>
+      </w:pPr>
     </w:p>
     <w:tbl>
       <w:tblPr>
@@ -111,7 +123,117 @@
               <w:rPr>
                 <w:sz w:val="24"/>
               </w:rPr>
-              <w:t>Financial, e-Commerce, Car-Sharing, Psychometrics, SFA/CRM, etc.</w:t>
+              <w:t>Financial</w:t>
+            </w:r>
+            <w:r>
+              <w:rPr>
+                <w:sz w:val="24"/>
+              </w:rPr>
+              <w:t xml:space="preserve">, </w:t>
+            </w:r>
+            <w:r>
+              <w:rPr>
+                <w:sz w:val="24"/>
+              </w:rPr>
+              <w:t>Banking, Insurance</w:t>
+            </w:r>
+            <w:r>
+              <w:rPr>
+                <w:sz w:val="24"/>
+              </w:rPr>
+              <w:t xml:space="preserve">, e-Commerce, </w:t>
+            </w:r>
+            <w:proofErr w:type="gramStart"/>
+            <w:r>
+              <w:rPr>
+                <w:sz w:val="24"/>
+              </w:rPr>
+              <w:t>Car-Sharing</w:t>
+            </w:r>
+            <w:proofErr w:type="gramEnd"/>
+            <w:r>
+              <w:rPr>
+                <w:sz w:val="24"/>
+              </w:rPr>
+              <w:t>, Psychometrics, SFA/CRM</w:t>
+            </w:r>
+          </w:p>
+        </w:tc>
+      </w:tr>
+      <w:tr>
+        <w:trPr>
+          <w:cantSplit/>
+          <w:trHeight w:val="737"/>
+        </w:trPr>
+        <w:tc>
+          <w:tcPr>
+            <w:tcW w:w="5086" w:type="dxa"/>
+            <w:vAlign w:val="center"/>
+          </w:tcPr>
+          <w:p>
+            <w:pPr>
+              <w:spacing w:after="0" w:line="360" w:lineRule="auto"/>
+              <w:ind w:left="-113"/>
+              <w:jc w:val="right"/>
+              <w:rPr>
+                <w:b/>
+                <w:sz w:val="24"/>
+              </w:rPr>
+            </w:pPr>
+            <w:r>
+              <w:rPr>
+                <w:b/>
+                <w:sz w:val="24"/>
+              </w:rPr>
+              <w:t>Frontend</w:t>
+            </w:r>
+          </w:p>
+        </w:tc>
+        <w:tc>
+          <w:tcPr>
+            <w:tcW w:w="5087" w:type="dxa"/>
+            <w:vAlign w:val="center"/>
+          </w:tcPr>
+          <w:p>
+            <w:pPr>
+              <w:spacing w:after="240" w:line="360" w:lineRule="auto"/>
+              <w:rPr>
+                <w:sz w:val="24"/>
+              </w:rPr>
+            </w:pPr>
+            <w:r>
+              <w:rPr>
+                <w:sz w:val="24"/>
+              </w:rPr>
+              <w:t xml:space="preserve">Angular, Type Script, Java Script jQuery, Html, CSS, Material, </w:t>
+            </w:r>
+            <w:proofErr w:type="spellStart"/>
+            <w:r>
+              <w:rPr>
+                <w:sz w:val="24"/>
+              </w:rPr>
+              <w:t>PrimeNG</w:t>
+            </w:r>
+            <w:proofErr w:type="spellEnd"/>
+            <w:r>
+              <w:rPr>
+                <w:sz w:val="24"/>
+              </w:rPr>
+              <w:t xml:space="preserve">, </w:t>
+            </w:r>
+            <w:proofErr w:type="spellStart"/>
+            <w:r>
+              <w:rPr>
+                <w:sz w:val="24"/>
+              </w:rPr>
+              <w:t>NgRx</w:t>
+            </w:r>
+            <w:proofErr w:type="spellEnd"/>
+            <w:r>
+              <w:rPr>
+                <w:sz w:val="24"/>
+              </w:rPr>
+              <w:t>, Blazor</w:t>
             </w:r>
           </w:p>
         </w:tc>
@@ -142,7 +264,7 @@
                 <w:b/>
                 <w:sz w:val="24"/>
               </w:rPr>
-              <w:t>Programming languages and frameworks</w:t>
+              <w:t>Backend/Languages</w:t>
             </w:r>
           </w:p>
         </w:tc>
@@ -162,63 +284,7 @@
               <w:rPr>
                 <w:sz w:val="24"/>
               </w:rPr>
-              <w:t xml:space="preserve">C#, .Net Framework (4.7), .Net (6 - 10), Azure, Angular, TypeScript, </w:t>
-            </w:r>
-            <w:proofErr w:type="spellStart"/>
-            <w:r>
-              <w:rPr>
-                <w:sz w:val="24"/>
-              </w:rPr>
-              <w:t>RxJs</w:t>
-            </w:r>
-            <w:proofErr w:type="spellEnd"/>
-            <w:r>
-              <w:rPr>
-                <w:sz w:val="24"/>
-              </w:rPr>
-              <w:t xml:space="preserve">, </w:t>
-            </w:r>
-            <w:proofErr w:type="spellStart"/>
-            <w:r>
-              <w:rPr>
-                <w:sz w:val="24"/>
-              </w:rPr>
-              <w:t>NgRx</w:t>
-            </w:r>
-            <w:proofErr w:type="spellEnd"/>
-            <w:r>
-              <w:rPr>
-                <w:sz w:val="24"/>
-              </w:rPr>
-              <w:t xml:space="preserve">, Angular CLI, Material Design, </w:t>
-            </w:r>
-            <w:proofErr w:type="spellStart"/>
-            <w:r>
-              <w:rPr>
-                <w:sz w:val="24"/>
-              </w:rPr>
-              <w:t>PrimeNG</w:t>
-            </w:r>
-            <w:proofErr w:type="spellEnd"/>
-            <w:r>
-              <w:rPr>
-                <w:sz w:val="24"/>
-              </w:rPr>
-              <w:t xml:space="preserve">, Nebular, ng-bootstrap, JavaScript jQuery, JSON, HTML, XML, CSS/SCSS, </w:t>
-            </w:r>
-          </w:p>
-          <w:p>
-            <w:pPr>
-              <w:spacing w:after="0" w:line="360" w:lineRule="auto"/>
-              <w:rPr>
-                <w:sz w:val="24"/>
-              </w:rPr>
-            </w:pPr>
-            <w:r>
-              <w:rPr>
-                <w:sz w:val="24"/>
-              </w:rPr>
-              <w:t xml:space="preserve">Blazor, </w:t>
+              <w:t xml:space="preserve">C#, .Net Framework 4.8, .Net 10, ASP.NET, ASP.Net, Entity Framework, Dapper, </w:t>
             </w:r>
             <w:proofErr w:type="spellStart"/>
             <w:r>
@@ -232,47 +298,7 @@
               <w:rPr>
                 <w:sz w:val="24"/>
               </w:rPr>
-              <w:t xml:space="preserve">, </w:t>
-            </w:r>
-            <w:proofErr w:type="spellStart"/>
-            <w:r>
-              <w:rPr>
-                <w:sz w:val="24"/>
-              </w:rPr>
-              <w:t>MediatR</w:t>
-            </w:r>
-            <w:proofErr w:type="spellEnd"/>
-            <w:r>
-              <w:rPr>
-                <w:sz w:val="24"/>
-              </w:rPr>
-              <w:t>, Graph API, Share</w:t>
-            </w:r>
-            <w:r>
-              <w:rPr>
-                <w:sz w:val="24"/>
-              </w:rPr>
-              <w:t>P</w:t>
-            </w:r>
-            <w:r>
-              <w:rPr>
-                <w:sz w:val="24"/>
-              </w:rPr>
-              <w:t xml:space="preserve">oint, </w:t>
-            </w:r>
-            <w:proofErr w:type="spellStart"/>
-            <w:r>
-              <w:rPr>
-                <w:sz w:val="24"/>
-              </w:rPr>
-              <w:t>OpenXML</w:t>
-            </w:r>
-            <w:proofErr w:type="spellEnd"/>
-            <w:r>
-              <w:rPr>
-                <w:sz w:val="24"/>
-              </w:rPr>
-              <w:t>, Terraform,</w:t>
+              <w:t>, Open XML, JSON</w:t>
             </w:r>
           </w:p>
         </w:tc>
@@ -302,8 +328,17 @@
                 <w:b/>
                 <w:sz w:val="24"/>
               </w:rPr>
-              <w:t>Cloud Solutions</w:t>
+              <w:t>Cloud/</w:t>
             </w:r>
+            <w:proofErr w:type="spellStart"/>
+            <w:r>
+              <w:rPr>
+                <w:b/>
+                <w:sz w:val="24"/>
+              </w:rPr>
+              <w:t>Devops</w:t>
+            </w:r>
+            <w:proofErr w:type="spellEnd"/>
           </w:p>
         </w:tc>
         <w:tc>
@@ -322,16 +357,61 @@
               <w:rPr>
                 <w:sz w:val="24"/>
               </w:rPr>
-              <w:t xml:space="preserve">Azure: </w:t>
+              <w:t xml:space="preserve">Entra AD, App Service, Function App, Container App, App Insights, Front Door, APIM, Data Factory, Azure SQL, Azure Table, Service Bus, </w:t>
+            </w:r>
+            <w:proofErr w:type="spellStart"/>
+            <w:r>
+              <w:rPr>
+                <w:sz w:val="24"/>
+              </w:rPr>
+              <w:t>VNet</w:t>
+            </w:r>
+            <w:proofErr w:type="spellEnd"/>
+            <w:r>
+              <w:rPr>
+                <w:sz w:val="24"/>
+              </w:rPr>
+              <w:t xml:space="preserve">, Key Vault, Az </w:t>
+            </w:r>
+            <w:proofErr w:type="spellStart"/>
+            <w:r>
+              <w:rPr>
+                <w:sz w:val="24"/>
+              </w:rPr>
+              <w:t>Devops</w:t>
+            </w:r>
+            <w:proofErr w:type="spellEnd"/>
+            <w:r>
+              <w:rPr>
+                <w:sz w:val="24"/>
+              </w:rPr>
+              <w:t>, Terraform</w:t>
             </w:r>
             <w:r>
               <w:rPr>
-                <w:rFonts w:cs="Calibri"/>
                 <w:sz w:val="24"/>
-                <w:szCs w:val="24"/>
-                <w:lang w:val="en-GB"/>
               </w:rPr>
-              <w:t>Data Factory, Key Vault, App Service (+ slots), Function App, Logic App, SQL Server, Storage (Blobs/Tables/Queues), Virtual Machine, Entra AD, Service Bus, APIM, Front Door, VNET integration, App Insights, Arm Templates</w:t>
+              <w:t>, ARM Template</w:t>
+            </w:r>
+            <w:r>
+              <w:rPr>
+                <w:sz w:val="24"/>
+              </w:rPr>
+              <w:t xml:space="preserve">, CI/CD, Graph API, </w:t>
+            </w:r>
+            <w:proofErr w:type="spellStart"/>
+            <w:r>
+              <w:rPr>
+                <w:sz w:val="24"/>
+              </w:rPr>
+              <w:t>Sharepoint</w:t>
+            </w:r>
+            <w:proofErr w:type="spellEnd"/>
+            <w:r>
+              <w:rPr>
+                <w:sz w:val="24"/>
+              </w:rPr>
+              <w:t xml:space="preserve"> Online, New Relic</w:t>
             </w:r>
           </w:p>
         </w:tc>
@@ -362,7 +442,7 @@
                 <w:b/>
                 <w:sz w:val="24"/>
               </w:rPr>
-              <w:t>Databases</w:t>
+              <w:t>Data/Storage</w:t>
             </w:r>
           </w:p>
         </w:tc>
@@ -382,7 +462,7 @@
               <w:rPr>
                 <w:sz w:val="24"/>
               </w:rPr>
-              <w:t>MSSQL Azure DB, Azure Storage (</w:t>
+              <w:t xml:space="preserve">MS SQL, </w:t>
             </w:r>
             <w:proofErr w:type="spellStart"/>
             <w:r>
@@ -396,7 +476,7 @@
               <w:rPr>
                 <w:sz w:val="24"/>
               </w:rPr>
-              <w:t>), DB2, Snowflake</w:t>
+              <w:t>, Snowflake, Blobs</w:t>
             </w:r>
           </w:p>
         </w:tc>
@@ -428,7 +508,7 @@
                 <w:sz w:val="24"/>
               </w:rPr>
               <w:lastRenderedPageBreak/>
-              <w:t>Patterns</w:t>
+              <w:t>Architecture/Patterns</w:t>
             </w:r>
           </w:p>
         </w:tc>
@@ -448,25 +528,7 @@
               <w:rPr>
                 <w:sz w:val="24"/>
               </w:rPr>
-              <w:t xml:space="preserve">Event-Drive Architecture, Rest API, Data migration, DDD, SPA with Angular, Mediator, CQRS, </w:t>
-            </w:r>
-            <w:r>
-              <w:rPr>
-                <w:sz w:val="24"/>
-              </w:rPr>
-              <w:t>SOLID, KISS</w:t>
-            </w:r>
-            <w:r>
-              <w:rPr>
-                <w:sz w:val="24"/>
-              </w:rPr>
-              <w:t>, Clean</w:t>
-            </w:r>
-            <w:r>
-              <w:rPr>
-                <w:sz w:val="24"/>
-              </w:rPr>
-              <w:t>/N-tier Architecture, Microservices, etc. etc.</w:t>
+              <w:t>Event-Driven, Rest API, DDD, SPA, SOLID, KISS, DRY, YAGNI, Micro-services, Clean Architecture, N-layer Architecture, SOA, Containers, CQRS, Mediator</w:t>
             </w:r>
           </w:p>
         </w:tc>
@@ -489,6 +551,126 @@
               <w:rPr>
                 <w:b/>
                 <w:color w:val="595959"/>
+                <w:sz w:val="24"/>
+              </w:rPr>
+            </w:pPr>
+            <w:r>
+              <w:rPr>
+                <w:b/>
+                <w:sz w:val="24"/>
+              </w:rPr>
+              <w:t>AI/Testing</w:t>
+            </w:r>
+          </w:p>
+        </w:tc>
+        <w:tc>
+          <w:tcPr>
+            <w:tcW w:w="5087" w:type="dxa"/>
+            <w:vAlign w:val="center"/>
+          </w:tcPr>
+          <w:p>
+            <w:pPr>
+              <w:numPr>
+                <w:ilvl w:val="0"/>
+                <w:numId w:val="1"/>
+              </w:numPr>
+              <w:tabs>
+                <w:tab w:val="clear" w:pos="0"/>
+              </w:tabs>
+              <w:spacing w:after="0" w:line="360" w:lineRule="auto"/>
+              <w:rPr>
+                <w:sz w:val="24"/>
+              </w:rPr>
+            </w:pPr>
+            <w:r>
+              <w:rPr>
+                <w:sz w:val="24"/>
+                <w:lang w:val="en-GB"/>
+              </w:rPr>
+              <w:t>Claude</w:t>
+            </w:r>
+            <w:r>
+              <w:rPr>
+                <w:sz w:val="24"/>
+                <w:lang w:val="en-GB"/>
+              </w:rPr>
+              <w:t xml:space="preserve">, </w:t>
+            </w:r>
+            <w:r>
+              <w:rPr>
+                <w:sz w:val="24"/>
+                <w:lang w:val="en-GB"/>
+              </w:rPr>
+              <w:t>Antigravity</w:t>
+            </w:r>
+            <w:r>
+              <w:rPr>
+                <w:sz w:val="24"/>
+                <w:lang w:val="en-GB"/>
+              </w:rPr>
+              <w:t xml:space="preserve">, </w:t>
+            </w:r>
+            <w:proofErr w:type="spellStart"/>
+            <w:r>
+              <w:rPr>
+                <w:sz w:val="24"/>
+                <w:lang w:val="en-GB"/>
+              </w:rPr>
+              <w:t>xUnit</w:t>
+            </w:r>
+            <w:proofErr w:type="spellEnd"/>
+            <w:r>
+              <w:rPr>
+                <w:sz w:val="24"/>
+                <w:lang w:val="en-GB"/>
+              </w:rPr>
+              <w:t xml:space="preserve">, </w:t>
+            </w:r>
+            <w:proofErr w:type="spellStart"/>
+            <w:r>
+              <w:rPr>
+                <w:sz w:val="24"/>
+                <w:lang w:val="en-GB"/>
+              </w:rPr>
+              <w:t>AutoFixture</w:t>
+            </w:r>
+            <w:proofErr w:type="spellEnd"/>
+            <w:r>
+              <w:rPr>
+                <w:sz w:val="24"/>
+                <w:lang w:val="en-GB"/>
+              </w:rPr>
+              <w:t xml:space="preserve">, </w:t>
+            </w:r>
+            <w:proofErr w:type="spellStart"/>
+            <w:r>
+              <w:rPr>
+                <w:sz w:val="24"/>
+                <w:lang w:val="en-GB"/>
+              </w:rPr>
+              <w:t>Moq</w:t>
+            </w:r>
+            <w:proofErr w:type="spellEnd"/>
+          </w:p>
+        </w:tc>
+      </w:tr>
+      <w:tr>
+        <w:trPr>
+          <w:cantSplit/>
+          <w:trHeight w:val="737"/>
+        </w:trPr>
+        <w:tc>
+          <w:tcPr>
+            <w:tcW w:w="5086" w:type="dxa"/>
+            <w:vAlign w:val="center"/>
+          </w:tcPr>
+          <w:p>
+            <w:pPr>
+              <w:spacing w:after="0" w:line="360" w:lineRule="auto"/>
+              <w:ind w:left="-113"/>
+              <w:jc w:val="right"/>
+              <w:rPr>
+                <w:b/>
                 <w:sz w:val="24"/>
               </w:rPr>
             </w:pPr>
@@ -619,7 +801,7 @@
               <w:rPr>
                 <w:sz w:val="24"/>
               </w:rPr>
-              <w:t>Jira, Azure DevOps, Customer dedicated tools</w:t>
+              <w:t>Jira, Azure DevOps</w:t>
             </w:r>
           </w:p>
         </w:tc>
@@ -650,7 +832,7 @@
                 <w:b/>
                 <w:sz w:val="24"/>
               </w:rPr>
-              <w:t>Tools for software building and testing</w:t>
+              <w:t>Tools</w:t>
             </w:r>
           </w:p>
         </w:tc>
@@ -670,72 +852,17 @@
               <w:rPr>
                 <w:sz w:val="24"/>
               </w:rPr>
-              <w:t>Visual Studio, Visual Studio Code, SQL Server Management Studio, Microsoft Azure Storage Explorer</w:t>
+              <w:t xml:space="preserve">Visual Studio, Visual Studio Code, SQL Server Management Studio, SQL Profiler, Microsoft Azure Storage Explorer, </w:t>
+            </w:r>
+            <w:r>
+              <w:rPr>
+                <w:sz w:val="24"/>
+              </w:rPr>
+              <w:t>Postman, Git Extension, Notepad++</w:t>
             </w:r>
           </w:p>
         </w:tc>
       </w:tr>
-      <w:tr>
-        <w:trPr>
-          <w:cantSplit/>
-          <w:trHeight w:val="737"/>
-        </w:trPr>
-        <w:tc>
-          <w:tcPr>
-            <w:tcW w:w="5086" w:type="dxa"/>
-            <w:vAlign w:val="center"/>
-          </w:tcPr>
-          <w:p>
-            <w:pPr>
-              <w:spacing w:after="0" w:line="360" w:lineRule="auto"/>
-              <w:ind w:left="-113"/>
-              <w:jc w:val="right"/>
-              <w:rPr>
-                <w:b/>
-                <w:color w:val="595959"/>
-                <w:sz w:val="24"/>
-              </w:rPr>
-            </w:pPr>
-            <w:r>
-              <w:rPr>
-                <w:b/>
-                <w:sz w:val="24"/>
-              </w:rPr>
-              <w:t>Other tools</w:t>
-            </w:r>
-          </w:p>
-        </w:tc>
-        <w:tc>
-          <w:tcPr>
-            <w:tcW w:w="5087" w:type="dxa"/>
-            <w:vAlign w:val="center"/>
-          </w:tcPr>
-          <w:p>
-            <w:pPr>
-              <w:spacing w:after="0" w:line="360" w:lineRule="auto"/>
-              <w:rPr>
-                <w:sz w:val="24"/>
-              </w:rPr>
-            </w:pPr>
-            <w:bookmarkStart w:id="0" w:name="_heading=h.gjdgxs"/>
-            <w:bookmarkEnd w:id="0"/>
-            <w:r>
-              <w:rPr>
-                <w:sz w:val="24"/>
-              </w:rPr>
-              <w:t xml:space="preserve">Postman, Git Extension, Notepad++, internet browser </w:t>
-            </w:r>
-            <w:proofErr w:type="spellStart"/>
-            <w:r>
-              <w:rPr>
-                <w:sz w:val="24"/>
-              </w:rPr>
-              <w:t>DevTools</w:t>
-            </w:r>
-            <w:proofErr w:type="spellEnd"/>
-          </w:p>
-        </w:tc>
-      </w:tr>
     </w:tbl>
     <w:p>
       <w:pPr>
@@ -904,8 +1031,18 @@
           <w:u w:val="single"/>
         </w:rPr>
         <w:tab/>
+      </w:r>
+      <w:proofErr w:type="gramStart"/>
+      <w:r>
+        <w:rPr>
+          <w:color w:val="262626"/>
+          <w:sz w:val="26"/>
+          <w:szCs w:val="26"/>
+          <w:u w:val="single"/>
+        </w:rPr>
         <w:t>3  months</w:t>
       </w:r>
+      <w:proofErr w:type="gramEnd"/>
     </w:p>
     <w:p>
       <w:pPr>
@@ -998,7 +1135,14 @@
           <w:color w:val="262626"/>
           <w:sz w:val="24"/>
         </w:rPr>
-        <w:t xml:space="preserve">Resolving technical and software issues related to customers’ internet access </w:t>
+        <w:t>Fixing technical and software issues with customers' internet access</w:t>
+      </w:r>
+      <w:r>
+        <w:rPr>
+          <w:color w:val="262626"/>
+          <w:sz w:val="24"/>
+        </w:rPr>
+        <w:t xml:space="preserve"> </w:t>
       </w:r>
     </w:p>
     <w:p>
@@ -1173,6 +1317,8 @@
       </w:r>
       <w:r>
         <w:rPr>
+          <w:b/>
+          <w:bCs/>
           <w:color w:val="262626"/>
           <w:sz w:val="24"/>
           <w:u w:val="single"/>
@@ -1217,7 +1363,7 @@
           <w:szCs w:val="24"/>
           <w:lang w:val="en-GB"/>
         </w:rPr>
-        <w:t xml:space="preserve">Implementation of the </w:t>
+        <w:t xml:space="preserve">Implementing the </w:t>
       </w:r>
       <w:proofErr w:type="spellStart"/>
       <w:r>
@@ -1237,35 +1383,28 @@
           <w:szCs w:val="24"/>
           <w:lang w:val="en-GB"/>
         </w:rPr>
-        <w:t xml:space="preserve"> System (main transactional system) for PKO BP S.A</w:t>
-      </w:r>
-      <w:r>
-        <w:rPr>
-          <w:color w:val="262626"/>
-          <w:sz w:val="24"/>
-        </w:rPr>
-        <w:t>.</w:t>
-      </w:r>
-    </w:p>
-    <w:p>
-      <w:pPr>
-        <w:numPr>
-          <w:ilvl w:val="0"/>
-          <w:numId w:val="3"/>
-        </w:numPr>
-        <w:spacing w:after="0" w:line="360" w:lineRule="auto"/>
-        <w:jc w:val="both"/>
-        <w:rPr>
-          <w:color w:val="262626"/>
-          <w:sz w:val="24"/>
-        </w:rPr>
-      </w:pPr>
-      <w:r>
-        <w:rPr>
-          <w:color w:val="262626"/>
-          <w:sz w:val="24"/>
-        </w:rPr>
-        <w:t>Business Partner: PKO BP S.A. (Polish bank)</w:t>
+        <w:t xml:space="preserve"> system (main transactional system) for PKO BP S.A.</w:t>
+      </w:r>
+    </w:p>
+    <w:p>
+      <w:pPr>
+        <w:numPr>
+          <w:ilvl w:val="0"/>
+          <w:numId w:val="3"/>
+        </w:numPr>
+        <w:spacing w:after="0" w:line="360" w:lineRule="auto"/>
+        <w:jc w:val="both"/>
+        <w:rPr>
+          <w:color w:val="262626"/>
+          <w:sz w:val="24"/>
+        </w:rPr>
+      </w:pPr>
+      <w:r>
+        <w:rPr>
+          <w:color w:val="262626"/>
+          <w:sz w:val="24"/>
+        </w:rPr>
+        <w:t>Business partner: PKO BP S.A., a Polish bank</w:t>
       </w:r>
     </w:p>
     <w:p>
@@ -1305,57 +1444,66 @@
           <w:szCs w:val="24"/>
           <w:lang w:val="en-GB"/>
         </w:rPr>
-        <w:t>Designing: High Level (business) and Data Designs (technical)</w:t>
-      </w:r>
-    </w:p>
-    <w:p>
-      <w:pPr>
-        <w:numPr>
-          <w:ilvl w:val="0"/>
-          <w:numId w:val="3"/>
-        </w:numPr>
-        <w:spacing w:after="0" w:line="360" w:lineRule="auto"/>
-        <w:jc w:val="both"/>
-        <w:rPr>
-          <w:rFonts w:cs="Calibri"/>
-          <w:sz w:val="24"/>
-          <w:szCs w:val="24"/>
-          <w:lang w:val="en-GB"/>
-        </w:rPr>
-      </w:pPr>
-      <w:r>
-        <w:rPr>
-          <w:rFonts w:cs="Calibri"/>
-          <w:sz w:val="24"/>
-          <w:szCs w:val="24"/>
-          <w:lang w:val="en-GB"/>
-        </w:rPr>
-        <w:t>Software development (JCL, Cobol, DB2)</w:t>
-      </w:r>
-    </w:p>
-    <w:p>
-      <w:pPr>
-        <w:numPr>
-          <w:ilvl w:val="0"/>
-          <w:numId w:val="3"/>
-        </w:numPr>
-        <w:spacing w:after="0" w:line="360" w:lineRule="auto"/>
-        <w:jc w:val="both"/>
-        <w:rPr>
-          <w:rFonts w:cs="Calibri"/>
-          <w:sz w:val="24"/>
-          <w:szCs w:val="24"/>
-          <w:lang w:val="en-GB"/>
-        </w:rPr>
-      </w:pPr>
-      <w:r>
-        <w:rPr>
-          <w:rFonts w:cs="Calibri"/>
-          <w:sz w:val="24"/>
-          <w:szCs w:val="24"/>
-          <w:lang w:val="en-GB"/>
-        </w:rPr>
-        <w:t>Document management (MS SharePoint)</w:t>
+        <w:t>Creating high-level (business) and data (technical) designs</w:t>
+      </w:r>
+    </w:p>
+    <w:p>
+      <w:pPr>
+        <w:numPr>
+          <w:ilvl w:val="0"/>
+          <w:numId w:val="3"/>
+        </w:numPr>
+        <w:spacing w:after="0" w:line="360" w:lineRule="auto"/>
+        <w:jc w:val="both"/>
+        <w:rPr>
+          <w:rFonts w:cs="Calibri"/>
+          <w:sz w:val="24"/>
+          <w:szCs w:val="24"/>
+          <w:lang w:val="en-GB"/>
+        </w:rPr>
+      </w:pPr>
+      <w:r>
+        <w:rPr>
+          <w:rFonts w:cs="Calibri"/>
+          <w:sz w:val="24"/>
+          <w:szCs w:val="24"/>
+          <w:lang w:val="en-GB"/>
+        </w:rPr>
+        <w:t>Developing software (JCL, COBOL, DB2</w:t>
+      </w:r>
+      <w:r>
+        <w:rPr>
+          <w:rFonts w:cs="Calibri"/>
+          <w:sz w:val="24"/>
+          <w:szCs w:val="24"/>
+          <w:lang w:val="en-GB"/>
+        </w:rPr>
+        <w:t>)</w:t>
+      </w:r>
+    </w:p>
+    <w:p>
+      <w:pPr>
+        <w:numPr>
+          <w:ilvl w:val="0"/>
+          <w:numId w:val="3"/>
+        </w:numPr>
+        <w:spacing w:after="0" w:line="360" w:lineRule="auto"/>
+        <w:jc w:val="both"/>
+        <w:rPr>
+          <w:rFonts w:cs="Calibri"/>
+          <w:sz w:val="24"/>
+          <w:szCs w:val="24"/>
+          <w:lang w:val="en-GB"/>
+        </w:rPr>
+      </w:pPr>
+      <w:r>
+        <w:rPr>
+          <w:rFonts w:cs="Calibri"/>
+          <w:sz w:val="24"/>
+          <w:szCs w:val="24"/>
+          <w:lang w:val="en-GB"/>
+        </w:rPr>
+        <w:t>Managing documents (Microsoft SharePoint)</w:t>
       </w:r>
     </w:p>
     <w:p>
@@ -1405,7 +1553,7 @@
           <w:szCs w:val="24"/>
           <w:lang w:val="en-GB"/>
         </w:rPr>
-        <w:t>Adjusting Application and DB Performance</w:t>
+        <w:t>Tuning application and database performance</w:t>
       </w:r>
     </w:p>
     <w:p>
@@ -1599,6 +1747,8 @@
       </w:r>
       <w:r>
         <w:rPr>
+          <w:b/>
+          <w:bCs/>
           <w:color w:val="262626"/>
           <w:sz w:val="24"/>
           <w:u w:val="single"/>
@@ -1638,60 +1788,45 @@
       </w:pPr>
       <w:r>
         <w:rPr>
-          <w:rFonts w:cs="Calibri"/>
-          <w:sz w:val="24"/>
-          <w:szCs w:val="24"/>
-          <w:lang w:val="en-GB"/>
-        </w:rPr>
-        <w:t>Development of Invoice Factoring Application</w:t>
-      </w:r>
-    </w:p>
-    <w:p>
-      <w:pPr>
-        <w:numPr>
-          <w:ilvl w:val="0"/>
-          <w:numId w:val="3"/>
-        </w:numPr>
-        <w:spacing w:after="0" w:line="360" w:lineRule="auto"/>
-        <w:jc w:val="both"/>
-        <w:rPr>
-          <w:color w:val="262626"/>
-          <w:sz w:val="24"/>
-        </w:rPr>
-      </w:pPr>
-      <w:r>
-        <w:rPr>
-          <w:color w:val="262626"/>
-          <w:sz w:val="24"/>
-        </w:rPr>
-        <w:t xml:space="preserve">Business Partners: </w:t>
-      </w:r>
-      <w:r>
-        <w:rPr>
-          <w:rFonts w:cs="Calibri"/>
-          <w:sz w:val="24"/>
-          <w:szCs w:val="24"/>
-          <w:lang w:val="en-GB"/>
-        </w:rPr>
-        <w:t xml:space="preserve">Millennium Bank, BOŚ, BPS, Deutsche Bank, Raiffeisen Bank, </w:t>
+          <w:color w:val="262626"/>
+          <w:sz w:val="24"/>
+        </w:rPr>
+        <w:t>Developing an invoice factoring application</w:t>
+      </w:r>
+    </w:p>
+    <w:p>
+      <w:pPr>
+        <w:numPr>
+          <w:ilvl w:val="0"/>
+          <w:numId w:val="3"/>
+        </w:numPr>
+        <w:spacing w:after="0" w:line="360" w:lineRule="auto"/>
+        <w:jc w:val="both"/>
+        <w:rPr>
+          <w:color w:val="262626"/>
+          <w:sz w:val="24"/>
+        </w:rPr>
+      </w:pPr>
+      <w:r>
+        <w:rPr>
+          <w:color w:val="262626"/>
+          <w:sz w:val="24"/>
+        </w:rPr>
+        <w:t xml:space="preserve">Business partners: Millennium Bank, BOŚ, BPS, Deutsche Bank, Raiffeisen Bank, </w:t>
       </w:r>
       <w:proofErr w:type="spellStart"/>
       <w:r>
         <w:rPr>
-          <w:rFonts w:cs="Calibri"/>
-          <w:sz w:val="24"/>
-          <w:szCs w:val="24"/>
-          <w:lang w:val="en-GB"/>
+          <w:color w:val="262626"/>
+          <w:sz w:val="24"/>
         </w:rPr>
         <w:t>Pekao</w:t>
       </w:r>
       <w:proofErr w:type="spellEnd"/>
       <w:r>
         <w:rPr>
-          <w:rFonts w:cs="Calibri"/>
-          <w:sz w:val="24"/>
-          <w:szCs w:val="24"/>
-          <w:lang w:val="en-GB"/>
+          <w:color w:val="262626"/>
+          <w:sz w:val="24"/>
         </w:rPr>
         <w:t xml:space="preserve"> S.A.</w:t>
       </w:r>
@@ -1733,7 +1868,7 @@
           <w:szCs w:val="24"/>
           <w:lang w:val="en-GB"/>
         </w:rPr>
-        <w:t>Software development (PowerBuilder 10, MSSQL)</w:t>
+        <w:t>Developing software (PowerBuilder 10, MS SQL)</w:t>
       </w:r>
     </w:p>
     <w:p>
@@ -1833,32 +1968,32 @@
           <w:szCs w:val="24"/>
           <w:lang w:val="en-GB"/>
         </w:rPr>
-        <w:t>Maintenance of existing code</w:t>
-      </w:r>
-    </w:p>
-    <w:p>
-      <w:pPr>
-        <w:numPr>
-          <w:ilvl w:val="0"/>
-          <w:numId w:val="3"/>
-        </w:numPr>
-        <w:spacing w:after="0" w:line="360" w:lineRule="auto"/>
-        <w:jc w:val="both"/>
-        <w:rPr>
-          <w:rFonts w:cs="Calibri"/>
-          <w:sz w:val="24"/>
-          <w:szCs w:val="24"/>
-          <w:lang w:val="en-GB"/>
-        </w:rPr>
-      </w:pPr>
-      <w:r>
-        <w:rPr>
-          <w:rFonts w:cs="Calibri"/>
-          <w:sz w:val="24"/>
-          <w:szCs w:val="24"/>
-          <w:lang w:val="en-GB"/>
-        </w:rPr>
-        <w:t>Adjusting Application and DB Performance</w:t>
+        <w:t>Maintaining existing code</w:t>
+      </w:r>
+    </w:p>
+    <w:p>
+      <w:pPr>
+        <w:numPr>
+          <w:ilvl w:val="0"/>
+          <w:numId w:val="3"/>
+        </w:numPr>
+        <w:spacing w:after="0" w:line="360" w:lineRule="auto"/>
+        <w:jc w:val="both"/>
+        <w:rPr>
+          <w:rFonts w:cs="Calibri"/>
+          <w:sz w:val="24"/>
+          <w:szCs w:val="24"/>
+          <w:lang w:val="en-GB"/>
+        </w:rPr>
+      </w:pPr>
+      <w:r>
+        <w:rPr>
+          <w:rFonts w:cs="Calibri"/>
+          <w:sz w:val="24"/>
+          <w:szCs w:val="24"/>
+          <w:lang w:val="en-GB"/>
+        </w:rPr>
+        <w:t>Tuning application and database performance</w:t>
       </w:r>
     </w:p>
     <w:p>
@@ -1917,12 +2052,16 @@
         <w:spacing w:before="160"/>
         <w:ind w:left="-113"/>
         <w:rPr>
-          <w:color w:val="262626"/>
-          <w:sz w:val="24"/>
-        </w:rPr>
-      </w:pPr>
-      <w:r>
-        <w:rPr>
+          <w:b/>
+          <w:bCs/>
+          <w:color w:val="262626"/>
+          <w:sz w:val="24"/>
+        </w:rPr>
+      </w:pPr>
+      <w:r>
+        <w:rPr>
+          <w:b/>
+          <w:bCs/>
           <w:color w:val="262626"/>
           <w:sz w:val="24"/>
           <w:u w:val="single"/>
@@ -1962,53 +2101,45 @@
       </w:pPr>
       <w:r>
         <w:rPr>
-          <w:rFonts w:cs="Calibri"/>
-          <w:sz w:val="24"/>
-          <w:szCs w:val="24"/>
-          <w:lang w:val="en-GB"/>
-        </w:rPr>
-        <w:t xml:space="preserve">Development of SFA/CRM application </w:t>
-      </w:r>
-    </w:p>
-    <w:p>
-      <w:pPr>
-        <w:numPr>
-          <w:ilvl w:val="0"/>
-          <w:numId w:val="3"/>
-        </w:numPr>
-        <w:spacing w:after="0" w:line="360" w:lineRule="auto"/>
-        <w:jc w:val="both"/>
-        <w:rPr>
-          <w:color w:val="262626"/>
-          <w:sz w:val="24"/>
-        </w:rPr>
-      </w:pPr>
-      <w:r>
-        <w:rPr>
-          <w:rFonts w:cs="Calibri"/>
-          <w:sz w:val="24"/>
-          <w:szCs w:val="24"/>
-          <w:lang w:val="en-GB"/>
-        </w:rPr>
-        <w:t xml:space="preserve">Business Partners: Nestle, Mondelez International, Lotte Wedel, Tchibo, </w:t>
+          <w:color w:val="262626"/>
+          <w:sz w:val="24"/>
+        </w:rPr>
+        <w:t>Developing an SFA/CRM application</w:t>
+      </w:r>
+    </w:p>
+    <w:p>
+      <w:pPr>
+        <w:numPr>
+          <w:ilvl w:val="0"/>
+          <w:numId w:val="3"/>
+        </w:numPr>
+        <w:spacing w:after="0" w:line="360" w:lineRule="auto"/>
+        <w:jc w:val="both"/>
+        <w:rPr>
+          <w:color w:val="262626"/>
+          <w:sz w:val="24"/>
+        </w:rPr>
+      </w:pPr>
+      <w:r>
+        <w:rPr>
+          <w:color w:val="262626"/>
+          <w:sz w:val="24"/>
+        </w:rPr>
+        <w:t xml:space="preserve">Business partners: Nestlé, Mondelez International, Lotte Wedel, Tchibo, </w:t>
       </w:r>
       <w:proofErr w:type="spellStart"/>
       <w:r>
         <w:rPr>
-          <w:rFonts w:cs="Calibri"/>
-          <w:sz w:val="24"/>
-          <w:szCs w:val="24"/>
-          <w:lang w:val="en-GB"/>
+          <w:color w:val="262626"/>
+          <w:sz w:val="24"/>
         </w:rPr>
         <w:t>Hortex</w:t>
       </w:r>
       <w:proofErr w:type="spellEnd"/>
       <w:r>
         <w:rPr>
-          <w:rFonts w:cs="Calibri"/>
-          <w:sz w:val="24"/>
-          <w:szCs w:val="24"/>
-          <w:lang w:val="en-GB"/>
+          <w:color w:val="262626"/>
+          <w:sz w:val="24"/>
         </w:rPr>
         <w:t xml:space="preserve"> Holding</w:t>
       </w:r>
@@ -2050,7 +2181,7 @@
           <w:szCs w:val="24"/>
           <w:lang w:val="en-GB"/>
         </w:rPr>
-        <w:t>Development of company common platform (</w:t>
+        <w:t>Developing the company's common platform (</w:t>
       </w:r>
       <w:proofErr w:type="spellStart"/>
       <w:r>
@@ -2095,7 +2226,7 @@
           <w:szCs w:val="24"/>
           <w:lang w:val="en-GB"/>
         </w:rPr>
-        <w:t xml:space="preserve">Based on </w:t>
+        <w:t xml:space="preserve">Developing business-specific products based on </w:t>
       </w:r>
       <w:proofErr w:type="spellStart"/>
       <w:r>
@@ -2115,7 +2246,7 @@
           <w:szCs w:val="24"/>
           <w:lang w:val="en-GB"/>
         </w:rPr>
-        <w:t xml:space="preserve"> development of business specific products like Mobile Touch, Invoice Factor</w:t>
+        <w:t>, such as Mobile Touch and Invoice Factor</w:t>
       </w:r>
     </w:p>
     <w:p>
@@ -2165,7 +2296,7 @@
           <w:szCs w:val="24"/>
           <w:lang w:val="en-GB"/>
         </w:rPr>
-        <w:t>Adjusting Application and DB Performance</w:t>
+        <w:t>Tuning application and database performance</w:t>
       </w:r>
     </w:p>
     <w:p>
@@ -2417,6 +2548,8 @@
       <w:proofErr w:type="spellStart"/>
       <w:r>
         <w:rPr>
+          <w:b/>
+          <w:bCs/>
           <w:color w:val="262626"/>
           <w:sz w:val="24"/>
           <w:u w:val="single"/>
@@ -2426,6 +2559,8 @@
       <w:proofErr w:type="spellEnd"/>
       <w:r>
         <w:rPr>
+          <w:b/>
+          <w:bCs/>
           <w:color w:val="262626"/>
           <w:sz w:val="24"/>
           <w:u w:val="single"/>
@@ -2466,22 +2601,18 @@
       <w:proofErr w:type="spellStart"/>
       <w:r>
         <w:rPr>
-          <w:rFonts w:cs="Calibri"/>
-          <w:sz w:val="24"/>
-          <w:szCs w:val="24"/>
-          <w:lang w:val="en-GB"/>
+          <w:color w:val="262626"/>
+          <w:sz w:val="24"/>
         </w:rPr>
         <w:t>ModulGF</w:t>
       </w:r>
       <w:proofErr w:type="spellEnd"/>
       <w:r>
         <w:rPr>
-          <w:rFonts w:cs="Calibri"/>
-          <w:sz w:val="24"/>
-          <w:szCs w:val="24"/>
-          <w:lang w:val="en-GB"/>
-        </w:rPr>
-        <w:t xml:space="preserve"> – tax document registration management</w:t>
+          <w:color w:val="262626"/>
+          <w:sz w:val="24"/>
+        </w:rPr>
+        <w:t xml:space="preserve"> - managing the registration of tax documents</w:t>
       </w:r>
     </w:p>
     <w:p>
@@ -2511,49 +2642,49 @@
           <w:color w:val="262626"/>
           <w:sz w:val="24"/>
         </w:rPr>
-        <w:t xml:space="preserve"> – automation of reference rate computation</w:t>
-      </w:r>
-    </w:p>
-    <w:p>
-      <w:pPr>
-        <w:numPr>
-          <w:ilvl w:val="0"/>
-          <w:numId w:val="3"/>
-        </w:numPr>
-        <w:spacing w:after="0" w:line="360" w:lineRule="auto"/>
-        <w:jc w:val="both"/>
-        <w:rPr>
-          <w:color w:val="262626"/>
-          <w:sz w:val="24"/>
-        </w:rPr>
-      </w:pPr>
-      <w:r>
-        <w:rPr>
-          <w:color w:val="262626"/>
-          <w:sz w:val="24"/>
-        </w:rPr>
-        <w:t>EPU – communication management and integration between Bank and e-Court</w:t>
-      </w:r>
-    </w:p>
-    <w:p>
-      <w:pPr>
-        <w:numPr>
-          <w:ilvl w:val="0"/>
-          <w:numId w:val="3"/>
-        </w:numPr>
-        <w:spacing w:after="0" w:line="360" w:lineRule="auto"/>
-        <w:jc w:val="both"/>
-        <w:rPr>
-          <w:color w:val="262626"/>
-          <w:sz w:val="24"/>
-        </w:rPr>
-      </w:pPr>
-      <w:r>
-        <w:rPr>
-          <w:color w:val="262626"/>
-          <w:sz w:val="24"/>
-        </w:rPr>
-        <w:t>Full Stack development</w:t>
+        <w:t xml:space="preserve"> - automating the calculation of reference rates</w:t>
+      </w:r>
+    </w:p>
+    <w:p>
+      <w:pPr>
+        <w:numPr>
+          <w:ilvl w:val="0"/>
+          <w:numId w:val="3"/>
+        </w:numPr>
+        <w:spacing w:after="0" w:line="360" w:lineRule="auto"/>
+        <w:jc w:val="both"/>
+        <w:rPr>
+          <w:color w:val="262626"/>
+          <w:sz w:val="24"/>
+        </w:rPr>
+      </w:pPr>
+      <w:r>
+        <w:rPr>
+          <w:color w:val="262626"/>
+          <w:sz w:val="24"/>
+        </w:rPr>
+        <w:t>EPU - managing communication and integration between the bank and the e-court</w:t>
+      </w:r>
+    </w:p>
+    <w:p>
+      <w:pPr>
+        <w:numPr>
+          <w:ilvl w:val="0"/>
+          <w:numId w:val="3"/>
+        </w:numPr>
+        <w:spacing w:after="0" w:line="360" w:lineRule="auto"/>
+        <w:jc w:val="both"/>
+        <w:rPr>
+          <w:color w:val="262626"/>
+          <w:sz w:val="24"/>
+        </w:rPr>
+      </w:pPr>
+      <w:r>
+        <w:rPr>
+          <w:color w:val="262626"/>
+          <w:sz w:val="24"/>
+        </w:rPr>
+        <w:t>Full-stack development</w:t>
       </w:r>
     </w:p>
     <w:p>
@@ -2593,7 +2724,7 @@
           <w:szCs w:val="24"/>
           <w:lang w:val="en-GB"/>
         </w:rPr>
-        <w:t>Software development</w:t>
+        <w:t>Developing software</w:t>
       </w:r>
     </w:p>
     <w:p>
@@ -2668,7 +2799,7 @@
           <w:szCs w:val="24"/>
           <w:lang w:val="en-GB"/>
         </w:rPr>
-        <w:t>Maintenance of existing code</w:t>
+        <w:t>Maintaining existing code</w:t>
       </w:r>
     </w:p>
     <w:p>
@@ -2694,7 +2825,7 @@
           <w:lang w:val="en-GB"/>
         </w:rPr>
         <w:lastRenderedPageBreak/>
-        <w:t>Adjusting Application and DB Performance</w:t>
+        <w:t>Tuning application and database performance</w:t>
       </w:r>
     </w:p>
     <w:p>
@@ -2752,12 +2883,16 @@
         <w:spacing w:before="160"/>
         <w:ind w:left="-113"/>
         <w:rPr>
-          <w:color w:val="262626"/>
-          <w:sz w:val="24"/>
-        </w:rPr>
-      </w:pPr>
-      <w:r>
-        <w:rPr>
+          <w:b/>
+          <w:bCs/>
+          <w:color w:val="262626"/>
+          <w:sz w:val="24"/>
+        </w:rPr>
+      </w:pPr>
+      <w:r>
+        <w:rPr>
+          <w:b/>
+          <w:bCs/>
           <w:color w:val="262626"/>
           <w:sz w:val="24"/>
           <w:u w:val="single"/>
@@ -2833,7 +2968,16 @@
           <w:szCs w:val="24"/>
           <w:lang w:val="en-GB"/>
         </w:rPr>
-        <w:t xml:space="preserve"> – electronic service for wholesale petrol and asphalt products</w:t>
+        <w:t xml:space="preserve"> – </w:t>
+      </w:r>
+      <w:r>
+        <w:rPr>
+          <w:rFonts w:cs="Calibri"/>
+          <w:sz w:val="24"/>
+          <w:szCs w:val="24"/>
+          <w:lang w:val="en-GB"/>
+        </w:rPr>
+        <w:t>an online service for the wholesale of petrol and asphalt products</w:t>
       </w:r>
     </w:p>
     <w:p>
@@ -2894,32 +3038,32 @@
           <w:szCs w:val="24"/>
           <w:lang w:val="en-GB"/>
         </w:rPr>
-        <w:t>Software development</w:t>
-      </w:r>
-    </w:p>
-    <w:p>
-      <w:pPr>
-        <w:numPr>
-          <w:ilvl w:val="0"/>
-          <w:numId w:val="3"/>
-        </w:numPr>
-        <w:spacing w:after="0" w:line="360" w:lineRule="auto"/>
-        <w:jc w:val="both"/>
-        <w:rPr>
-          <w:rFonts w:cs="Calibri"/>
-          <w:sz w:val="24"/>
-          <w:szCs w:val="24"/>
-          <w:lang w:val="en-GB"/>
-        </w:rPr>
-      </w:pPr>
-      <w:r>
-        <w:rPr>
-          <w:rFonts w:cs="Calibri"/>
-          <w:sz w:val="24"/>
-          <w:szCs w:val="24"/>
-          <w:lang w:val="en-GB"/>
-        </w:rPr>
-        <w:t>Migrating existing functionalities to new platform</w:t>
+        <w:t>Developing software</w:t>
+      </w:r>
+    </w:p>
+    <w:p>
+      <w:pPr>
+        <w:numPr>
+          <w:ilvl w:val="0"/>
+          <w:numId w:val="3"/>
+        </w:numPr>
+        <w:spacing w:after="0" w:line="360" w:lineRule="auto"/>
+        <w:jc w:val="both"/>
+        <w:rPr>
+          <w:rFonts w:cs="Calibri"/>
+          <w:sz w:val="24"/>
+          <w:szCs w:val="24"/>
+          <w:lang w:val="en-GB"/>
+        </w:rPr>
+      </w:pPr>
+      <w:r>
+        <w:rPr>
+          <w:rFonts w:cs="Calibri"/>
+          <w:sz w:val="24"/>
+          <w:szCs w:val="24"/>
+          <w:lang w:val="en-GB"/>
+        </w:rPr>
+        <w:t>Migrating existing features to the new platform</w:t>
       </w:r>
     </w:p>
     <w:p>
@@ -2969,7 +3113,7 @@
           <w:szCs w:val="24"/>
           <w:lang w:val="en-GB"/>
         </w:rPr>
-        <w:t>Designing new functionalities</w:t>
+        <w:t>Designing new features</w:t>
       </w:r>
     </w:p>
     <w:p>
@@ -3048,12 +3192,16 @@
         <w:spacing w:before="160"/>
         <w:ind w:left="-113"/>
         <w:rPr>
-          <w:color w:val="262626"/>
-          <w:sz w:val="24"/>
-        </w:rPr>
-      </w:pPr>
-      <w:r>
-        <w:rPr>
+          <w:b/>
+          <w:bCs/>
+          <w:color w:val="262626"/>
+          <w:sz w:val="24"/>
+        </w:rPr>
+      </w:pPr>
+      <w:r>
+        <w:rPr>
+          <w:b/>
+          <w:bCs/>
           <w:color w:val="262626"/>
           <w:sz w:val="24"/>
           <w:u w:val="single"/>
@@ -3093,12 +3241,10 @@
       </w:pPr>
       <w:r>
         <w:rPr>
-          <w:rFonts w:cs="Calibri"/>
-          <w:sz w:val="24"/>
-          <w:szCs w:val="24"/>
-          <w:lang w:val="en-GB"/>
-        </w:rPr>
-        <w:t>Supporting customer DEV team</w:t>
+          <w:color w:val="262626"/>
+          <w:sz w:val="24"/>
+        </w:rPr>
+        <w:t>Supporting the customer's development team</w:t>
       </w:r>
     </w:p>
     <w:p>
@@ -3159,7 +3305,7 @@
           <w:szCs w:val="24"/>
           <w:lang w:val="en-GB"/>
         </w:rPr>
-        <w:t>Creating dedicated integration functionalities between customer systems</w:t>
+        <w:t>Creating dedicated integration features between the customer's systems</w:t>
       </w:r>
     </w:p>
     <w:p>
@@ -3265,12 +3411,16 @@
         <w:spacing w:before="160"/>
         <w:ind w:left="-113"/>
         <w:rPr>
-          <w:color w:val="262626"/>
-          <w:sz w:val="24"/>
-        </w:rPr>
-      </w:pPr>
-      <w:r>
-        <w:rPr>
+          <w:b/>
+          <w:bCs/>
+          <w:color w:val="262626"/>
+          <w:sz w:val="24"/>
+        </w:rPr>
+      </w:pPr>
+      <w:r>
+        <w:rPr>
+          <w:b/>
+          <w:bCs/>
           <w:color w:val="262626"/>
           <w:sz w:val="24"/>
           <w:u w:val="single"/>
@@ -3304,118 +3454,125 @@
         <w:spacing w:after="0" w:line="360" w:lineRule="auto"/>
         <w:jc w:val="both"/>
         <w:rPr>
-          <w:rFonts w:cs="Calibri"/>
-          <w:sz w:val="24"/>
-          <w:szCs w:val="24"/>
-          <w:lang w:val="en-GB"/>
-        </w:rPr>
-      </w:pPr>
-      <w:r>
-        <w:rPr>
-          <w:rFonts w:cs="Calibri"/>
-          <w:sz w:val="24"/>
-          <w:szCs w:val="24"/>
-          <w:lang w:val="en-GB"/>
-        </w:rPr>
-        <w:t xml:space="preserve">Creating web application for managing company resources (workers, working time, projects) </w:t>
-      </w:r>
-    </w:p>
-    <w:p>
-      <w:pPr>
-        <w:numPr>
-          <w:ilvl w:val="0"/>
-          <w:numId w:val="3"/>
-        </w:numPr>
-        <w:spacing w:after="0" w:line="360" w:lineRule="auto"/>
-        <w:jc w:val="both"/>
-        <w:rPr>
-          <w:rFonts w:cs="Calibri"/>
-          <w:sz w:val="24"/>
-          <w:szCs w:val="24"/>
-          <w:lang w:val="en-GB"/>
-        </w:rPr>
-      </w:pPr>
-      <w:r>
-        <w:rPr>
-          <w:rFonts w:cs="Calibri"/>
-          <w:sz w:val="24"/>
-          <w:szCs w:val="24"/>
-          <w:lang w:val="en-GB"/>
-        </w:rPr>
-        <w:t>The main goal of this project was to train students (interns) who were participating in SII action LAT (Summer Talent Academy)</w:t>
-      </w:r>
-    </w:p>
-    <w:p>
-      <w:pPr>
-        <w:numPr>
-          <w:ilvl w:val="0"/>
-          <w:numId w:val="3"/>
-        </w:numPr>
-        <w:spacing w:after="0" w:line="360" w:lineRule="auto"/>
-        <w:jc w:val="both"/>
-        <w:rPr>
-          <w:rFonts w:cs="Calibri"/>
-          <w:sz w:val="24"/>
-          <w:szCs w:val="24"/>
-          <w:lang w:val="en-GB"/>
-        </w:rPr>
-      </w:pPr>
-      <w:r>
-        <w:rPr>
-          <w:rFonts w:cs="Calibri"/>
-          <w:sz w:val="24"/>
-          <w:szCs w:val="24"/>
-          <w:lang w:val="en-GB"/>
-        </w:rPr>
-        <w:t>As a Team Leader, I was responsible for training interns in new technologies and project standards, and for providing them with good work experience on a real-life project</w:t>
-      </w:r>
-    </w:p>
-    <w:p>
-      <w:pPr>
-        <w:numPr>
-          <w:ilvl w:val="0"/>
-          <w:numId w:val="3"/>
-        </w:numPr>
-        <w:spacing w:after="0" w:line="360" w:lineRule="auto"/>
-        <w:jc w:val="both"/>
-        <w:rPr>
-          <w:rFonts w:cs="Calibri"/>
-          <w:sz w:val="24"/>
-          <w:szCs w:val="24"/>
-          <w:lang w:val="en-GB"/>
-        </w:rPr>
-      </w:pPr>
-      <w:r>
-        <w:rPr>
-          <w:rFonts w:cs="Calibri"/>
-          <w:sz w:val="24"/>
-          <w:szCs w:val="24"/>
-          <w:lang w:val="en-GB"/>
-        </w:rPr>
-        <w:t>After the training all trainees were employed by SII</w:t>
-      </w:r>
-    </w:p>
-    <w:p>
-      <w:pPr>
-        <w:numPr>
-          <w:ilvl w:val="0"/>
-          <w:numId w:val="3"/>
-        </w:numPr>
-        <w:spacing w:after="0" w:line="360" w:lineRule="auto"/>
-        <w:jc w:val="both"/>
-        <w:rPr>
-          <w:color w:val="262626"/>
-          <w:sz w:val="24"/>
-        </w:rPr>
-      </w:pPr>
-      <w:r>
-        <w:rPr>
-          <w:rFonts w:cs="Calibri"/>
-          <w:sz w:val="24"/>
-          <w:szCs w:val="24"/>
-          <w:lang w:val="en-GB"/>
-        </w:rPr>
-        <w:t>Full Stack project</w:t>
+          <w:color w:val="262626"/>
+          <w:sz w:val="24"/>
+        </w:rPr>
+      </w:pPr>
+      <w:r>
+        <w:rPr>
+          <w:color w:val="262626"/>
+          <w:sz w:val="24"/>
+        </w:rPr>
+        <w:t>Creating a web application for managing company resources (employees, working time, projects)</w:t>
+      </w:r>
+    </w:p>
+    <w:p>
+      <w:pPr>
+        <w:numPr>
+          <w:ilvl w:val="0"/>
+          <w:numId w:val="3"/>
+        </w:numPr>
+        <w:spacing w:after="0" w:line="360" w:lineRule="auto"/>
+        <w:jc w:val="both"/>
+        <w:rPr>
+          <w:color w:val="262626"/>
+          <w:sz w:val="24"/>
+        </w:rPr>
+      </w:pPr>
+      <w:r>
+        <w:rPr>
+          <w:color w:val="262626"/>
+          <w:sz w:val="24"/>
+        </w:rPr>
+        <w:t xml:space="preserve">The main goal of this project was to train students (interns) </w:t>
+      </w:r>
+      <w:proofErr w:type="gramStart"/>
+      <w:r>
+        <w:rPr>
+          <w:color w:val="262626"/>
+          <w:sz w:val="24"/>
+        </w:rPr>
+        <w:t>participating</w:t>
+      </w:r>
+      <w:proofErr w:type="gramEnd"/>
+      <w:r>
+        <w:rPr>
+          <w:color w:val="262626"/>
+          <w:sz w:val="24"/>
+        </w:rPr>
+        <w:t xml:space="preserve"> in SII's Summer Talent Academy (LAT) </w:t>
+      </w:r>
+      <w:proofErr w:type="spellStart"/>
+      <w:r>
+        <w:rPr>
+          <w:color w:val="262626"/>
+          <w:sz w:val="24"/>
+        </w:rPr>
+        <w:t>programme</w:t>
+      </w:r>
+      <w:proofErr w:type="spellEnd"/>
+    </w:p>
+    <w:p>
+      <w:pPr>
+        <w:numPr>
+          <w:ilvl w:val="0"/>
+          <w:numId w:val="3"/>
+        </w:numPr>
+        <w:spacing w:after="0" w:line="360" w:lineRule="auto"/>
+        <w:jc w:val="both"/>
+        <w:rPr>
+          <w:color w:val="262626"/>
+          <w:sz w:val="24"/>
+        </w:rPr>
+      </w:pPr>
+      <w:r>
+        <w:rPr>
+          <w:color w:val="262626"/>
+          <w:sz w:val="24"/>
+        </w:rPr>
+        <w:t>As team leader, I was responsible for training the interns in new technologies and project standards, and for giving them good experience of working on a real-life project</w:t>
+      </w:r>
+    </w:p>
+    <w:p>
+      <w:pPr>
+        <w:numPr>
+          <w:ilvl w:val="0"/>
+          <w:numId w:val="3"/>
+        </w:numPr>
+        <w:spacing w:after="0" w:line="360" w:lineRule="auto"/>
+        <w:jc w:val="both"/>
+        <w:rPr>
+          <w:color w:val="262626"/>
+          <w:sz w:val="24"/>
+        </w:rPr>
+      </w:pPr>
+      <w:r>
+        <w:rPr>
+          <w:color w:val="262626"/>
+          <w:sz w:val="24"/>
+        </w:rPr>
+        <w:t>After the training, all trainees were employed by SII</w:t>
+      </w:r>
+    </w:p>
+    <w:p>
+      <w:pPr>
+        <w:numPr>
+          <w:ilvl w:val="0"/>
+          <w:numId w:val="3"/>
+        </w:numPr>
+        <w:spacing w:after="0" w:line="360" w:lineRule="auto"/>
+        <w:jc w:val="both"/>
+        <w:rPr>
+          <w:color w:val="262626"/>
+          <w:sz w:val="24"/>
+        </w:rPr>
+      </w:pPr>
+      <w:r>
+        <w:rPr>
+          <w:color w:val="262626"/>
+          <w:sz w:val="24"/>
+        </w:rPr>
+        <w:t>Full-stack project</w:t>
       </w:r>
     </w:p>
     <w:p>
@@ -3480,7 +3637,7 @@
           <w:szCs w:val="24"/>
           <w:lang w:val="en-GB"/>
         </w:rPr>
-        <w:t>Designing solution architecture</w:t>
+        <w:t>Designing the solution architecture</w:t>
       </w:r>
     </w:p>
     <w:p>
@@ -3586,7 +3743,27 @@
           <w:szCs w:val="24"/>
           <w:lang w:val="en-GB"/>
         </w:rPr>
-        <w:t xml:space="preserve">, HTML, SCSS,  JSON, </w:t>
+        <w:t xml:space="preserve">, HTML, </w:t>
+      </w:r>
+      <w:proofErr w:type="gramStart"/>
+      <w:r>
+        <w:rPr>
+          <w:rFonts w:cs="Calibri"/>
+          <w:sz w:val="24"/>
+          <w:szCs w:val="24"/>
+          <w:lang w:val="en-GB"/>
+        </w:rPr>
+        <w:t>SCSS,  JSON</w:t>
+      </w:r>
+      <w:proofErr w:type="gramEnd"/>
+      <w:r>
+        <w:rPr>
+          <w:rFonts w:cs="Calibri"/>
+          <w:sz w:val="24"/>
+          <w:szCs w:val="24"/>
+          <w:lang w:val="en-GB"/>
+        </w:rPr>
+        <w:t xml:space="preserve">, </w:t>
       </w:r>
       <w:proofErr w:type="spellStart"/>
       <w:r>
@@ -3626,12 +3803,16 @@
         <w:spacing w:before="160"/>
         <w:ind w:left="-113"/>
         <w:rPr>
-          <w:color w:val="262626"/>
-          <w:sz w:val="24"/>
-        </w:rPr>
-      </w:pPr>
-      <w:r>
-        <w:rPr>
+          <w:b/>
+          <w:bCs/>
+          <w:color w:val="262626"/>
+          <w:sz w:val="24"/>
+        </w:rPr>
+      </w:pPr>
+      <w:r>
+        <w:rPr>
+          <w:b/>
+          <w:bCs/>
           <w:color w:val="262626"/>
           <w:sz w:val="24"/>
           <w:u w:val="single"/>
@@ -3676,7 +3857,16 @@
           <w:szCs w:val="24"/>
           <w:lang w:val="en-GB"/>
         </w:rPr>
-        <w:t>MXP Self Service – creating web application which helps maintain ships turbocharges</w:t>
+        <w:t>MXP Self Service - creating a web application that helps maintain ship turbochargers</w:t>
+      </w:r>
+      <w:r>
+        <w:rPr>
+          <w:rFonts w:cs="Calibri"/>
+          <w:sz w:val="24"/>
+          <w:szCs w:val="24"/>
+          <w:lang w:val="en-GB"/>
+        </w:rPr>
+        <w:t xml:space="preserve"> </w:t>
       </w:r>
     </w:p>
     <w:p>
@@ -3716,7 +3906,7 @@
           <w:szCs w:val="24"/>
           <w:lang w:val="en-GB"/>
         </w:rPr>
-        <w:t>Software development</w:t>
+        <w:t>Developing Software</w:t>
       </w:r>
     </w:p>
     <w:p>
@@ -3797,12 +3987,16 @@
         <w:spacing w:before="160"/>
         <w:ind w:left="-113"/>
         <w:rPr>
-          <w:color w:val="262626"/>
-          <w:sz w:val="24"/>
-        </w:rPr>
-      </w:pPr>
-      <w:r>
-        <w:rPr>
+          <w:b/>
+          <w:bCs/>
+          <w:color w:val="262626"/>
+          <w:sz w:val="24"/>
+        </w:rPr>
+      </w:pPr>
+      <w:r>
+        <w:rPr>
+          <w:b/>
+          <w:bCs/>
           <w:color w:val="262626"/>
           <w:sz w:val="24"/>
           <w:u w:val="single"/>
@@ -3843,35 +4037,31 @@
       </w:pPr>
       <w:r>
         <w:rPr>
-          <w:rFonts w:cs="Calibri"/>
-          <w:sz w:val="24"/>
-          <w:szCs w:val="24"/>
-          <w:lang w:val="en-GB"/>
-        </w:rPr>
-        <w:t>Creating library used for transforming law files written in xml into new format</w:t>
-      </w:r>
-    </w:p>
-    <w:p>
-      <w:pPr>
-        <w:numPr>
-          <w:ilvl w:val="0"/>
-          <w:numId w:val="3"/>
-        </w:numPr>
-        <w:spacing w:after="0" w:line="360" w:lineRule="auto"/>
-        <w:jc w:val="both"/>
-        <w:rPr>
-          <w:color w:val="262626"/>
-          <w:sz w:val="24"/>
-        </w:rPr>
-      </w:pPr>
-      <w:r>
-        <w:rPr>
-          <w:rFonts w:cs="Calibri"/>
-          <w:sz w:val="24"/>
-          <w:szCs w:val="24"/>
-          <w:lang w:val="en-GB"/>
-        </w:rPr>
-        <w:t xml:space="preserve">Working directly with business Customer </w:t>
+          <w:color w:val="262626"/>
+          <w:sz w:val="24"/>
+        </w:rPr>
+        <w:t>Creating a library for transforming legal documents written in XML into a new format</w:t>
+      </w:r>
+    </w:p>
+    <w:p>
+      <w:pPr>
+        <w:numPr>
+          <w:ilvl w:val="0"/>
+          <w:numId w:val="3"/>
+        </w:numPr>
+        <w:spacing w:after="0" w:line="360" w:lineRule="auto"/>
+        <w:jc w:val="both"/>
+        <w:rPr>
+          <w:color w:val="262626"/>
+          <w:sz w:val="24"/>
+        </w:rPr>
+      </w:pPr>
+      <w:r>
+        <w:rPr>
+          <w:color w:val="262626"/>
+          <w:sz w:val="24"/>
+        </w:rPr>
+        <w:t>Working directly with the business customer</w:t>
       </w:r>
     </w:p>
     <w:p>
@@ -3911,7 +4101,7 @@
           <w:szCs w:val="24"/>
           <w:lang w:val="en-GB"/>
         </w:rPr>
-        <w:t>Software development</w:t>
+        <w:t>Developing software</w:t>
       </w:r>
     </w:p>
     <w:p>
@@ -3961,32 +4151,32 @@
           <w:szCs w:val="24"/>
           <w:lang w:val="en-GB"/>
         </w:rPr>
-        <w:t xml:space="preserve">Responsible for all communication with Customer </w:t>
-      </w:r>
-    </w:p>
-    <w:p>
-      <w:pPr>
-        <w:numPr>
-          <w:ilvl w:val="0"/>
-          <w:numId w:val="3"/>
-        </w:numPr>
-        <w:spacing w:after="0" w:line="360" w:lineRule="auto"/>
-        <w:jc w:val="both"/>
-        <w:rPr>
-          <w:rFonts w:cs="Calibri"/>
-          <w:sz w:val="24"/>
-          <w:szCs w:val="24"/>
-          <w:lang w:val="en-GB"/>
-        </w:rPr>
-      </w:pPr>
-      <w:r>
-        <w:rPr>
-          <w:rFonts w:cs="Calibri"/>
-          <w:sz w:val="24"/>
-          <w:szCs w:val="24"/>
-          <w:lang w:val="en-GB"/>
-        </w:rPr>
-        <w:t>Gathering business requirements from the Customer and preparing needed documentation</w:t>
+        <w:t>Handling all communication with the customer</w:t>
+      </w:r>
+    </w:p>
+    <w:p>
+      <w:pPr>
+        <w:numPr>
+          <w:ilvl w:val="0"/>
+          <w:numId w:val="3"/>
+        </w:numPr>
+        <w:spacing w:after="0" w:line="360" w:lineRule="auto"/>
+        <w:jc w:val="both"/>
+        <w:rPr>
+          <w:rFonts w:cs="Calibri"/>
+          <w:sz w:val="24"/>
+          <w:szCs w:val="24"/>
+          <w:lang w:val="en-GB"/>
+        </w:rPr>
+      </w:pPr>
+      <w:r>
+        <w:rPr>
+          <w:rFonts w:cs="Calibri"/>
+          <w:sz w:val="24"/>
+          <w:szCs w:val="24"/>
+          <w:lang w:val="en-GB"/>
+        </w:rPr>
+        <w:t>Gathering business requirements from the customer and preparing the necessary documentation</w:t>
       </w:r>
     </w:p>
     <w:p>
@@ -4042,12 +4232,16 @@
         <w:spacing w:before="160"/>
         <w:ind w:left="-113"/>
         <w:rPr>
-          <w:color w:val="262626"/>
-          <w:sz w:val="24"/>
-        </w:rPr>
-      </w:pPr>
-      <w:r>
-        <w:rPr>
+          <w:b/>
+          <w:bCs/>
+          <w:color w:val="262626"/>
+          <w:sz w:val="24"/>
+        </w:rPr>
+      </w:pPr>
+      <w:r>
+        <w:rPr>
+          <w:b/>
+          <w:bCs/>
           <w:color w:val="262626"/>
           <w:sz w:val="24"/>
           <w:u w:val="single"/>
@@ -4087,43 +4281,41 @@
       </w:pPr>
       <w:r>
         <w:rPr>
-          <w:rFonts w:cs="Calibri"/>
-          <w:sz w:val="24"/>
-          <w:szCs w:val="24"/>
-          <w:lang w:val="en-GB"/>
-        </w:rPr>
-        <w:t>Creating web app for maintaining payment terminals</w:t>
-      </w:r>
-    </w:p>
-    <w:p>
-      <w:pPr>
-        <w:numPr>
-          <w:ilvl w:val="0"/>
-          <w:numId w:val="3"/>
-        </w:numPr>
-        <w:spacing w:after="0" w:line="360" w:lineRule="auto"/>
-        <w:jc w:val="both"/>
-        <w:rPr>
-          <w:color w:val="262626"/>
-          <w:sz w:val="24"/>
-        </w:rPr>
-      </w:pPr>
-      <w:r>
-        <w:rPr>
-          <w:color w:val="262626"/>
-          <w:sz w:val="24"/>
-        </w:rPr>
-        <w:t>Full Stack development</w:t>
-      </w:r>
-      <w:r>
-        <w:rPr>
-          <w:rFonts w:cs="Calibri"/>
-          <w:sz w:val="24"/>
-          <w:szCs w:val="24"/>
-          <w:lang w:val="en-GB"/>
-        </w:rPr>
-        <w:t xml:space="preserve"> </w:t>
-      </w:r>
+          <w:color w:val="262626"/>
+          <w:sz w:val="24"/>
+        </w:rPr>
+        <w:t>Creating a web app for managing payment terminals</w:t>
+      </w:r>
+    </w:p>
+    <w:p>
+      <w:pPr>
+        <w:numPr>
+          <w:ilvl w:val="0"/>
+          <w:numId w:val="3"/>
+        </w:numPr>
+        <w:spacing w:after="0" w:line="360" w:lineRule="auto"/>
+        <w:jc w:val="both"/>
+        <w:rPr>
+          <w:color w:val="262626"/>
+          <w:sz w:val="24"/>
+        </w:rPr>
+      </w:pPr>
+      <w:r>
+        <w:rPr>
+          <w:color w:val="262626"/>
+          <w:sz w:val="24"/>
+        </w:rPr>
+        <w:t xml:space="preserve">Full Stack </w:t>
+      </w:r>
+      <w:proofErr w:type="gramStart"/>
+      <w:r>
+        <w:rPr>
+          <w:color w:val="262626"/>
+          <w:sz w:val="24"/>
+        </w:rPr>
+        <w:t>development</w:t>
+      </w:r>
+      <w:proofErr w:type="gramEnd"/>
     </w:p>
     <w:p>
       <w:pPr>
@@ -4162,7 +4354,7 @@
           <w:szCs w:val="24"/>
           <w:lang w:val="en-GB"/>
         </w:rPr>
-        <w:t>Software development</w:t>
+        <w:t>Developing software</w:t>
       </w:r>
     </w:p>
     <w:p>
@@ -4244,7 +4436,27 @@
           <w:szCs w:val="24"/>
           <w:lang w:val="en-GB"/>
         </w:rPr>
-        <w:t>, JavaScript, jQuery, HTML, CSS,  Bootstrap, JSON, MSSQL (2016), Entity Framework, Azure (CI/CD with DevOps, App Services)</w:t>
+        <w:t xml:space="preserve">, JavaScript, jQuery, HTML, </w:t>
+      </w:r>
+      <w:proofErr w:type="gramStart"/>
+      <w:r>
+        <w:rPr>
+          <w:rFonts w:cs="Calibri"/>
+          <w:sz w:val="24"/>
+          <w:szCs w:val="24"/>
+          <w:lang w:val="en-GB"/>
+        </w:rPr>
+        <w:t>CSS,  Bootstrap</w:t>
+      </w:r>
+      <w:proofErr w:type="gramEnd"/>
+      <w:r>
+        <w:rPr>
+          <w:rFonts w:cs="Calibri"/>
+          <w:sz w:val="24"/>
+          <w:szCs w:val="24"/>
+          <w:lang w:val="en-GB"/>
+        </w:rPr>
+        <w:t>, JSON, MSSQL (2016), Entity Framework, Azure (CI/CD with DevOps, App Services)</w:t>
       </w:r>
     </w:p>
     <w:p>
@@ -4265,6 +4477,8 @@
         <w:spacing w:before="160"/>
         <w:ind w:left="-113"/>
         <w:rPr>
+          <w:b/>
+          <w:bCs/>
           <w:color w:val="262626"/>
           <w:sz w:val="24"/>
         </w:rPr>
@@ -4272,6 +4486,8 @@
       <w:proofErr w:type="spellStart"/>
       <w:r>
         <w:rPr>
+          <w:b/>
+          <w:bCs/>
           <w:color w:val="262626"/>
           <w:sz w:val="24"/>
           <w:u w:val="single"/>
@@ -4281,6 +4497,8 @@
       <w:proofErr w:type="spellEnd"/>
       <w:r>
         <w:rPr>
+          <w:b/>
+          <w:bCs/>
           <w:color w:val="262626"/>
           <w:sz w:val="24"/>
           <w:u w:val="single"/>
@@ -4320,42 +4538,31 @@
       </w:pPr>
       <w:r>
         <w:rPr>
-          <w:rFonts w:cs="Calibri"/>
-          <w:sz w:val="24"/>
-          <w:szCs w:val="24"/>
-          <w:lang w:val="en-GB"/>
-        </w:rPr>
-        <w:t>Maintaining web app for car-sharing company</w:t>
-      </w:r>
-    </w:p>
-    <w:p>
-      <w:pPr>
-        <w:numPr>
-          <w:ilvl w:val="0"/>
-          <w:numId w:val="3"/>
-        </w:numPr>
-        <w:spacing w:after="0" w:line="360" w:lineRule="auto"/>
-        <w:jc w:val="both"/>
-        <w:rPr>
-          <w:color w:val="262626"/>
-          <w:sz w:val="24"/>
-        </w:rPr>
-      </w:pPr>
-      <w:r>
-        <w:rPr>
-          <w:color w:val="262626"/>
-          <w:sz w:val="24"/>
-        </w:rPr>
-        <w:t>Full Stack development</w:t>
-      </w:r>
-      <w:r>
-        <w:rPr>
-          <w:rFonts w:cs="Calibri"/>
-          <w:sz w:val="24"/>
-          <w:szCs w:val="24"/>
-          <w:lang w:val="en-GB"/>
-        </w:rPr>
-        <w:t xml:space="preserve"> </w:t>
+          <w:color w:val="262626"/>
+          <w:sz w:val="24"/>
+        </w:rPr>
+        <w:t>Maintaining a web app for a car-sharing company</w:t>
+      </w:r>
+    </w:p>
+    <w:p>
+      <w:pPr>
+        <w:numPr>
+          <w:ilvl w:val="0"/>
+          <w:numId w:val="3"/>
+        </w:numPr>
+        <w:spacing w:after="0" w:line="360" w:lineRule="auto"/>
+        <w:jc w:val="both"/>
+        <w:rPr>
+          <w:color w:val="262626"/>
+          <w:sz w:val="24"/>
+        </w:rPr>
+      </w:pPr>
+      <w:r>
+        <w:rPr>
+          <w:color w:val="262626"/>
+          <w:sz w:val="24"/>
+        </w:rPr>
+        <w:t>Full-stack development</w:t>
       </w:r>
     </w:p>
     <w:p>
@@ -4367,6 +4574,7 @@
         <w:rPr>
           <w:sz w:val="24"/>
         </w:rPr>
+        <w:lastRenderedPageBreak/>
         <w:t>Tasks:</w:t>
       </w:r>
     </w:p>
@@ -4392,8 +4600,7 @@
           <w:szCs w:val="24"/>
           <w:lang w:val="en-GB"/>
         </w:rPr>
-        <w:lastRenderedPageBreak/>
-        <w:t>Software development (mainly maintenance)</w:t>
+        <w:t>Developing software (mainly maintenance)</w:t>
       </w:r>
     </w:p>
     <w:p>
@@ -4455,7 +4662,27 @@
           <w:szCs w:val="24"/>
           <w:lang w:val="en-GB"/>
         </w:rPr>
-        <w:t>C#, .NET (4.5), MVC, TypeScript, JavaScript, jQuery, HTML, CSS,  Bootstrap, JSON, MSSQL (2012), Entity Framework</w:t>
+        <w:t xml:space="preserve">C#, .NET (4.5), MVC, TypeScript, JavaScript, jQuery, HTML, </w:t>
+      </w:r>
+      <w:proofErr w:type="gramStart"/>
+      <w:r>
+        <w:rPr>
+          <w:rFonts w:cs="Calibri"/>
+          <w:sz w:val="24"/>
+          <w:szCs w:val="24"/>
+          <w:lang w:val="en-GB"/>
+        </w:rPr>
+        <w:t>CSS,  Bootstrap</w:t>
+      </w:r>
+      <w:proofErr w:type="gramEnd"/>
+      <w:r>
+        <w:rPr>
+          <w:rFonts w:cs="Calibri"/>
+          <w:sz w:val="24"/>
+          <w:szCs w:val="24"/>
+          <w:lang w:val="en-GB"/>
+        </w:rPr>
+        <w:t>, JSON, MSSQL (2012), Entity Framework</w:t>
       </w:r>
     </w:p>
     <w:p>
@@ -4477,12 +4704,16 @@
         <w:spacing w:before="160"/>
         <w:ind w:left="-113"/>
         <w:rPr>
-          <w:color w:val="262626"/>
-          <w:sz w:val="24"/>
-        </w:rPr>
-      </w:pPr>
-      <w:r>
-        <w:rPr>
+          <w:b/>
+          <w:bCs/>
+          <w:color w:val="262626"/>
+          <w:sz w:val="24"/>
+        </w:rPr>
+      </w:pPr>
+      <w:r>
+        <w:rPr>
+          <w:b/>
+          <w:bCs/>
           <w:color w:val="262626"/>
           <w:sz w:val="24"/>
           <w:u w:val="single"/>
@@ -4522,65 +4753,52 @@
       </w:pPr>
       <w:r>
         <w:rPr>
-          <w:rFonts w:cs="Calibri"/>
-          <w:sz w:val="24"/>
-          <w:szCs w:val="24"/>
-          <w:lang w:val="en-GB"/>
-        </w:rPr>
-        <w:t>Creating web application for managing parking lots in one of the SII Offices</w:t>
-      </w:r>
-    </w:p>
-    <w:p>
-      <w:pPr>
-        <w:numPr>
-          <w:ilvl w:val="0"/>
-          <w:numId w:val="3"/>
-        </w:numPr>
-        <w:spacing w:after="0" w:line="360" w:lineRule="auto"/>
-        <w:jc w:val="both"/>
-        <w:rPr>
-          <w:color w:val="262626"/>
-          <w:sz w:val="24"/>
-        </w:rPr>
-      </w:pPr>
-      <w:r>
-        <w:rPr>
-          <w:rFonts w:cs="Calibri"/>
-          <w:sz w:val="24"/>
-          <w:szCs w:val="24"/>
-          <w:lang w:val="en-GB"/>
-        </w:rPr>
-        <w:t>This project was designed and created independently, during downtime between assignments</w:t>
-      </w:r>
-    </w:p>
-    <w:p>
-      <w:pPr>
-        <w:numPr>
-          <w:ilvl w:val="0"/>
-          <w:numId w:val="3"/>
-        </w:numPr>
-        <w:spacing w:after="0" w:line="360" w:lineRule="auto"/>
-        <w:jc w:val="both"/>
-        <w:rPr>
-          <w:color w:val="262626"/>
-          <w:sz w:val="24"/>
-        </w:rPr>
-      </w:pPr>
-      <w:r>
-        <w:rPr>
-          <w:color w:val="262626"/>
-          <w:sz w:val="24"/>
-        </w:rPr>
-        <w:t>Full Stack development</w:t>
-      </w:r>
-      <w:r>
-        <w:rPr>
-          <w:rFonts w:cs="Calibri"/>
-          <w:sz w:val="24"/>
-          <w:szCs w:val="24"/>
-          <w:lang w:val="en-GB"/>
-        </w:rPr>
-        <w:t xml:space="preserve"> </w:t>
+          <w:color w:val="262626"/>
+          <w:sz w:val="24"/>
+        </w:rPr>
+        <w:t>Creating a web application for managing parking lots in one of the SII offices</w:t>
+      </w:r>
+    </w:p>
+    <w:p>
+      <w:pPr>
+        <w:numPr>
+          <w:ilvl w:val="0"/>
+          <w:numId w:val="3"/>
+        </w:numPr>
+        <w:spacing w:after="0" w:line="360" w:lineRule="auto"/>
+        <w:jc w:val="both"/>
+        <w:rPr>
+          <w:color w:val="262626"/>
+          <w:sz w:val="24"/>
+        </w:rPr>
+      </w:pPr>
+      <w:r>
+        <w:rPr>
+          <w:color w:val="262626"/>
+          <w:sz w:val="24"/>
+        </w:rPr>
+        <w:t>Designed and built on my own initiative between projects</w:t>
+      </w:r>
+    </w:p>
+    <w:p>
+      <w:pPr>
+        <w:numPr>
+          <w:ilvl w:val="0"/>
+          <w:numId w:val="3"/>
+        </w:numPr>
+        <w:spacing w:after="0" w:line="360" w:lineRule="auto"/>
+        <w:jc w:val="both"/>
+        <w:rPr>
+          <w:color w:val="262626"/>
+          <w:sz w:val="24"/>
+        </w:rPr>
+      </w:pPr>
+      <w:r>
+        <w:rPr>
+          <w:color w:val="262626"/>
+          <w:sz w:val="24"/>
+        </w:rPr>
+        <w:t>Full-stack development</w:t>
       </w:r>
     </w:p>
     <w:p>
@@ -4645,32 +4863,32 @@
           <w:szCs w:val="24"/>
           <w:lang w:val="en-GB"/>
         </w:rPr>
-        <w:t>Designing solution architecture</w:t>
-      </w:r>
-    </w:p>
-    <w:p>
-      <w:pPr>
-        <w:numPr>
-          <w:ilvl w:val="0"/>
-          <w:numId w:val="3"/>
-        </w:numPr>
-        <w:spacing w:after="0" w:line="360" w:lineRule="auto"/>
-        <w:jc w:val="both"/>
-        <w:rPr>
-          <w:rFonts w:cs="Calibri"/>
-          <w:sz w:val="24"/>
-          <w:szCs w:val="24"/>
-          <w:lang w:val="en-GB"/>
-        </w:rPr>
-      </w:pPr>
-      <w:r>
-        <w:rPr>
-          <w:rFonts w:cs="Calibri"/>
-          <w:sz w:val="24"/>
-          <w:szCs w:val="24"/>
-          <w:lang w:val="en-GB"/>
-        </w:rPr>
-        <w:t>Development and bugfixes</w:t>
+        <w:t>Designing the solution architecture</w:t>
+      </w:r>
+    </w:p>
+    <w:p>
+      <w:pPr>
+        <w:numPr>
+          <w:ilvl w:val="0"/>
+          <w:numId w:val="3"/>
+        </w:numPr>
+        <w:spacing w:after="0" w:line="360" w:lineRule="auto"/>
+        <w:jc w:val="both"/>
+        <w:rPr>
+          <w:rFonts w:cs="Calibri"/>
+          <w:sz w:val="24"/>
+          <w:szCs w:val="24"/>
+          <w:lang w:val="en-GB"/>
+        </w:rPr>
+      </w:pPr>
+      <w:r>
+        <w:rPr>
+          <w:rFonts w:cs="Calibri"/>
+          <w:sz w:val="24"/>
+          <w:szCs w:val="24"/>
+          <w:lang w:val="en-GB"/>
+        </w:rPr>
+        <w:t>Developing features and fixing bugs</w:t>
       </w:r>
     </w:p>
     <w:p>
@@ -4747,7 +4965,27 @@
           <w:szCs w:val="24"/>
           <w:lang w:val="en-GB"/>
         </w:rPr>
-        <w:t>, HTML, SCSS,  JSON, Material Design, Azure (CI/CD with DevOps, Azure App Services, Azure Storage)</w:t>
+        <w:t xml:space="preserve">, HTML, </w:t>
+      </w:r>
+      <w:proofErr w:type="gramStart"/>
+      <w:r>
+        <w:rPr>
+          <w:rFonts w:cs="Calibri"/>
+          <w:sz w:val="24"/>
+          <w:szCs w:val="24"/>
+          <w:lang w:val="en-GB"/>
+        </w:rPr>
+        <w:t>SCSS,  JSON</w:t>
+      </w:r>
+      <w:proofErr w:type="gramEnd"/>
+      <w:r>
+        <w:rPr>
+          <w:rFonts w:cs="Calibri"/>
+          <w:sz w:val="24"/>
+          <w:szCs w:val="24"/>
+          <w:lang w:val="en-GB"/>
+        </w:rPr>
+        <w:t>, Material Design, Azure (CI/CD with DevOps, Azure App Services, Azure Storage)</w:t>
       </w:r>
     </w:p>
     <w:p>
@@ -4769,12 +5007,16 @@
         <w:spacing w:before="160"/>
         <w:ind w:left="-113"/>
         <w:rPr>
-          <w:color w:val="262626"/>
-          <w:sz w:val="24"/>
-        </w:rPr>
-      </w:pPr>
-      <w:r>
-        <w:rPr>
+          <w:b/>
+          <w:bCs/>
+          <w:color w:val="262626"/>
+          <w:sz w:val="24"/>
+        </w:rPr>
+      </w:pPr>
+      <w:r>
+        <w:rPr>
+          <w:b/>
+          <w:bCs/>
           <w:color w:val="262626"/>
           <w:sz w:val="24"/>
           <w:u w:val="single"/>
@@ -4814,42 +5056,31 @@
       </w:pPr>
       <w:r>
         <w:rPr>
-          <w:rFonts w:cs="Calibri"/>
-          <w:sz w:val="24"/>
-          <w:szCs w:val="24"/>
-          <w:lang w:val="en-GB"/>
-        </w:rPr>
-        <w:t>BLK3D Web – creating web application for measurement of objects on images</w:t>
-      </w:r>
-    </w:p>
-    <w:p>
-      <w:pPr>
-        <w:numPr>
-          <w:ilvl w:val="0"/>
-          <w:numId w:val="3"/>
-        </w:numPr>
-        <w:spacing w:after="0" w:line="360" w:lineRule="auto"/>
-        <w:jc w:val="both"/>
-        <w:rPr>
-          <w:color w:val="262626"/>
-          <w:sz w:val="24"/>
-        </w:rPr>
-      </w:pPr>
-      <w:r>
-        <w:rPr>
-          <w:color w:val="262626"/>
-          <w:sz w:val="24"/>
-        </w:rPr>
-        <w:t>Full Stack development</w:t>
-      </w:r>
-      <w:r>
-        <w:rPr>
-          <w:rFonts w:cs="Calibri"/>
-          <w:sz w:val="24"/>
-          <w:szCs w:val="24"/>
-          <w:lang w:val="en-GB"/>
-        </w:rPr>
-        <w:t xml:space="preserve"> </w:t>
+          <w:color w:val="262626"/>
+          <w:sz w:val="24"/>
+        </w:rPr>
+        <w:t>BLK3D Web - creating a web application for measuring objects in images</w:t>
+      </w:r>
+    </w:p>
+    <w:p>
+      <w:pPr>
+        <w:numPr>
+          <w:ilvl w:val="0"/>
+          <w:numId w:val="3"/>
+        </w:numPr>
+        <w:spacing w:after="0" w:line="360" w:lineRule="auto"/>
+        <w:jc w:val="both"/>
+        <w:rPr>
+          <w:color w:val="262626"/>
+          <w:sz w:val="24"/>
+        </w:rPr>
+      </w:pPr>
+      <w:r>
+        <w:rPr>
+          <w:color w:val="262626"/>
+          <w:sz w:val="24"/>
+        </w:rPr>
+        <w:t>Full-stack development</w:t>
       </w:r>
     </w:p>
     <w:p>
@@ -4889,7 +5120,7 @@
           <w:szCs w:val="24"/>
           <w:lang w:val="en-GB"/>
         </w:rPr>
-        <w:t xml:space="preserve">Software development </w:t>
+        <w:t>Developing software</w:t>
       </w:r>
     </w:p>
     <w:p>
@@ -4992,7 +5223,27 @@
           <w:szCs w:val="24"/>
           <w:lang w:val="en-GB"/>
         </w:rPr>
-        <w:t>, HTML, SCSS, Material Design, JSON, Azure Storage , Azure (CI/CD with DevOps, App Services)</w:t>
+        <w:t xml:space="preserve">, HTML, SCSS, Material Design, JSON, Azure </w:t>
+      </w:r>
+      <w:proofErr w:type="gramStart"/>
+      <w:r>
+        <w:rPr>
+          <w:rFonts w:cs="Calibri"/>
+          <w:sz w:val="24"/>
+          <w:szCs w:val="24"/>
+          <w:lang w:val="en-GB"/>
+        </w:rPr>
+        <w:t>Storage ,</w:t>
+      </w:r>
+      <w:proofErr w:type="gramEnd"/>
+      <w:r>
+        <w:rPr>
+          <w:rFonts w:cs="Calibri"/>
+          <w:sz w:val="24"/>
+          <w:szCs w:val="24"/>
+          <w:lang w:val="en-GB"/>
+        </w:rPr>
+        <w:t xml:space="preserve"> Azure (CI/CD with DevOps, App Services)</w:t>
       </w:r>
     </w:p>
     <w:p>
@@ -5014,12 +5265,16 @@
         <w:spacing w:before="160"/>
         <w:ind w:left="-113"/>
         <w:rPr>
-          <w:color w:val="262626"/>
-          <w:sz w:val="24"/>
-        </w:rPr>
-      </w:pPr>
-      <w:r>
-        <w:rPr>
+          <w:b/>
+          <w:bCs/>
+          <w:color w:val="262626"/>
+          <w:sz w:val="24"/>
+        </w:rPr>
+      </w:pPr>
+      <w:r>
+        <w:rPr>
+          <w:b/>
+          <w:bCs/>
           <w:color w:val="262626"/>
           <w:sz w:val="24"/>
           <w:u w:val="single"/>
@@ -5059,12 +5314,10 @@
       </w:pPr>
       <w:r>
         <w:rPr>
-          <w:rFonts w:cs="Calibri"/>
-          <w:sz w:val="24"/>
-          <w:szCs w:val="24"/>
-          <w:lang w:val="en-GB"/>
-        </w:rPr>
-        <w:t>10xDashboard/10xAssesment – creating web application managing/improving people performance in the workplace</w:t>
+          <w:color w:val="262626"/>
+          <w:sz w:val="24"/>
+        </w:rPr>
+        <w:t>10xDashboard / 10xAssessment - creating a web application for managing and improving employee performance in the workplace</w:t>
       </w:r>
     </w:p>
     <w:p>
@@ -5125,77 +5378,57 @@
           <w:szCs w:val="24"/>
           <w:lang w:val="en-GB"/>
         </w:rPr>
-        <w:t xml:space="preserve">Software development </w:t>
-      </w:r>
-    </w:p>
-    <w:p>
-      <w:pPr>
-        <w:numPr>
-          <w:ilvl w:val="0"/>
-          <w:numId w:val="3"/>
-        </w:numPr>
-        <w:spacing w:after="0" w:line="360" w:lineRule="auto"/>
-        <w:jc w:val="both"/>
-        <w:rPr>
-          <w:rFonts w:cs="Calibri"/>
-          <w:sz w:val="24"/>
-          <w:szCs w:val="24"/>
-          <w:lang w:val="en-GB"/>
-        </w:rPr>
-      </w:pPr>
-      <w:r>
-        <w:rPr>
-          <w:rFonts w:cs="Calibri"/>
-          <w:sz w:val="24"/>
-          <w:szCs w:val="24"/>
-          <w:lang w:val="en-GB"/>
-        </w:rPr>
-        <w:t>Creating mechanism for templating Interview Guides (</w:t>
-      </w:r>
-      <w:proofErr w:type="spellStart"/>
-      <w:r>
-        <w:rPr>
-          <w:rFonts w:cs="Calibri"/>
-          <w:sz w:val="24"/>
-          <w:szCs w:val="24"/>
-          <w:lang w:val="en-GB"/>
-        </w:rPr>
-        <w:t>OpenXml</w:t>
-      </w:r>
-      <w:proofErr w:type="spellEnd"/>
-      <w:r>
-        <w:rPr>
-          <w:rFonts w:cs="Calibri"/>
-          <w:sz w:val="24"/>
-          <w:szCs w:val="24"/>
-          <w:lang w:val="en-GB"/>
-        </w:rPr>
-        <w:t>)</w:t>
-      </w:r>
-    </w:p>
-    <w:p>
-      <w:pPr>
-        <w:numPr>
-          <w:ilvl w:val="0"/>
-          <w:numId w:val="3"/>
-        </w:numPr>
-        <w:spacing w:after="0" w:line="360" w:lineRule="auto"/>
-        <w:jc w:val="both"/>
-        <w:rPr>
-          <w:rFonts w:cs="Calibri"/>
-          <w:sz w:val="24"/>
-          <w:szCs w:val="24"/>
-          <w:lang w:val="en-GB"/>
-        </w:rPr>
-      </w:pPr>
-      <w:r>
-        <w:rPr>
-          <w:rFonts w:cs="Calibri"/>
-          <w:sz w:val="24"/>
-          <w:szCs w:val="24"/>
-          <w:lang w:val="en-GB"/>
-        </w:rPr>
-        <w:t>Creating Disaster Recovery mechanism (backups and restoration of business data and services)</w:t>
+        <w:t>Developing software</w:t>
+      </w:r>
+    </w:p>
+    <w:p>
+      <w:pPr>
+        <w:numPr>
+          <w:ilvl w:val="0"/>
+          <w:numId w:val="3"/>
+        </w:numPr>
+        <w:spacing w:after="0" w:line="360" w:lineRule="auto"/>
+        <w:jc w:val="both"/>
+        <w:rPr>
+          <w:rFonts w:cs="Calibri"/>
+          <w:sz w:val="24"/>
+          <w:szCs w:val="24"/>
+          <w:lang w:val="en-GB"/>
+        </w:rPr>
+      </w:pPr>
+      <w:r>
+        <w:rPr>
+          <w:rFonts w:cs="Calibri"/>
+          <w:sz w:val="24"/>
+          <w:szCs w:val="24"/>
+          <w:lang w:val="en-GB"/>
+        </w:rPr>
+        <w:t>Creating a mechanism for templating interview guides (Open XML)</w:t>
+      </w:r>
+    </w:p>
+    <w:p>
+      <w:pPr>
+        <w:numPr>
+          <w:ilvl w:val="0"/>
+          <w:numId w:val="3"/>
+        </w:numPr>
+        <w:spacing w:after="0" w:line="360" w:lineRule="auto"/>
+        <w:jc w:val="both"/>
+        <w:rPr>
+          <w:rFonts w:cs="Calibri"/>
+          <w:sz w:val="24"/>
+          <w:szCs w:val="24"/>
+          <w:lang w:val="en-GB"/>
+        </w:rPr>
+      </w:pPr>
+      <w:r>
+        <w:rPr>
+          <w:rFonts w:cs="Calibri"/>
+          <w:sz w:val="24"/>
+          <w:szCs w:val="24"/>
+          <w:lang w:val="en-GB"/>
+        </w:rPr>
+        <w:t>Creating a disaster recovery mechanism (backup and restoration of business data and services)</w:t>
       </w:r>
     </w:p>
     <w:p>
@@ -5270,32 +5503,32 @@
           <w:szCs w:val="24"/>
           <w:lang w:val="en-GB"/>
         </w:rPr>
-        <w:t>Implementing Azure B2C Authentication as alternative authorisation method</w:t>
-      </w:r>
-    </w:p>
-    <w:p>
-      <w:pPr>
-        <w:numPr>
-          <w:ilvl w:val="0"/>
-          <w:numId w:val="3"/>
-        </w:numPr>
-        <w:spacing w:after="0" w:line="360" w:lineRule="auto"/>
-        <w:jc w:val="both"/>
-        <w:rPr>
-          <w:rFonts w:cs="Calibri"/>
-          <w:sz w:val="24"/>
-          <w:szCs w:val="24"/>
-          <w:lang w:val="en-GB"/>
-        </w:rPr>
-      </w:pPr>
-      <w:r>
-        <w:rPr>
-          <w:rFonts w:cs="Calibri"/>
-          <w:sz w:val="24"/>
-          <w:szCs w:val="24"/>
-          <w:lang w:val="en-GB"/>
-        </w:rPr>
-        <w:t xml:space="preserve">Creating data migrations with Azure Data Factory </w:t>
+        <w:t>Implementing Azure AD B2C authentication as an alternative authentication method</w:t>
+      </w:r>
+    </w:p>
+    <w:p>
+      <w:pPr>
+        <w:numPr>
+          <w:ilvl w:val="0"/>
+          <w:numId w:val="3"/>
+        </w:numPr>
+        <w:spacing w:after="0" w:line="360" w:lineRule="auto"/>
+        <w:jc w:val="both"/>
+        <w:rPr>
+          <w:rFonts w:cs="Calibri"/>
+          <w:sz w:val="24"/>
+          <w:szCs w:val="24"/>
+          <w:lang w:val="en-GB"/>
+        </w:rPr>
+      </w:pPr>
+      <w:r>
+        <w:rPr>
+          <w:rFonts w:cs="Calibri"/>
+          <w:sz w:val="24"/>
+          <w:szCs w:val="24"/>
+          <w:lang w:val="en-GB"/>
+        </w:rPr>
+        <w:t>Creating data migrations with Azure Data Factory</w:t>
       </w:r>
     </w:p>
     <w:p>
@@ -5562,11 +5795,31 @@
       </w:r>
       <w:r>
         <w:rPr>
+          <w:b/>
+          <w:bCs/>
           <w:color w:val="262626"/>
           <w:sz w:val="24"/>
           <w:u w:val="single"/>
         </w:rPr>
-        <w:t>NDA (non-disclosure agreement) London Market Insurance Company:</w:t>
+        <w:t>HISCOX</w:t>
+      </w:r>
+      <w:r>
+        <w:rPr>
+          <w:b/>
+          <w:bCs/>
+          <w:color w:val="262626"/>
+          <w:sz w:val="24"/>
+          <w:u w:val="single"/>
+        </w:rPr>
+        <w:t xml:space="preserve"> (HSL Claims)</w:t>
+      </w:r>
+      <w:r>
+        <w:rPr>
+          <w:color w:val="262626"/>
+          <w:sz w:val="24"/>
+          <w:u w:val="single"/>
+        </w:rPr>
+        <w:t>:</w:t>
       </w:r>
     </w:p>
     <w:p>
@@ -5601,11 +5854,31 @@
       </w:pPr>
       <w:r>
         <w:rPr>
-          <w:rFonts w:cs="Calibri"/>
-          <w:sz w:val="24"/>
-          <w:szCs w:val="24"/>
-        </w:rPr>
-        <w:t>Migrating policy data; creating integration between customer and external systems</w:t>
+          <w:color w:val="262626"/>
+          <w:sz w:val="24"/>
+        </w:rPr>
+        <w:t>Migrating policy data</w:t>
+      </w:r>
+    </w:p>
+    <w:p>
+      <w:pPr>
+        <w:numPr>
+          <w:ilvl w:val="0"/>
+          <w:numId w:val="3"/>
+        </w:numPr>
+        <w:spacing w:after="0" w:line="360" w:lineRule="auto"/>
+        <w:jc w:val="both"/>
+        <w:rPr>
+          <w:color w:val="262626"/>
+          <w:sz w:val="24"/>
+        </w:rPr>
+      </w:pPr>
+      <w:r>
+        <w:rPr>
+          <w:color w:val="262626"/>
+          <w:sz w:val="24"/>
+        </w:rPr>
+        <w:t>Creating integrations between the customer's systems and external systems</w:t>
       </w:r>
     </w:p>
     <w:p>
@@ -5646,78 +5919,105 @@
           <w:szCs w:val="24"/>
           <w:lang w:val="en-GB"/>
         </w:rPr>
-        <w:t>Preparing solution architecture</w:t>
-      </w:r>
-    </w:p>
-    <w:p>
-      <w:pPr>
-        <w:numPr>
-          <w:ilvl w:val="0"/>
-          <w:numId w:val="3"/>
-        </w:numPr>
-        <w:spacing w:after="0" w:line="360" w:lineRule="auto"/>
-        <w:jc w:val="both"/>
-        <w:rPr>
-          <w:rFonts w:cs="Calibri"/>
-          <w:sz w:val="24"/>
-          <w:szCs w:val="24"/>
-          <w:lang w:val="en-GB"/>
-        </w:rPr>
-      </w:pPr>
-      <w:r>
-        <w:rPr>
-          <w:rFonts w:cs="Calibri"/>
-          <w:sz w:val="24"/>
-          <w:szCs w:val="24"/>
-          <w:lang w:val="en-GB"/>
-        </w:rPr>
-        <w:t xml:space="preserve">Business analysis </w:t>
-      </w:r>
-    </w:p>
-    <w:p>
-      <w:pPr>
-        <w:numPr>
-          <w:ilvl w:val="0"/>
-          <w:numId w:val="3"/>
-        </w:numPr>
-        <w:spacing w:after="0" w:line="360" w:lineRule="auto"/>
-        <w:jc w:val="both"/>
-        <w:rPr>
-          <w:rFonts w:cs="Calibri"/>
-          <w:sz w:val="24"/>
-          <w:szCs w:val="24"/>
-          <w:lang w:val="en-GB"/>
-        </w:rPr>
-      </w:pPr>
-      <w:r>
-        <w:rPr>
-          <w:rFonts w:cs="Calibri"/>
-          <w:sz w:val="24"/>
-          <w:szCs w:val="24"/>
-        </w:rPr>
-        <w:t>Software development</w:t>
-      </w:r>
-    </w:p>
-    <w:p>
-      <w:pPr>
-        <w:numPr>
-          <w:ilvl w:val="0"/>
-          <w:numId w:val="3"/>
-        </w:numPr>
-        <w:spacing w:after="0" w:line="360" w:lineRule="auto"/>
-        <w:jc w:val="both"/>
-        <w:rPr>
-          <w:rFonts w:cs="Calibri"/>
-          <w:sz w:val="24"/>
-          <w:szCs w:val="24"/>
-          <w:lang w:val="en-GB"/>
-        </w:rPr>
-      </w:pPr>
-      <w:r>
-        <w:rPr>
-          <w:rFonts w:cs="Calibri"/>
-          <w:sz w:val="24"/>
-          <w:szCs w:val="24"/>
+        <w:t>Preparing the solution architecture</w:t>
+      </w:r>
+    </w:p>
+    <w:p>
+      <w:pPr>
+        <w:numPr>
+          <w:ilvl w:val="0"/>
+          <w:numId w:val="3"/>
+        </w:numPr>
+        <w:spacing w:after="0" w:line="360" w:lineRule="auto"/>
+        <w:jc w:val="both"/>
+        <w:rPr>
+          <w:rFonts w:cs="Calibri"/>
+          <w:sz w:val="24"/>
+          <w:szCs w:val="24"/>
+          <w:lang w:val="en-GB"/>
+        </w:rPr>
+      </w:pPr>
+      <w:r>
+        <w:rPr>
+          <w:rFonts w:cs="Calibri"/>
+          <w:sz w:val="24"/>
+          <w:szCs w:val="24"/>
+          <w:lang w:val="en-GB"/>
+        </w:rPr>
+        <w:t>Performing business analysis</w:t>
+      </w:r>
+    </w:p>
+    <w:p>
+      <w:pPr>
+        <w:numPr>
+          <w:ilvl w:val="0"/>
+          <w:numId w:val="3"/>
+        </w:numPr>
+        <w:spacing w:after="0" w:line="360" w:lineRule="auto"/>
+        <w:jc w:val="both"/>
+        <w:rPr>
+          <w:rFonts w:cs="Calibri"/>
+          <w:sz w:val="24"/>
+          <w:szCs w:val="24"/>
+          <w:lang w:val="en-GB"/>
+        </w:rPr>
+      </w:pPr>
+      <w:r>
+        <w:rPr>
+          <w:rFonts w:cs="Calibri"/>
+          <w:sz w:val="24"/>
+          <w:szCs w:val="24"/>
+          <w:lang w:val="en-GB"/>
+        </w:rPr>
+        <w:t>Leading the development team</w:t>
+      </w:r>
+    </w:p>
+    <w:p>
+      <w:pPr>
+        <w:numPr>
+          <w:ilvl w:val="0"/>
+          <w:numId w:val="3"/>
+        </w:numPr>
+        <w:spacing w:after="0" w:line="360" w:lineRule="auto"/>
+        <w:jc w:val="both"/>
+        <w:rPr>
+          <w:rFonts w:cs="Calibri"/>
+          <w:sz w:val="24"/>
+          <w:szCs w:val="24"/>
+          <w:lang w:val="en-GB"/>
+        </w:rPr>
+      </w:pPr>
+      <w:r>
+        <w:rPr>
+          <w:rFonts w:cs="Calibri"/>
+          <w:sz w:val="24"/>
+          <w:szCs w:val="24"/>
+          <w:lang w:val="en-GB"/>
+        </w:rPr>
+        <w:t>Developing software</w:t>
+      </w:r>
+    </w:p>
+    <w:p>
+      <w:pPr>
+        <w:numPr>
+          <w:ilvl w:val="0"/>
+          <w:numId w:val="3"/>
+        </w:numPr>
+        <w:spacing w:after="0" w:line="360" w:lineRule="auto"/>
+        <w:jc w:val="both"/>
+        <w:rPr>
+          <w:rFonts w:cs="Calibri"/>
+          <w:sz w:val="24"/>
+          <w:szCs w:val="24"/>
+          <w:lang w:val="en-GB"/>
+        </w:rPr>
+      </w:pPr>
+      <w:r>
+        <w:rPr>
+          <w:rFonts w:cs="Calibri"/>
+          <w:sz w:val="24"/>
+          <w:szCs w:val="24"/>
+          <w:lang w:val="en-GB"/>
         </w:rPr>
         <w:t>Preparing documentation</w:t>
       </w:r>
@@ -5742,8 +6042,9 @@
           <w:rFonts w:cs="Calibri"/>
           <w:sz w:val="24"/>
           <w:szCs w:val="24"/>
-        </w:rPr>
-        <w:t>Performing analysis of existing customer applications, preparing data mapping spreadsheets</w:t>
+          <w:lang w:val="en-GB"/>
+        </w:rPr>
+        <w:t>Analysing existing customer applications</w:t>
       </w:r>
     </w:p>
     <w:p>
@@ -5800,7 +6101,27 @@
           <w:szCs w:val="24"/>
           <w:lang w:val="en-GB"/>
         </w:rPr>
-        <w:t xml:space="preserve">: Terraform + CI/CD with DevOps, Azure hosted ( Data Factory + SHIR, Service Bus, Function App, VNET integration, Storage Account, APIM, Front Door, OAuth2 + Azure AD), brief work with Angular 6 </w:t>
+        <w:t xml:space="preserve">: Terraform + CI/CD with DevOps, Azure hosted </w:t>
+      </w:r>
+      <w:proofErr w:type="gramStart"/>
+      <w:r>
+        <w:rPr>
+          <w:rFonts w:cs="Calibri"/>
+          <w:sz w:val="24"/>
+          <w:szCs w:val="24"/>
+          <w:lang w:val="en-GB"/>
+        </w:rPr>
+        <w:t>( Data</w:t>
+      </w:r>
+      <w:proofErr w:type="gramEnd"/>
+      <w:r>
+        <w:rPr>
+          <w:rFonts w:cs="Calibri"/>
+          <w:sz w:val="24"/>
+          <w:szCs w:val="24"/>
+          <w:lang w:val="en-GB"/>
+        </w:rPr>
+        <w:t xml:space="preserve"> Factory + SHIR, Service Bus, Function App, VNET integration, Storage Account, APIM, Front Door, OAuth2 + Azure AD), brief work with Angular 6 </w:t>
       </w:r>
     </w:p>
     <w:p>
@@ -5828,6 +6149,64 @@
       </w:pPr>
       <w:r>
         <w:rPr>
+          <w:b/>
+          <w:bCs/>
+          <w:color w:val="262626"/>
+          <w:sz w:val="24"/>
+          <w:u w:val="single"/>
+        </w:rPr>
+        <w:t>HISCOX</w:t>
+      </w:r>
+      <w:r>
+        <w:rPr>
+          <w:b/>
+          <w:bCs/>
+          <w:color w:val="262626"/>
+          <w:sz w:val="24"/>
+          <w:u w:val="single"/>
+        </w:rPr>
+        <w:t xml:space="preserve"> (</w:t>
+      </w:r>
+      <w:r>
+        <w:rPr>
+          <w:b/>
+          <w:bCs/>
+          <w:color w:val="262626"/>
+          <w:sz w:val="24"/>
+          <w:u w:val="single"/>
+        </w:rPr>
+        <w:t>Special Risk</w:t>
+      </w:r>
+      <w:r>
+        <w:rPr>
+          <w:b/>
+          <w:bCs/>
+          <w:color w:val="262626"/>
+          <w:sz w:val="24"/>
+          <w:u w:val="single"/>
+        </w:rPr>
+        <w:t>)</w:t>
+      </w:r>
+      <w:r>
+        <w:rPr>
+          <w:color w:val="262626"/>
+          <w:sz w:val="24"/>
+          <w:u w:val="single"/>
+        </w:rPr>
+        <w:t>:</w:t>
+      </w:r>
+    </w:p>
+    <w:p>
+      <w:pPr>
+        <w:spacing w:before="160"/>
+        <w:ind w:left="-113"/>
+        <w:rPr>
+          <w:color w:val="262626"/>
+          <w:sz w:val="24"/>
+        </w:rPr>
+      </w:pPr>
+      <w:r>
+        <w:rPr>
           <w:color w:val="262626"/>
           <w:sz w:val="24"/>
         </w:rPr>
@@ -5853,7 +6232,7 @@
           <w:sz w:val="24"/>
           <w:szCs w:val="24"/>
         </w:rPr>
-        <w:t>Migrating insurance documents (sourced from internal storage, SQL binaries) to SharePoint</w:t>
+        <w:t>Migrating insurance documents (sourced from internal storage and SQL binary data) to SharePoint</w:t>
       </w:r>
     </w:p>
     <w:p>
@@ -5893,82 +6272,82 @@
           <w:szCs w:val="24"/>
           <w:lang w:val="en-GB"/>
         </w:rPr>
-        <w:t>Preparing solution architecture</w:t>
-      </w:r>
-    </w:p>
-    <w:p>
-      <w:pPr>
-        <w:numPr>
-          <w:ilvl w:val="0"/>
-          <w:numId w:val="3"/>
-        </w:numPr>
-        <w:spacing w:after="0" w:line="360" w:lineRule="auto"/>
-        <w:jc w:val="both"/>
-        <w:rPr>
-          <w:rFonts w:cs="Calibri"/>
-          <w:sz w:val="24"/>
-          <w:szCs w:val="24"/>
-          <w:lang w:val="en-GB"/>
-        </w:rPr>
-      </w:pPr>
-      <w:r>
-        <w:rPr>
-          <w:rFonts w:cs="Calibri"/>
-          <w:sz w:val="24"/>
-          <w:szCs w:val="24"/>
-          <w:lang w:val="en-GB"/>
-        </w:rPr>
-        <w:t>Working with infosec team to ensure security and compliance of the solution</w:t>
-      </w:r>
-    </w:p>
-    <w:p>
-      <w:pPr>
-        <w:numPr>
-          <w:ilvl w:val="0"/>
-          <w:numId w:val="3"/>
-        </w:numPr>
-        <w:spacing w:after="0" w:line="360" w:lineRule="auto"/>
-        <w:jc w:val="both"/>
-        <w:rPr>
-          <w:rFonts w:cs="Calibri"/>
-          <w:sz w:val="24"/>
-          <w:szCs w:val="24"/>
-          <w:lang w:val="en-GB"/>
-        </w:rPr>
-      </w:pPr>
-      <w:r>
-        <w:rPr>
-          <w:rFonts w:cs="Calibri"/>
-          <w:sz w:val="24"/>
-          <w:szCs w:val="24"/>
-          <w:lang w:val="en-GB"/>
-        </w:rPr>
-        <w:t>Business analysis</w:t>
-      </w:r>
-    </w:p>
-    <w:p>
-      <w:pPr>
-        <w:numPr>
-          <w:ilvl w:val="0"/>
-          <w:numId w:val="3"/>
-        </w:numPr>
-        <w:spacing w:after="0" w:line="360" w:lineRule="auto"/>
-        <w:jc w:val="both"/>
-        <w:rPr>
-          <w:rFonts w:cs="Calibri"/>
-          <w:sz w:val="24"/>
-          <w:szCs w:val="24"/>
-          <w:lang w:val="en-GB"/>
-        </w:rPr>
-      </w:pPr>
-      <w:r>
-        <w:rPr>
-          <w:rFonts w:cs="Calibri"/>
-          <w:sz w:val="24"/>
-          <w:szCs w:val="24"/>
-          <w:lang w:val="en-GB"/>
-        </w:rPr>
-        <w:t>Software development</w:t>
+        <w:t>Preparing the solution architecture</w:t>
+      </w:r>
+    </w:p>
+    <w:p>
+      <w:pPr>
+        <w:numPr>
+          <w:ilvl w:val="0"/>
+          <w:numId w:val="3"/>
+        </w:numPr>
+        <w:spacing w:after="0" w:line="360" w:lineRule="auto"/>
+        <w:jc w:val="both"/>
+        <w:rPr>
+          <w:rFonts w:cs="Calibri"/>
+          <w:sz w:val="24"/>
+          <w:szCs w:val="24"/>
+          <w:lang w:val="en-GB"/>
+        </w:rPr>
+      </w:pPr>
+      <w:r>
+        <w:rPr>
+          <w:rFonts w:cs="Calibri"/>
+          <w:sz w:val="24"/>
+          <w:szCs w:val="24"/>
+          <w:lang w:val="en-GB"/>
+        </w:rPr>
+        <w:t>Working with the InfoSec team to ensure the security and compliance of the solution</w:t>
+      </w:r>
+    </w:p>
+    <w:p>
+      <w:pPr>
+        <w:numPr>
+          <w:ilvl w:val="0"/>
+          <w:numId w:val="3"/>
+        </w:numPr>
+        <w:spacing w:after="0" w:line="360" w:lineRule="auto"/>
+        <w:jc w:val="both"/>
+        <w:rPr>
+          <w:rFonts w:cs="Calibri"/>
+          <w:sz w:val="24"/>
+          <w:szCs w:val="24"/>
+          <w:lang w:val="en-GB"/>
+        </w:rPr>
+      </w:pPr>
+      <w:r>
+        <w:rPr>
+          <w:rFonts w:cs="Calibri"/>
+          <w:sz w:val="24"/>
+          <w:szCs w:val="24"/>
+          <w:lang w:val="en-GB"/>
+        </w:rPr>
+        <w:t>Performing business analysis</w:t>
+      </w:r>
+    </w:p>
+    <w:p>
+      <w:pPr>
+        <w:numPr>
+          <w:ilvl w:val="0"/>
+          <w:numId w:val="3"/>
+        </w:numPr>
+        <w:spacing w:after="0" w:line="360" w:lineRule="auto"/>
+        <w:jc w:val="both"/>
+        <w:rPr>
+          <w:rFonts w:cs="Calibri"/>
+          <w:sz w:val="24"/>
+          <w:szCs w:val="24"/>
+          <w:lang w:val="en-GB"/>
+        </w:rPr>
+      </w:pPr>
+      <w:r>
+        <w:rPr>
+          <w:rFonts w:cs="Calibri"/>
+          <w:sz w:val="24"/>
+          <w:szCs w:val="24"/>
+          <w:lang w:val="en-GB"/>
+        </w:rPr>
+        <w:t>Developing software</w:t>
       </w:r>
     </w:p>
     <w:p>
@@ -6018,32 +6397,32 @@
           <w:szCs w:val="24"/>
           <w:lang w:val="en-GB"/>
         </w:rPr>
-        <w:t>Performing analysis of existing internal applications and storage solutions</w:t>
-      </w:r>
-    </w:p>
-    <w:p>
-      <w:pPr>
-        <w:numPr>
-          <w:ilvl w:val="0"/>
-          <w:numId w:val="3"/>
-        </w:numPr>
-        <w:spacing w:after="0" w:line="360" w:lineRule="auto"/>
-        <w:jc w:val="both"/>
-        <w:rPr>
-          <w:rFonts w:cs="Calibri"/>
-          <w:sz w:val="24"/>
-          <w:szCs w:val="24"/>
-          <w:lang w:val="en-GB"/>
-        </w:rPr>
-      </w:pPr>
-      <w:r>
-        <w:rPr>
-          <w:rFonts w:cs="Calibri"/>
-          <w:sz w:val="24"/>
-          <w:szCs w:val="24"/>
-          <w:lang w:val="en-GB"/>
-        </w:rPr>
-        <w:t>SharePoint integration (PnP Framework)</w:t>
+        <w:t>Analysing existing internal applications and storage solutions</w:t>
+      </w:r>
+    </w:p>
+    <w:p>
+      <w:pPr>
+        <w:numPr>
+          <w:ilvl w:val="0"/>
+          <w:numId w:val="3"/>
+        </w:numPr>
+        <w:spacing w:after="0" w:line="360" w:lineRule="auto"/>
+        <w:jc w:val="both"/>
+        <w:rPr>
+          <w:rFonts w:cs="Calibri"/>
+          <w:sz w:val="24"/>
+          <w:szCs w:val="24"/>
+          <w:lang w:val="en-GB"/>
+        </w:rPr>
+      </w:pPr>
+      <w:r>
+        <w:rPr>
+          <w:rFonts w:cs="Calibri"/>
+          <w:sz w:val="24"/>
+          <w:szCs w:val="24"/>
+          <w:lang w:val="en-GB"/>
+        </w:rPr>
+        <w:t>Integrating with SharePoint (PnP Framework)</w:t>
       </w:r>
     </w:p>
     <w:p>
@@ -6130,6 +6509,75 @@
           <w:sz w:val="24"/>
         </w:rPr>
       </w:pPr>
+    </w:p>
+    <w:p>
+      <w:pPr>
+        <w:spacing w:before="160"/>
+        <w:ind w:left="-113"/>
+        <w:rPr>
+          <w:color w:val="262626"/>
+          <w:sz w:val="24"/>
+        </w:rPr>
+      </w:pPr>
+      <w:r>
+        <w:rPr>
+          <w:b/>
+          <w:bCs/>
+          <w:color w:val="262626"/>
+          <w:sz w:val="24"/>
+          <w:u w:val="single"/>
+        </w:rPr>
+        <w:lastRenderedPageBreak/>
+        <w:t>HISCOX</w:t>
+      </w:r>
+      <w:r>
+        <w:rPr>
+          <w:b/>
+          <w:bCs/>
+          <w:color w:val="262626"/>
+          <w:sz w:val="24"/>
+          <w:u w:val="single"/>
+        </w:rPr>
+        <w:t xml:space="preserve"> (</w:t>
+      </w:r>
+      <w:r>
+        <w:rPr>
+          <w:b/>
+          <w:bCs/>
+          <w:color w:val="262626"/>
+          <w:sz w:val="24"/>
+          <w:u w:val="single"/>
+        </w:rPr>
+        <w:t>BUD Claims</w:t>
+      </w:r>
+      <w:r>
+        <w:rPr>
+          <w:b/>
+          <w:bCs/>
+          <w:color w:val="262626"/>
+          <w:sz w:val="24"/>
+          <w:u w:val="single"/>
+        </w:rPr>
+        <w:t>)</w:t>
+      </w:r>
+      <w:r>
+        <w:rPr>
+          <w:color w:val="262626"/>
+          <w:sz w:val="24"/>
+          <w:u w:val="single"/>
+        </w:rPr>
+        <w:t>:</w:t>
+      </w:r>
+    </w:p>
+    <w:p>
+      <w:pPr>
+        <w:spacing w:before="160"/>
+        <w:ind w:left="-113"/>
+        <w:rPr>
+          <w:color w:val="262626"/>
+          <w:sz w:val="24"/>
+        </w:rPr>
+      </w:pPr>
       <w:r>
         <w:rPr>
           <w:color w:val="262626"/>
@@ -6153,11 +6601,31 @@
       </w:pPr>
       <w:r>
         <w:rPr>
-          <w:rFonts w:cs="Calibri"/>
-          <w:sz w:val="24"/>
-          <w:szCs w:val="24"/>
-        </w:rPr>
-        <w:t>Creating policy/claim management application</w:t>
+          <w:color w:val="262626"/>
+          <w:sz w:val="24"/>
+        </w:rPr>
+        <w:t>Creating a policy and claims management application</w:t>
+      </w:r>
+    </w:p>
+    <w:p>
+      <w:pPr>
+        <w:numPr>
+          <w:ilvl w:val="0"/>
+          <w:numId w:val="3"/>
+        </w:numPr>
+        <w:spacing w:after="0" w:line="360" w:lineRule="auto"/>
+        <w:jc w:val="both"/>
+        <w:rPr>
+          <w:color w:val="262626"/>
+          <w:sz w:val="24"/>
+        </w:rPr>
+      </w:pPr>
+      <w:r>
+        <w:rPr>
+          <w:color w:val="262626"/>
+          <w:sz w:val="24"/>
+        </w:rPr>
+        <w:t>Full-stack development</w:t>
       </w:r>
     </w:p>
     <w:p>
@@ -6197,108 +6665,107 @@
           <w:szCs w:val="24"/>
           <w:lang w:val="en-GB"/>
         </w:rPr>
-        <w:t>Preparing solution architecture</w:t>
-      </w:r>
-    </w:p>
-    <w:p>
-      <w:pPr>
-        <w:numPr>
-          <w:ilvl w:val="0"/>
-          <w:numId w:val="3"/>
-        </w:numPr>
-        <w:spacing w:after="0" w:line="360" w:lineRule="auto"/>
-        <w:jc w:val="both"/>
-        <w:rPr>
-          <w:rFonts w:cs="Calibri"/>
-          <w:sz w:val="24"/>
-          <w:szCs w:val="24"/>
-          <w:lang w:val="en-GB"/>
-        </w:rPr>
-      </w:pPr>
-      <w:r>
-        <w:rPr>
-          <w:rFonts w:cs="Calibri"/>
-          <w:sz w:val="24"/>
-          <w:szCs w:val="24"/>
-          <w:lang w:val="en-GB"/>
-        </w:rPr>
-        <w:lastRenderedPageBreak/>
-        <w:t>Event-Driven architecture design and implementation (Azure Service Bus, Azure Function App)</w:t>
-      </w:r>
-    </w:p>
-    <w:p>
-      <w:pPr>
-        <w:numPr>
-          <w:ilvl w:val="0"/>
-          <w:numId w:val="3"/>
-        </w:numPr>
-        <w:spacing w:after="0" w:line="360" w:lineRule="auto"/>
-        <w:jc w:val="both"/>
-        <w:rPr>
-          <w:rFonts w:cs="Calibri"/>
-          <w:sz w:val="24"/>
-          <w:szCs w:val="24"/>
-          <w:lang w:val="en-GB"/>
-        </w:rPr>
-      </w:pPr>
-      <w:r>
-        <w:rPr>
-          <w:rFonts w:cs="Calibri"/>
-          <w:sz w:val="24"/>
-          <w:szCs w:val="24"/>
-          <w:lang w:val="en-GB"/>
-        </w:rPr>
-        <w:t>Working with infosec team to ensure security and compliance of the solution</w:t>
-      </w:r>
-    </w:p>
-    <w:p>
-      <w:pPr>
-        <w:numPr>
-          <w:ilvl w:val="0"/>
-          <w:numId w:val="3"/>
-        </w:numPr>
-        <w:spacing w:after="0" w:line="360" w:lineRule="auto"/>
-        <w:jc w:val="both"/>
-        <w:rPr>
-          <w:rFonts w:cs="Calibri"/>
-          <w:sz w:val="24"/>
-          <w:szCs w:val="24"/>
-          <w:lang w:val="en-GB"/>
-        </w:rPr>
-      </w:pPr>
-      <w:r>
-        <w:rPr>
-          <w:rFonts w:cs="Calibri"/>
-          <w:sz w:val="24"/>
-          <w:szCs w:val="24"/>
-          <w:lang w:val="en-GB"/>
-        </w:rPr>
-        <w:t>Working directly with business analytics to gather business requirements</w:t>
-      </w:r>
-    </w:p>
-    <w:p>
-      <w:pPr>
-        <w:numPr>
-          <w:ilvl w:val="0"/>
-          <w:numId w:val="3"/>
-        </w:numPr>
-        <w:spacing w:after="0" w:line="360" w:lineRule="auto"/>
-        <w:jc w:val="both"/>
-        <w:rPr>
-          <w:rFonts w:cs="Calibri"/>
-          <w:sz w:val="24"/>
-          <w:szCs w:val="24"/>
-          <w:lang w:val="en-GB"/>
-        </w:rPr>
-      </w:pPr>
-      <w:r>
-        <w:rPr>
-          <w:rFonts w:cs="Calibri"/>
-          <w:sz w:val="24"/>
-          <w:szCs w:val="24"/>
-          <w:lang w:val="en-GB"/>
-        </w:rPr>
-        <w:t>Software development</w:t>
+        <w:t>Preparing the solution architecture</w:t>
+      </w:r>
+    </w:p>
+    <w:p>
+      <w:pPr>
+        <w:numPr>
+          <w:ilvl w:val="0"/>
+          <w:numId w:val="3"/>
+        </w:numPr>
+        <w:spacing w:after="0" w:line="360" w:lineRule="auto"/>
+        <w:jc w:val="both"/>
+        <w:rPr>
+          <w:rFonts w:cs="Calibri"/>
+          <w:sz w:val="24"/>
+          <w:szCs w:val="24"/>
+          <w:lang w:val="en-GB"/>
+        </w:rPr>
+      </w:pPr>
+      <w:r>
+        <w:rPr>
+          <w:rFonts w:cs="Calibri"/>
+          <w:sz w:val="24"/>
+          <w:szCs w:val="24"/>
+          <w:lang w:val="en-GB"/>
+        </w:rPr>
+        <w:t>Designing and implementing event-driven architecture (Azure Service Bus, Azure Function App)</w:t>
+      </w:r>
+    </w:p>
+    <w:p>
+      <w:pPr>
+        <w:numPr>
+          <w:ilvl w:val="0"/>
+          <w:numId w:val="3"/>
+        </w:numPr>
+        <w:spacing w:after="0" w:line="360" w:lineRule="auto"/>
+        <w:jc w:val="both"/>
+        <w:rPr>
+          <w:rFonts w:cs="Calibri"/>
+          <w:sz w:val="24"/>
+          <w:szCs w:val="24"/>
+          <w:lang w:val="en-GB"/>
+        </w:rPr>
+      </w:pPr>
+      <w:r>
+        <w:rPr>
+          <w:rFonts w:cs="Calibri"/>
+          <w:sz w:val="24"/>
+          <w:szCs w:val="24"/>
+          <w:lang w:val="en-GB"/>
+        </w:rPr>
+        <w:t>Working with the InfoSec team to ensure the security and compliance of the solution</w:t>
+      </w:r>
+    </w:p>
+    <w:p>
+      <w:pPr>
+        <w:numPr>
+          <w:ilvl w:val="0"/>
+          <w:numId w:val="3"/>
+        </w:numPr>
+        <w:spacing w:after="0" w:line="360" w:lineRule="auto"/>
+        <w:jc w:val="both"/>
+        <w:rPr>
+          <w:rFonts w:cs="Calibri"/>
+          <w:sz w:val="24"/>
+          <w:szCs w:val="24"/>
+          <w:lang w:val="en-GB"/>
+        </w:rPr>
+      </w:pPr>
+      <w:r>
+        <w:rPr>
+          <w:rFonts w:cs="Calibri"/>
+          <w:sz w:val="24"/>
+          <w:szCs w:val="24"/>
+          <w:lang w:val="en-GB"/>
+        </w:rPr>
+        <w:t>Working directly with business analysts to gather business requirements</w:t>
+      </w:r>
+    </w:p>
+    <w:p>
+      <w:pPr>
+        <w:numPr>
+          <w:ilvl w:val="0"/>
+          <w:numId w:val="3"/>
+        </w:numPr>
+        <w:spacing w:after="0" w:line="360" w:lineRule="auto"/>
+        <w:jc w:val="both"/>
+        <w:rPr>
+          <w:rFonts w:cs="Calibri"/>
+          <w:sz w:val="24"/>
+          <w:szCs w:val="24"/>
+          <w:lang w:val="en-GB"/>
+        </w:rPr>
+      </w:pPr>
+      <w:r>
+        <w:rPr>
+          <w:rFonts w:cs="Calibri"/>
+          <w:sz w:val="24"/>
+          <w:szCs w:val="24"/>
+          <w:lang w:val="en-GB"/>
+        </w:rPr>
+        <w:t>Developing software</w:t>
       </w:r>
     </w:p>
     <w:p>
@@ -6348,132 +6815,132 @@
           <w:szCs w:val="24"/>
           <w:lang w:val="en-GB"/>
         </w:rPr>
-        <w:t>Performing analysis of existing internal applications (data sourcing)</w:t>
-      </w:r>
-    </w:p>
-    <w:p>
-      <w:pPr>
-        <w:numPr>
-          <w:ilvl w:val="0"/>
-          <w:numId w:val="3"/>
-        </w:numPr>
-        <w:spacing w:after="0" w:line="360" w:lineRule="auto"/>
-        <w:jc w:val="both"/>
-        <w:rPr>
-          <w:rFonts w:cs="Calibri"/>
-          <w:sz w:val="24"/>
-          <w:szCs w:val="24"/>
-          <w:lang w:val="en-GB"/>
-        </w:rPr>
-      </w:pPr>
-      <w:r>
-        <w:rPr>
-          <w:rFonts w:cs="Calibri"/>
-          <w:sz w:val="24"/>
-          <w:szCs w:val="24"/>
-          <w:lang w:val="en-GB"/>
-        </w:rPr>
-        <w:t>Code migration to latest framework versions</w:t>
-      </w:r>
-    </w:p>
-    <w:p>
-      <w:pPr>
-        <w:numPr>
-          <w:ilvl w:val="0"/>
-          <w:numId w:val="3"/>
-        </w:numPr>
-        <w:spacing w:after="0" w:line="360" w:lineRule="auto"/>
-        <w:jc w:val="both"/>
-        <w:rPr>
-          <w:rFonts w:cs="Calibri"/>
-          <w:sz w:val="24"/>
-          <w:szCs w:val="24"/>
-          <w:lang w:val="en-GB"/>
-        </w:rPr>
-      </w:pPr>
-      <w:r>
-        <w:rPr>
-          <w:rFonts w:cs="Calibri"/>
-          <w:sz w:val="24"/>
-          <w:szCs w:val="24"/>
-          <w:lang w:val="en-GB"/>
-        </w:rPr>
-        <w:t>Creating integration API's (.Net Http-based endpoints), Function App, APIM</w:t>
-      </w:r>
-    </w:p>
-    <w:p>
-      <w:pPr>
-        <w:numPr>
-          <w:ilvl w:val="0"/>
-          <w:numId w:val="3"/>
-        </w:numPr>
-        <w:spacing w:after="0" w:line="360" w:lineRule="auto"/>
-        <w:jc w:val="both"/>
-        <w:rPr>
-          <w:rFonts w:cs="Calibri"/>
-          <w:sz w:val="24"/>
-          <w:szCs w:val="24"/>
-          <w:lang w:val="en-GB"/>
-        </w:rPr>
-      </w:pPr>
-      <w:r>
-        <w:rPr>
-          <w:rFonts w:cs="Calibri"/>
-          <w:sz w:val="24"/>
-          <w:szCs w:val="24"/>
-          <w:lang w:val="en-GB"/>
-        </w:rPr>
-        <w:t>SharePoint integration (Graph API)</w:t>
-      </w:r>
-    </w:p>
-    <w:p>
-      <w:pPr>
-        <w:numPr>
-          <w:ilvl w:val="0"/>
-          <w:numId w:val="3"/>
-        </w:numPr>
-        <w:spacing w:after="0" w:line="360" w:lineRule="auto"/>
-        <w:jc w:val="both"/>
-        <w:rPr>
-          <w:rFonts w:cs="Calibri"/>
-          <w:sz w:val="24"/>
-          <w:szCs w:val="24"/>
-          <w:lang w:val="en-GB"/>
-        </w:rPr>
-      </w:pPr>
-      <w:r>
-        <w:rPr>
-          <w:rFonts w:cs="Calibri"/>
-          <w:sz w:val="24"/>
-          <w:szCs w:val="24"/>
-          <w:lang w:val="en-GB"/>
-        </w:rPr>
-        <w:t>User account management (Azure AD, OAuth2, OpenID Connect, Graph API)</w:t>
-      </w:r>
-    </w:p>
-    <w:p>
-      <w:pPr>
-        <w:numPr>
-          <w:ilvl w:val="0"/>
-          <w:numId w:val="3"/>
-        </w:numPr>
-        <w:spacing w:after="0" w:line="360" w:lineRule="auto"/>
-        <w:jc w:val="both"/>
-        <w:rPr>
-          <w:rFonts w:cs="Calibri"/>
-          <w:sz w:val="24"/>
-          <w:szCs w:val="24"/>
-          <w:lang w:val="en-GB"/>
-        </w:rPr>
-      </w:pPr>
-      <w:r>
-        <w:rPr>
-          <w:rFonts w:cs="Calibri"/>
-          <w:sz w:val="24"/>
-          <w:szCs w:val="24"/>
-          <w:lang w:val="en-GB"/>
-        </w:rPr>
-        <w:t>Creating deterministic indexation mechanism for SharePoint documents</w:t>
+        <w:t>Analysing existing internal applications (data sourcing)</w:t>
+      </w:r>
+    </w:p>
+    <w:p>
+      <w:pPr>
+        <w:numPr>
+          <w:ilvl w:val="0"/>
+          <w:numId w:val="3"/>
+        </w:numPr>
+        <w:spacing w:after="0" w:line="360" w:lineRule="auto"/>
+        <w:jc w:val="both"/>
+        <w:rPr>
+          <w:rFonts w:cs="Calibri"/>
+          <w:sz w:val="24"/>
+          <w:szCs w:val="24"/>
+          <w:lang w:val="en-GB"/>
+        </w:rPr>
+      </w:pPr>
+      <w:r>
+        <w:rPr>
+          <w:rFonts w:cs="Calibri"/>
+          <w:sz w:val="24"/>
+          <w:szCs w:val="24"/>
+          <w:lang w:val="en-GB"/>
+        </w:rPr>
+        <w:t>Migrating code to the latest framework versions</w:t>
+      </w:r>
+    </w:p>
+    <w:p>
+      <w:pPr>
+        <w:numPr>
+          <w:ilvl w:val="0"/>
+          <w:numId w:val="3"/>
+        </w:numPr>
+        <w:spacing w:after="0" w:line="360" w:lineRule="auto"/>
+        <w:jc w:val="both"/>
+        <w:rPr>
+          <w:rFonts w:cs="Calibri"/>
+          <w:sz w:val="24"/>
+          <w:szCs w:val="24"/>
+          <w:lang w:val="en-GB"/>
+        </w:rPr>
+      </w:pPr>
+      <w:r>
+        <w:rPr>
+          <w:rFonts w:cs="Calibri"/>
+          <w:sz w:val="24"/>
+          <w:szCs w:val="24"/>
+          <w:lang w:val="en-GB"/>
+        </w:rPr>
+        <w:t>Creating integration APIs (.NET HTTP-based endpoints), Function Apps and APIM</w:t>
+      </w:r>
+    </w:p>
+    <w:p>
+      <w:pPr>
+        <w:numPr>
+          <w:ilvl w:val="0"/>
+          <w:numId w:val="3"/>
+        </w:numPr>
+        <w:spacing w:after="0" w:line="360" w:lineRule="auto"/>
+        <w:jc w:val="both"/>
+        <w:rPr>
+          <w:rFonts w:cs="Calibri"/>
+          <w:sz w:val="24"/>
+          <w:szCs w:val="24"/>
+          <w:lang w:val="en-GB"/>
+        </w:rPr>
+      </w:pPr>
+      <w:r>
+        <w:rPr>
+          <w:rFonts w:cs="Calibri"/>
+          <w:sz w:val="24"/>
+          <w:szCs w:val="24"/>
+          <w:lang w:val="en-GB"/>
+        </w:rPr>
+        <w:t>Integrating with SharePoint (Graph API)</w:t>
+      </w:r>
+    </w:p>
+    <w:p>
+      <w:pPr>
+        <w:numPr>
+          <w:ilvl w:val="0"/>
+          <w:numId w:val="3"/>
+        </w:numPr>
+        <w:spacing w:after="0" w:line="360" w:lineRule="auto"/>
+        <w:jc w:val="both"/>
+        <w:rPr>
+          <w:rFonts w:cs="Calibri"/>
+          <w:sz w:val="24"/>
+          <w:szCs w:val="24"/>
+          <w:lang w:val="en-GB"/>
+        </w:rPr>
+      </w:pPr>
+      <w:r>
+        <w:rPr>
+          <w:rFonts w:cs="Calibri"/>
+          <w:sz w:val="24"/>
+          <w:szCs w:val="24"/>
+          <w:lang w:val="en-GB"/>
+        </w:rPr>
+        <w:t>Managing user accounts (Azure AD, OAuth2, OpenID Connect, Graph API)</w:t>
+      </w:r>
+    </w:p>
+    <w:p>
+      <w:pPr>
+        <w:numPr>
+          <w:ilvl w:val="0"/>
+          <w:numId w:val="3"/>
+        </w:numPr>
+        <w:spacing w:after="0" w:line="360" w:lineRule="auto"/>
+        <w:jc w:val="both"/>
+        <w:rPr>
+          <w:rFonts w:cs="Calibri"/>
+          <w:sz w:val="24"/>
+          <w:szCs w:val="24"/>
+          <w:lang w:val="en-GB"/>
+        </w:rPr>
+      </w:pPr>
+      <w:r>
+        <w:rPr>
+          <w:rFonts w:cs="Calibri"/>
+          <w:sz w:val="24"/>
+          <w:szCs w:val="24"/>
+          <w:lang w:val="en-GB"/>
+        </w:rPr>
+        <w:t>Creating a deterministic indexing mechanism for SharePoint documents</w:t>
       </w:r>
     </w:p>
     <w:p>
@@ -6604,17 +7071,65 @@
         <w:spacing w:before="160"/>
         <w:ind w:left="-113"/>
         <w:rPr>
-          <w:color w:val="262626"/>
-          <w:sz w:val="24"/>
-        </w:rPr>
-      </w:pPr>
-      <w:r>
-        <w:rPr>
+          <w:b/>
+          <w:bCs/>
+          <w:color w:val="262626"/>
+          <w:sz w:val="24"/>
+        </w:rPr>
+      </w:pPr>
+      <w:proofErr w:type="spellStart"/>
+      <w:r>
+        <w:rPr>
+          <w:b/>
+          <w:bCs/>
           <w:color w:val="262626"/>
           <w:sz w:val="24"/>
           <w:u w:val="single"/>
         </w:rPr>
-        <w:t>Bernie, 10x Psychology:</w:t>
+        <w:t>Vaishnu</w:t>
+      </w:r>
+      <w:proofErr w:type="spellEnd"/>
+      <w:r>
+        <w:rPr>
+          <w:b/>
+          <w:bCs/>
+          <w:color w:val="262626"/>
+          <w:sz w:val="24"/>
+          <w:u w:val="single"/>
+        </w:rPr>
+        <w:t xml:space="preserve"> </w:t>
+      </w:r>
+      <w:proofErr w:type="spellStart"/>
+      <w:r>
+        <w:rPr>
+          <w:b/>
+          <w:bCs/>
+          <w:color w:val="262626"/>
+          <w:sz w:val="24"/>
+          <w:u w:val="single"/>
+        </w:rPr>
+        <w:t>kumar</w:t>
+      </w:r>
+      <w:proofErr w:type="spellEnd"/>
+      <w:r>
+        <w:rPr>
+          <w:b/>
+          <w:bCs/>
+          <w:color w:val="262626"/>
+          <w:sz w:val="24"/>
+          <w:u w:val="single"/>
+        </w:rPr>
+        <w:t xml:space="preserve"> Hariharan, Lead Software Engineer at Hiscox</w:t>
+      </w:r>
+      <w:r>
+        <w:rPr>
+          <w:b/>
+          <w:bCs/>
+          <w:color w:val="262626"/>
+          <w:sz w:val="24"/>
+          <w:u w:val="single"/>
+        </w:rPr>
+        <w:t>:</w:t>
       </w:r>
     </w:p>
     <w:p>
@@ -6624,31 +7139,18 @@
           <w:numId w:val="2"/>
         </w:numPr>
         <w:spacing w:after="0"/>
-        <w:rPr>
-          <w:rFonts w:cs="Calibri"/>
-          <w:lang w:val="en-GB"/>
-        </w:rPr>
-      </w:pPr>
-      <w:r>
-        <w:rPr>
-          <w:rFonts w:cs="Calibri"/>
-          <w:lang w:val="en-GB"/>
-        </w:rPr>
-        <w:t xml:space="preserve">Work efficiency - Pawel is very efficient with his </w:t>
-      </w:r>
-      <w:r>
-        <w:rPr>
-          <w:rFonts w:cs="Calibri"/>
-          <w:lang w:val="en-GB"/>
-        </w:rPr>
-        <w:t>work and</w:t>
-      </w:r>
-      <w:r>
-        <w:rPr>
-          <w:rFonts w:cs="Calibri"/>
-          <w:lang w:val="en-GB"/>
-        </w:rPr>
-        <w:t xml:space="preserve"> is considered one of the strongest members of our development team. It's not uncommon that Pawel is tasked with difficult work, i.e. manually replicating our production environment and diagnosing an array of technically challenging issues at the same time, working with Azure Data Factory to move data between systems and perform various other tasks, not to mention his daily work on feature development. I have never received any complaints from his team lead or project manager, which is a very positive sign as they have very high standards regarding team member efficiency</w:t>
+        <w:jc w:val="both"/>
+        <w:rPr>
+          <w:rFonts w:cs="Calibri"/>
+          <w:lang w:val="en-GB"/>
+        </w:rPr>
+      </w:pPr>
+      <w:r>
+        <w:rPr>
+          <w:rFonts w:cs="Calibri"/>
+          <w:lang w:val="en-GB"/>
+        </w:rPr>
+        <w:t>I had the pleasure of working with Pawel for more than three years on the same development team, and I have continued to seek his technical advice and perspective over the last five years during his time with Hiscox. That alone speaks volumes about the trust and respect he has earned as an engineer and colleague.</w:t>
       </w:r>
     </w:p>
     <w:p>
@@ -6658,31 +7160,19 @@
           <w:numId w:val="2"/>
         </w:numPr>
         <w:spacing w:after="0"/>
-        <w:rPr>
-          <w:rFonts w:cs="Calibri"/>
-          <w:lang w:val="en-GB"/>
-        </w:rPr>
-      </w:pPr>
-      <w:r>
-        <w:rPr>
-          <w:rFonts w:cs="Calibri"/>
-          <w:lang w:val="en-GB"/>
-        </w:rPr>
-        <w:t xml:space="preserve">Quality of work - Pawel tries his best to work to a high standard. Through no fault of his own there are certain constraints at 10x that limit his quality from being that of a higher standard I see in the new green field solutions being developed but in the </w:t>
-      </w:r>
-      <w:r>
-        <w:rPr>
-          <w:rFonts w:cs="Calibri"/>
-          <w:lang w:val="en-GB"/>
-        </w:rPr>
-        <w:t>spaces,</w:t>
-      </w:r>
-      <w:r>
-        <w:rPr>
-          <w:rFonts w:cs="Calibri"/>
-          <w:lang w:val="en-GB"/>
-        </w:rPr>
-        <w:t xml:space="preserve"> he works in, i.e. our legacy code base and Azure infrastructure he's doing a great job. He has gone above and beyond on several tasks - documenting the procedures for others saving them time in the future. </w:t>
+        <w:jc w:val="both"/>
+        <w:rPr>
+          <w:rFonts w:cs="Calibri"/>
+          <w:lang w:val="en-GB"/>
+        </w:rPr>
+      </w:pPr>
+      <w:r>
+        <w:rPr>
+          <w:rFonts w:cs="Calibri"/>
+          <w:lang w:val="en-GB"/>
+        </w:rPr>
+        <w:lastRenderedPageBreak/>
+        <w:t>Pawel possesses deep expertise across the .NET technology stack and consistently demonstrates exceptional ownership in everything he undertakes. He never compromises on quality and always strives for excellence, setting high standards for himself and those around him.</w:t>
       </w:r>
     </w:p>
     <w:p>
@@ -6692,25 +7182,18 @@
           <w:numId w:val="2"/>
         </w:numPr>
         <w:spacing w:after="0"/>
-        <w:rPr>
-          <w:rFonts w:cs="Calibri"/>
-          <w:lang w:val="en-GB"/>
-        </w:rPr>
-      </w:pPr>
-      <w:r>
-        <w:rPr>
-          <w:rFonts w:cs="Calibri"/>
-          <w:lang w:val="en-GB"/>
-        </w:rPr>
-        <w:t xml:space="preserve">Teamwork - Pawel is well respected by the team and is always willing to pick up tasks that aren't particularly pleasant but are important to get done. His honesty is also a positive here as he's not afraid to ask for </w:t>
-      </w:r>
-      <w:r>
-        <w:rPr>
-          <w:rFonts w:cs="Calibri"/>
-          <w:lang w:val="en-GB"/>
-        </w:rPr>
-        <w:lastRenderedPageBreak/>
-        <w:t>assistance on any task where he's not qualified enough to make an informed decision - I would rather this approach than a staff member guessing their way through a task and losing sight of timeframes and budget.</w:t>
+        <w:jc w:val="both"/>
+        <w:rPr>
+          <w:rFonts w:cs="Calibri"/>
+          <w:lang w:val="en-GB"/>
+        </w:rPr>
+      </w:pPr>
+      <w:r>
+        <w:rPr>
+          <w:rFonts w:cs="Calibri"/>
+          <w:lang w:val="en-GB"/>
+        </w:rPr>
+        <w:t>What sets him apart is his willingness to challenge the status quo and share his views openly and constructively. He approaches problems with a long-term perspective, carefully considering scalability, maintainability, longevity, and fitness for purpose rather than focusing solely on short-term solutions.</w:t>
       </w:r>
     </w:p>
     <w:p>
@@ -6720,17 +7203,18 @@
           <w:numId w:val="2"/>
         </w:numPr>
         <w:spacing w:after="0"/>
-        <w:rPr>
-          <w:rFonts w:cs="Calibri"/>
-          <w:lang w:val="en-GB"/>
-        </w:rPr>
-      </w:pPr>
-      <w:r>
-        <w:rPr>
-          <w:rFonts w:cs="Calibri"/>
-          <w:lang w:val="en-GB"/>
-        </w:rPr>
-        <w:t xml:space="preserve">Learning ability - Looking at examples of how he's picked up Azure Data Factory, or other technologies in Azure, show me that he clearly has a strong learning ability. At 10x we have a very broad range of technologies, not to mention new/old approaches to development and Pawel works well with them all, developing his knowledge and skills to meet these learning challenges as they arise. I can remember more than one occasion where he's left tips for me on implementation/configuration steps to ensure the smooth completion of my tasks as they've carried on after he's done the hard work </w:t>
+        <w:jc w:val="both"/>
+        <w:rPr>
+          <w:rFonts w:cs="Calibri"/>
+          <w:lang w:val="en-GB"/>
+        </w:rPr>
+      </w:pPr>
+      <w:r>
+        <w:rPr>
+          <w:rFonts w:cs="Calibri"/>
+          <w:lang w:val="en-GB"/>
+        </w:rPr>
+        <w:t>Beyond his technical abilities, Pawel is a genuinely caring and supportive colleague. He takes a sincere interest in the wellbeing and success of his teammates, making him not only a great engineer but also a wonderful person to work with.</w:t>
       </w:r>
     </w:p>
     <w:p>
@@ -6740,17 +7224,18 @@
           <w:numId w:val="2"/>
         </w:numPr>
         <w:spacing w:after="0"/>
-        <w:rPr>
-          <w:rFonts w:cs="Calibri"/>
-          <w:lang w:val="en-GB"/>
-        </w:rPr>
-      </w:pPr>
-      <w:r>
-        <w:rPr>
-          <w:rFonts w:cs="Calibri"/>
-          <w:lang w:val="en-GB"/>
-        </w:rPr>
-        <w:t>Timeliness - Pawel is as precise with his time as anyone can be expected in the areas he works. As mentioned above he isn't exactly given the simplest of tasks so time estimation can be a difficult prospect - regardless, he does a good job on this front, and I haven't had any concerns raised from his lead developer. He has made himself available outside of hours to complete work, extended offers to be contactable if he's needed, and when I contact him to thank him for his work on whatever complex/difficult task he's been assigned he always says "it's his job" in the most humble manner.  I hope we can continue working with Pawel for the foreseeable future, growing his skillset and experience</w:t>
+        <w:jc w:val="both"/>
+        <w:rPr>
+          <w:rFonts w:cs="Calibri"/>
+          <w:lang w:val="en-GB"/>
+        </w:rPr>
+      </w:pPr>
+      <w:r>
+        <w:rPr>
+          <w:rFonts w:cs="Calibri"/>
+          <w:lang w:val="en-GB"/>
+        </w:rPr>
+        <w:t>I would highly recommend Pawel to any team looking for a talented, thoughtful, and highly committed software engineer and technical leader.</w:t>
       </w:r>
     </w:p>
     <w:p>
@@ -6769,21 +7254,124 @@
         <w:spacing w:before="160"/>
         <w:ind w:left="-113"/>
         <w:rPr>
-          <w:color w:val="262626"/>
-          <w:sz w:val="24"/>
-        </w:rPr>
-      </w:pPr>
-      <w:r>
-        <w:rPr>
+          <w:b/>
+          <w:bCs/>
+          <w:color w:val="262626"/>
+          <w:sz w:val="24"/>
+        </w:rPr>
+      </w:pPr>
+      <w:r>
+        <w:rPr>
+          <w:b/>
+          <w:bCs/>
           <w:color w:val="262626"/>
           <w:sz w:val="24"/>
           <w:u w:val="single"/>
           <w:lang w:val="en-GB"/>
         </w:rPr>
+        <w:t>Dean Lesslie, Head of Engineering at Hiscox Re</w:t>
+      </w:r>
+      <w:r>
+        <w:rPr>
+          <w:b/>
+          <w:bCs/>
+          <w:color w:val="262626"/>
+          <w:sz w:val="24"/>
+          <w:u w:val="single"/>
+        </w:rPr>
+        <w:t>:</w:t>
+      </w:r>
+    </w:p>
+    <w:p>
+      <w:pPr>
+        <w:numPr>
+          <w:ilvl w:val="0"/>
+          <w:numId w:val="2"/>
+        </w:numPr>
+        <w:spacing w:after="0"/>
+        <w:jc w:val="both"/>
+        <w:rPr>
+          <w:rFonts w:cs="Calibri"/>
+          <w:lang w:val="en-GB"/>
+        </w:rPr>
+      </w:pPr>
+      <w:r>
+        <w:rPr>
+          <w:rFonts w:cs="Calibri"/>
+          <w:lang w:val="en-GB"/>
+        </w:rPr>
+        <w:t xml:space="preserve">I managed Pawel for 5 years.  He worked on a range of projects for me from payment </w:t>
+      </w:r>
+      <w:proofErr w:type="gramStart"/>
+      <w:r>
+        <w:rPr>
+          <w:rFonts w:cs="Calibri"/>
+          <w:lang w:val="en-GB"/>
+        </w:rPr>
+        <w:t>portals  in</w:t>
+      </w:r>
+      <w:proofErr w:type="gramEnd"/>
+      <w:r>
+        <w:rPr>
+          <w:rFonts w:cs="Calibri"/>
+          <w:lang w:val="en-GB"/>
+        </w:rPr>
+        <w:t xml:space="preserve"> angular to .net APIs for integrating legacy, to </w:t>
+      </w:r>
+      <w:proofErr w:type="spellStart"/>
+      <w:r>
+        <w:rPr>
+          <w:rFonts w:cs="Calibri"/>
+          <w:lang w:val="en-GB"/>
+        </w:rPr>
+        <w:t>blazor</w:t>
+      </w:r>
+      <w:proofErr w:type="spellEnd"/>
+      <w:r>
+        <w:rPr>
+          <w:rFonts w:cs="Calibri"/>
+          <w:lang w:val="en-GB"/>
+        </w:rPr>
+        <w:t xml:space="preserve"> UIs for internal user applications and even some ETL work for supporting 3rd party data transfers.   He is a rare commodity in that his knowledge is deep and vast.  Couple that with a terrific work rate, ownership of a problem and a willingness to mentor others and you have a serious asset on your hands. An excellent person to work with!</w:t>
+      </w:r>
+    </w:p>
+    <w:p>
+      <w:pPr>
+        <w:spacing w:after="0" w:line="360" w:lineRule="auto"/>
+        <w:jc w:val="both"/>
+        <w:rPr>
+          <w:rFonts w:cs="Calibri"/>
+          <w:color w:val="262626"/>
+          <w:lang w:val="en-GB"/>
+        </w:rPr>
+      </w:pPr>
+    </w:p>
+    <w:p>
+      <w:pPr>
+        <w:spacing w:before="160"/>
+        <w:ind w:left="-113"/>
+        <w:rPr>
+          <w:b/>
+          <w:bCs/>
+          <w:color w:val="262626"/>
+          <w:sz w:val="24"/>
+        </w:rPr>
+      </w:pPr>
+      <w:r>
+        <w:rPr>
+          <w:b/>
+          <w:bCs/>
+          <w:color w:val="262626"/>
+          <w:sz w:val="24"/>
+          <w:u w:val="single"/>
+          <w:lang w:val="en-GB"/>
+        </w:rPr>
         <w:t>Nick Towers, Product Manager at Hiscox</w:t>
       </w:r>
       <w:r>
         <w:rPr>
+          <w:b/>
+          <w:bCs/>
           <w:color w:val="262626"/>
           <w:sz w:val="24"/>
           <w:u w:val="single"/>
@@ -6798,6 +7386,7 @@
           <w:numId w:val="2"/>
         </w:numPr>
         <w:spacing w:after="0"/>
+        <w:jc w:val="both"/>
         <w:rPr>
           <w:rFonts w:cs="Calibri"/>
           <w:lang w:val="en-GB"/>
@@ -6818,6 +7407,7 @@
           <w:numId w:val="2"/>
         </w:numPr>
         <w:spacing w:after="0"/>
+        <w:jc w:val="both"/>
         <w:rPr>
           <w:rFonts w:cs="Calibri"/>
           <w:lang w:val="en-GB"/>
@@ -6838,17 +7428,34 @@
           <w:numId w:val="2"/>
         </w:numPr>
         <w:spacing w:after="0"/>
-        <w:rPr>
-          <w:rFonts w:cs="Calibri"/>
-          <w:lang w:val="en-GB"/>
-        </w:rPr>
-      </w:pPr>
-      <w:r>
-        <w:rPr>
-          <w:rFonts w:cs="Calibri"/>
-          <w:lang w:val="en-GB"/>
-        </w:rPr>
-        <w:t>What has always impressed me most is how well Pawel understands our end users. He doesn't just build to a spec — he thinks about how claims handlers will actually use the system day to day and consistently weighs up the trade-offs between feature functionality and optimising performance, making sensible calls that kept the product both powerful and genuinely usable.</w:t>
+        <w:jc w:val="both"/>
+        <w:rPr>
+          <w:rFonts w:cs="Calibri"/>
+          <w:lang w:val="en-GB"/>
+        </w:rPr>
+      </w:pPr>
+      <w:r>
+        <w:rPr>
+          <w:rFonts w:cs="Calibri"/>
+          <w:lang w:val="en-GB"/>
+        </w:rPr>
+        <w:t xml:space="preserve">What has always impressed me most is how well Pawel understands our end users. He doesn't just build to a spec — he thinks about how claims handlers will </w:t>
+      </w:r>
+      <w:proofErr w:type="gramStart"/>
+      <w:r>
+        <w:rPr>
+          <w:rFonts w:cs="Calibri"/>
+          <w:lang w:val="en-GB"/>
+        </w:rPr>
+        <w:t>actually use</w:t>
+      </w:r>
+      <w:proofErr w:type="gramEnd"/>
+      <w:r>
+        <w:rPr>
+          <w:rFonts w:cs="Calibri"/>
+          <w:lang w:val="en-GB"/>
+        </w:rPr>
+        <w:t xml:space="preserve"> the system day to day and consistently weighs up the trade-offs between feature functionality and optimising performance, making sensible calls that kept the product both powerful and genuinely usable.</w:t>
       </w:r>
     </w:p>
     <w:p>
@@ -6858,6 +7465,7 @@
           <w:numId w:val="2"/>
         </w:numPr>
         <w:spacing w:after="0"/>
+        <w:jc w:val="both"/>
         <w:rPr>
           <w:rFonts w:cs="Calibri"/>
           <w:lang w:val="en-GB"/>
@@ -6878,6 +7486,7 @@
           <w:numId w:val="2"/>
         </w:numPr>
         <w:spacing w:after="0"/>
+        <w:jc w:val="both"/>
         <w:rPr>
           <w:rFonts w:cs="Calibri"/>
           <w:lang w:val="en-GB"/>
@@ -6898,6 +7507,7 @@
           <w:numId w:val="2"/>
         </w:numPr>
         <w:spacing w:after="0"/>
+        <w:jc w:val="both"/>
         <w:rPr>
           <w:rFonts w:cs="Calibri"/>
           <w:lang w:val="en-GB"/>
@@ -6918,6 +7528,207 @@
         <w:rPr>
           <w:rFonts w:cs="Calibri"/>
           <w:color w:val="262626"/>
+          <w:lang w:val="en-GB"/>
+        </w:rPr>
+      </w:pPr>
+    </w:p>
+    <w:p>
+      <w:pPr>
+        <w:spacing w:before="160"/>
+        <w:ind w:left="-113"/>
+        <w:rPr>
+          <w:b/>
+          <w:bCs/>
+          <w:color w:val="262626"/>
+          <w:sz w:val="24"/>
+        </w:rPr>
+      </w:pPr>
+      <w:r>
+        <w:rPr>
+          <w:b/>
+          <w:bCs/>
+          <w:color w:val="262626"/>
+          <w:sz w:val="24"/>
+          <w:u w:val="single"/>
+          <w:lang w:val="en-GB"/>
+        </w:rPr>
+        <w:lastRenderedPageBreak/>
+        <w:t>Joanna Stańczak, Team Leader at Future Processing</w:t>
+      </w:r>
+      <w:r>
+        <w:rPr>
+          <w:b/>
+          <w:bCs/>
+          <w:color w:val="262626"/>
+          <w:sz w:val="24"/>
+          <w:u w:val="single"/>
+        </w:rPr>
+        <w:t>:</w:t>
+      </w:r>
+    </w:p>
+    <w:p>
+      <w:pPr>
+        <w:numPr>
+          <w:ilvl w:val="0"/>
+          <w:numId w:val="2"/>
+        </w:numPr>
+        <w:spacing w:after="0"/>
+        <w:jc w:val="both"/>
+        <w:rPr>
+          <w:rFonts w:cs="Calibri"/>
+          <w:lang w:val="en-GB"/>
+        </w:rPr>
+      </w:pPr>
+      <w:r>
+        <w:rPr>
+          <w:rFonts w:cs="Calibri"/>
+          <w:lang w:val="en-GB"/>
+        </w:rPr>
+        <w:t>I had the pleasure of working with Paweł as his Scrum Master a few years ago. He is a highly engaged and reliable team member who takes real ownership of his work and always makes sure to follow things through to completion. He consistently delivers high-quality work on time and can always be trusted to get things done. It was a real pleasure working with him!</w:t>
+      </w:r>
+    </w:p>
+    <w:p>
+      <w:pPr>
+        <w:spacing w:after="0"/>
+        <w:rPr>
+          <w:rFonts w:cs="Calibri"/>
+          <w:lang w:val="en-GB"/>
+        </w:rPr>
+      </w:pPr>
+    </w:p>
+    <w:p>
+      <w:pPr>
+        <w:spacing w:before="160"/>
+        <w:ind w:left="-113"/>
+        <w:rPr>
+          <w:b/>
+          <w:bCs/>
+          <w:color w:val="262626"/>
+          <w:sz w:val="24"/>
+        </w:rPr>
+      </w:pPr>
+      <w:r>
+        <w:rPr>
+          <w:b/>
+          <w:bCs/>
+          <w:color w:val="262626"/>
+          <w:sz w:val="24"/>
+          <w:u w:val="single"/>
+          <w:lang w:val="en-GB"/>
+        </w:rPr>
+        <w:t>Bernie Cook, Head of Development at 10x Psychology</w:t>
+      </w:r>
+      <w:r>
+        <w:rPr>
+          <w:b/>
+          <w:bCs/>
+          <w:color w:val="262626"/>
+          <w:sz w:val="24"/>
+          <w:u w:val="single"/>
+        </w:rPr>
+        <w:t>:</w:t>
+      </w:r>
+    </w:p>
+    <w:p>
+      <w:pPr>
+        <w:numPr>
+          <w:ilvl w:val="0"/>
+          <w:numId w:val="2"/>
+        </w:numPr>
+        <w:spacing w:after="0"/>
+        <w:jc w:val="both"/>
+        <w:rPr>
+          <w:rFonts w:cs="Calibri"/>
+          <w:lang w:val="en-GB"/>
+        </w:rPr>
+      </w:pPr>
+      <w:r>
+        <w:rPr>
+          <w:rFonts w:cs="Calibri"/>
+          <w:lang w:val="en-GB"/>
+        </w:rPr>
+        <w:t> Paweł joined 10x in amongst a large development team to build .NET solutions within Azure. Over the course of his 2+ year placement he excelled in delivery, employing his skills and experience on related technologies to deliver solutions within, and outside, these areas, i.e. Angular applications, Azure Data Factory implementations, replication configuration for multiple Azure data repositories - to name a few.</w:t>
+      </w:r>
+    </w:p>
+    <w:p>
+      <w:pPr>
+        <w:numPr>
+          <w:ilvl w:val="0"/>
+          <w:numId w:val="2"/>
+        </w:numPr>
+        <w:spacing w:after="0"/>
+        <w:jc w:val="both"/>
+        <w:rPr>
+          <w:rFonts w:cs="Calibri"/>
+          <w:lang w:val="en-GB"/>
+        </w:rPr>
+      </w:pPr>
+      <w:r>
+        <w:rPr>
+          <w:rFonts w:cs="Calibri"/>
+          <w:lang w:val="en-GB"/>
+        </w:rPr>
+        <w:t xml:space="preserve"> Paweł was a professional in every sense of the </w:t>
+      </w:r>
+      <w:proofErr w:type="gramStart"/>
+      <w:r>
+        <w:rPr>
+          <w:rFonts w:cs="Calibri"/>
+          <w:lang w:val="en-GB"/>
+        </w:rPr>
+        <w:t>word, and</w:t>
+      </w:r>
+      <w:proofErr w:type="gramEnd"/>
+      <w:r>
+        <w:rPr>
+          <w:rFonts w:cs="Calibri"/>
+          <w:lang w:val="en-GB"/>
+        </w:rPr>
+        <w:t xml:space="preserve"> stood apart in his ability to absorb and execute newly acquired knowledge with ease - a key ability when working within the cloud using new and shifting technologies. He worked extremely well under pressure and was very well liked by his colleagues across all the IT teams.</w:t>
+      </w:r>
+    </w:p>
+    <w:p>
+      <w:pPr>
+        <w:numPr>
+          <w:ilvl w:val="0"/>
+          <w:numId w:val="2"/>
+        </w:numPr>
+        <w:spacing w:after="0"/>
+        <w:jc w:val="both"/>
+        <w:rPr>
+          <w:rFonts w:cs="Calibri"/>
+          <w:lang w:val="en-GB"/>
+        </w:rPr>
+      </w:pPr>
+      <w:r>
+        <w:rPr>
+          <w:rFonts w:cs="Calibri"/>
+          <w:lang w:val="en-GB"/>
+        </w:rPr>
+        <w:t xml:space="preserve">One aspect of his work mindset that I appreciated was that he would always go that extra step to think of what the business, or I, was going to ask for next, or what would add value that hadn't been previously raised. Having one of the team come to you with these solutions, in a high pressure, tight deadline, environment was always welcomed - and made my job much easier. </w:t>
+      </w:r>
+      <w:proofErr w:type="gramStart"/>
+      <w:r>
+        <w:rPr>
+          <w:rFonts w:cs="Calibri"/>
+          <w:lang w:val="en-GB"/>
+        </w:rPr>
+        <w:t>Thanks</w:t>
+      </w:r>
+      <w:proofErr w:type="gramEnd"/>
+      <w:r>
+        <w:rPr>
+          <w:rFonts w:cs="Calibri"/>
+          <w:lang w:val="en-GB"/>
+        </w:rPr>
+        <w:t xml:space="preserve"> Paweł.</w:t>
+      </w:r>
+    </w:p>
+    <w:p>
+      <w:pPr>
+        <w:spacing w:after="0"/>
+        <w:rPr>
+          <w:rFonts w:cs="Calibri"/>
           <w:lang w:val="en-GB"/>
         </w:rPr>
       </w:pPr>
@@ -6972,7 +7783,6 @@
           <w:szCs w:val="24"/>
           <w:lang w:val="en-GB"/>
         </w:rPr>
-        <w:lastRenderedPageBreak/>
         <w:t xml:space="preserve">2002 – 2007 </w:t>
       </w:r>
       <w:r>
@@ -7216,131 +8026,7 @@
         </w:rPr>
         <w:t xml:space="preserve">CERTIFICATES </w:t>
       </w:r>
-    </w:p>
-    <w:p>
-      <w:pPr>
-        <w:numPr>
-          <w:ilvl w:val="0"/>
-          <w:numId w:val="2"/>
-        </w:numPr>
-        <w:spacing w:after="0"/>
-        <w:rPr>
-          <w:rFonts w:cs="Calibri"/>
-          <w:sz w:val="24"/>
-          <w:szCs w:val="24"/>
-          <w:lang w:val="en-GB"/>
-        </w:rPr>
-      </w:pPr>
-      <w:r>
-        <w:rPr>
-          <w:rFonts w:cs="Calibri"/>
-          <w:sz w:val="24"/>
-          <w:szCs w:val="24"/>
-          <w:lang w:val="en-GB"/>
-        </w:rPr>
-        <w:t>Advanced DB SQL (IBM)</w:t>
-      </w:r>
-    </w:p>
-    <w:p>
-      <w:pPr>
-        <w:numPr>
-          <w:ilvl w:val="0"/>
-          <w:numId w:val="2"/>
-        </w:numPr>
-        <w:spacing w:after="0"/>
-        <w:rPr>
-          <w:rFonts w:cs="Calibri"/>
-          <w:sz w:val="24"/>
-          <w:szCs w:val="24"/>
-          <w:lang w:val="en-GB"/>
-        </w:rPr>
-      </w:pPr>
-      <w:r>
-        <w:rPr>
-          <w:rFonts w:cs="Calibri"/>
-          <w:sz w:val="24"/>
-          <w:szCs w:val="24"/>
-          <w:lang w:val="en-GB"/>
-        </w:rPr>
-        <w:t xml:space="preserve">Project management – Prince 2 </w:t>
-      </w:r>
-    </w:p>
-    <w:p>
-      <w:pPr>
-        <w:numPr>
-          <w:ilvl w:val="0"/>
-          <w:numId w:val="2"/>
-        </w:numPr>
-        <w:spacing w:after="0"/>
-        <w:rPr>
-          <w:rFonts w:cs="Calibri"/>
-          <w:sz w:val="24"/>
-          <w:szCs w:val="24"/>
-          <w:lang w:val="en-GB"/>
-        </w:rPr>
-      </w:pPr>
-      <w:r>
-        <w:rPr>
-          <w:rFonts w:cs="Calibri"/>
-          <w:sz w:val="24"/>
-          <w:szCs w:val="24"/>
-          <w:lang w:val="en-GB"/>
-        </w:rPr>
-        <w:t>MS-10262 Developing Windows Applications with Microsoft Visual Studio 2010 [WPF, ASP.NET]</w:t>
-      </w:r>
-    </w:p>
-    <w:p>
-      <w:pPr>
-        <w:numPr>
-          <w:ilvl w:val="0"/>
-          <w:numId w:val="2"/>
-        </w:numPr>
-        <w:spacing w:after="0"/>
-        <w:rPr>
-          <w:rFonts w:cs="Calibri"/>
-          <w:sz w:val="24"/>
-          <w:szCs w:val="24"/>
-          <w:lang w:val="en-GB"/>
-        </w:rPr>
-      </w:pPr>
-      <w:r>
-        <w:rPr>
-          <w:rFonts w:cs="Calibri"/>
-          <w:sz w:val="24"/>
-          <w:szCs w:val="24"/>
-          <w:lang w:val="en-GB"/>
-        </w:rPr>
-        <w:t>TELC Certificate in English B1</w:t>
-      </w:r>
-    </w:p>
-    <w:p>
-      <w:pPr>
-        <w:spacing w:after="0"/>
-        <w:ind w:left="360"/>
-        <w:rPr>
-          <w:rFonts w:cs="Calibri"/>
-          <w:sz w:val="24"/>
-          <w:szCs w:val="24"/>
-          <w:lang w:val="en-GB"/>
-        </w:rPr>
-      </w:pPr>
-    </w:p>
-    <w:p>
-      <w:pPr>
-        <w:spacing w:after="0"/>
-        <w:ind w:left="360"/>
-        <w:rPr>
-          <w:rFonts w:cs="Calibri"/>
-          <w:sz w:val="24"/>
-          <w:szCs w:val="24"/>
-          <w:lang w:val="en-GB"/>
-        </w:rPr>
-      </w:pPr>
-    </w:p>
-    <w:p>
-      <w:pPr>
-        <w:spacing w:after="0" w:line="360" w:lineRule="auto"/>
-        <w:jc w:val="center"/>
+      <w:r>
         <w:rPr>
           <w:rFonts w:cs="Calibri"/>
           <w:b/>
@@ -7348,8 +8034,312 @@
           <w:sz w:val="36"/>
           <w:szCs w:val="40"/>
         </w:rPr>
-      </w:pPr>
-      <w:r>
+        <w:t>&amp; COURSES</w:t>
+      </w:r>
+    </w:p>
+    <w:p>
+      <w:pPr>
+        <w:numPr>
+          <w:ilvl w:val="0"/>
+          <w:numId w:val="2"/>
+        </w:numPr>
+        <w:spacing w:after="0"/>
+        <w:rPr>
+          <w:rFonts w:cs="Calibri"/>
+          <w:sz w:val="24"/>
+          <w:szCs w:val="24"/>
+          <w:lang w:val="en-GB"/>
+        </w:rPr>
+      </w:pPr>
+      <w:r>
+        <w:rPr>
+          <w:rFonts w:cs="Calibri"/>
+          <w:sz w:val="24"/>
+          <w:szCs w:val="24"/>
+          <w:lang w:val="en-GB"/>
+        </w:rPr>
+        <w:t>Advanced MS SQL</w:t>
+      </w:r>
+    </w:p>
+    <w:p>
+      <w:pPr>
+        <w:numPr>
+          <w:ilvl w:val="0"/>
+          <w:numId w:val="2"/>
+        </w:numPr>
+        <w:spacing w:after="0"/>
+        <w:rPr>
+          <w:rFonts w:cs="Calibri"/>
+          <w:sz w:val="24"/>
+          <w:szCs w:val="24"/>
+          <w:lang w:val="en-GB"/>
+        </w:rPr>
+      </w:pPr>
+      <w:r>
+        <w:rPr>
+          <w:rFonts w:cs="Calibri"/>
+          <w:sz w:val="24"/>
+          <w:szCs w:val="24"/>
+          <w:lang w:val="en-GB"/>
+        </w:rPr>
+        <w:t>T-SQL tuning and performance</w:t>
+      </w:r>
+    </w:p>
+    <w:p>
+      <w:pPr>
+        <w:numPr>
+          <w:ilvl w:val="0"/>
+          <w:numId w:val="2"/>
+        </w:numPr>
+        <w:spacing w:after="0"/>
+        <w:rPr>
+          <w:rFonts w:cs="Calibri"/>
+          <w:sz w:val="24"/>
+          <w:szCs w:val="24"/>
+          <w:lang w:val="en-GB"/>
+        </w:rPr>
+      </w:pPr>
+      <w:r>
+        <w:rPr>
+          <w:rFonts w:cs="Calibri"/>
+          <w:sz w:val="24"/>
+          <w:szCs w:val="24"/>
+          <w:lang w:val="en-GB"/>
+        </w:rPr>
+        <w:t>Microsoft Azure Architecture – AZ300 &amp; AZ301</w:t>
+      </w:r>
+    </w:p>
+    <w:p>
+      <w:pPr>
+        <w:numPr>
+          <w:ilvl w:val="0"/>
+          <w:numId w:val="2"/>
+        </w:numPr>
+        <w:spacing w:after="0"/>
+        <w:rPr>
+          <w:rFonts w:cs="Calibri"/>
+          <w:sz w:val="24"/>
+          <w:szCs w:val="24"/>
+          <w:lang w:val="en-GB"/>
+        </w:rPr>
+      </w:pPr>
+      <w:r>
+        <w:rPr>
+          <w:rFonts w:cs="Calibri"/>
+          <w:sz w:val="24"/>
+          <w:szCs w:val="24"/>
+          <w:lang w:val="en-GB"/>
+        </w:rPr>
+        <w:t>Kubernetes</w:t>
+      </w:r>
+    </w:p>
+    <w:p>
+      <w:pPr>
+        <w:numPr>
+          <w:ilvl w:val="0"/>
+          <w:numId w:val="2"/>
+        </w:numPr>
+        <w:spacing w:after="0"/>
+        <w:rPr>
+          <w:rFonts w:cs="Calibri"/>
+          <w:sz w:val="24"/>
+          <w:szCs w:val="24"/>
+          <w:lang w:val="en-GB"/>
+        </w:rPr>
+      </w:pPr>
+      <w:r>
+        <w:rPr>
+          <w:rFonts w:cs="Calibri"/>
+          <w:sz w:val="24"/>
+          <w:szCs w:val="24"/>
+          <w:lang w:val="en-GB"/>
+        </w:rPr>
+        <w:t>Advanced Angular 7</w:t>
+      </w:r>
+    </w:p>
+    <w:p>
+      <w:pPr>
+        <w:numPr>
+          <w:ilvl w:val="0"/>
+          <w:numId w:val="2"/>
+        </w:numPr>
+        <w:spacing w:after="0"/>
+        <w:rPr>
+          <w:rFonts w:cs="Calibri"/>
+          <w:sz w:val="24"/>
+          <w:szCs w:val="24"/>
+          <w:lang w:val="en-GB"/>
+        </w:rPr>
+      </w:pPr>
+      <w:r>
+        <w:rPr>
+          <w:rFonts w:cs="Calibri"/>
+          <w:sz w:val="24"/>
+          <w:szCs w:val="24"/>
+          <w:lang w:val="en-GB"/>
+        </w:rPr>
+        <w:t>C# Programming (.NET 4.0/4.5, Silverlight, WCF)</w:t>
+      </w:r>
+    </w:p>
+    <w:p>
+      <w:pPr>
+        <w:numPr>
+          <w:ilvl w:val="0"/>
+          <w:numId w:val="2"/>
+        </w:numPr>
+        <w:spacing w:after="0"/>
+        <w:rPr>
+          <w:rFonts w:cs="Calibri"/>
+          <w:sz w:val="24"/>
+          <w:szCs w:val="24"/>
+          <w:lang w:val="en-GB"/>
+        </w:rPr>
+      </w:pPr>
+      <w:r>
+        <w:rPr>
+          <w:rFonts w:cs="Calibri"/>
+          <w:sz w:val="24"/>
+          <w:szCs w:val="24"/>
+          <w:lang w:val="en-GB"/>
+        </w:rPr>
+        <w:lastRenderedPageBreak/>
+        <w:t>Design patterns in C</w:t>
+      </w:r>
+    </w:p>
+    <w:p>
+      <w:pPr>
+        <w:numPr>
+          <w:ilvl w:val="0"/>
+          <w:numId w:val="2"/>
+        </w:numPr>
+        <w:spacing w:after="0"/>
+        <w:rPr>
+          <w:rFonts w:cs="Calibri"/>
+          <w:sz w:val="24"/>
+          <w:szCs w:val="24"/>
+          <w:lang w:val="en-GB"/>
+        </w:rPr>
+      </w:pPr>
+      <w:r>
+        <w:rPr>
+          <w:rFonts w:cs="Calibri"/>
+          <w:sz w:val="24"/>
+          <w:szCs w:val="24"/>
+          <w:lang w:val="en-GB"/>
+        </w:rPr>
+        <w:t>Domain-Driven Design</w:t>
+      </w:r>
+    </w:p>
+    <w:p>
+      <w:pPr>
+        <w:numPr>
+          <w:ilvl w:val="0"/>
+          <w:numId w:val="2"/>
+        </w:numPr>
+        <w:spacing w:after="0"/>
+        <w:rPr>
+          <w:rFonts w:cs="Calibri"/>
+          <w:sz w:val="24"/>
+          <w:szCs w:val="24"/>
+          <w:lang w:val="en-GB"/>
+        </w:rPr>
+      </w:pPr>
+      <w:r>
+        <w:rPr>
+          <w:rFonts w:cs="Calibri"/>
+          <w:sz w:val="24"/>
+          <w:szCs w:val="24"/>
+          <w:lang w:val="en-GB"/>
+        </w:rPr>
+        <w:t>Advanced JavaScript</w:t>
+      </w:r>
+    </w:p>
+    <w:p>
+      <w:pPr>
+        <w:numPr>
+          <w:ilvl w:val="0"/>
+          <w:numId w:val="2"/>
+        </w:numPr>
+        <w:spacing w:after="0"/>
+        <w:rPr>
+          <w:rFonts w:cs="Calibri"/>
+          <w:sz w:val="24"/>
+          <w:szCs w:val="24"/>
+          <w:lang w:val="pt-PT"/>
+        </w:rPr>
+      </w:pPr>
+      <w:proofErr w:type="spellStart"/>
+      <w:r>
+        <w:rPr>
+          <w:rFonts w:cs="Calibri"/>
+          <w:sz w:val="24"/>
+          <w:szCs w:val="24"/>
+          <w:lang w:val="pt-PT"/>
+        </w:rPr>
+        <w:t>Control</w:t>
+      </w:r>
+      <w:proofErr w:type="spellEnd"/>
+      <w:r>
+        <w:rPr>
+          <w:rFonts w:cs="Calibri"/>
+          <w:sz w:val="24"/>
+          <w:szCs w:val="24"/>
+          <w:lang w:val="pt-PT"/>
+        </w:rPr>
+        <w:t>-M, CICS, JCL, COBOL, DB2</w:t>
+      </w:r>
+    </w:p>
+    <w:p>
+      <w:pPr>
+        <w:numPr>
+          <w:ilvl w:val="0"/>
+          <w:numId w:val="2"/>
+        </w:numPr>
+        <w:spacing w:after="0"/>
+        <w:rPr>
+          <w:rFonts w:cs="Calibri"/>
+          <w:sz w:val="24"/>
+          <w:szCs w:val="24"/>
+          <w:lang w:val="en-GB"/>
+        </w:rPr>
+      </w:pPr>
+      <w:r>
+        <w:rPr>
+          <w:rFonts w:cs="Calibri"/>
+          <w:sz w:val="24"/>
+          <w:szCs w:val="24"/>
+          <w:lang w:val="en-GB"/>
+        </w:rPr>
+        <w:t>Advanced DB SQL (IBM)</w:t>
+      </w:r>
+    </w:p>
+    <w:p>
+      <w:pPr>
+        <w:spacing w:after="0"/>
+        <w:ind w:left="360"/>
+        <w:rPr>
+          <w:rFonts w:cs="Calibri"/>
+          <w:sz w:val="24"/>
+          <w:szCs w:val="24"/>
+          <w:lang w:val="en-GB"/>
+        </w:rPr>
+      </w:pPr>
+    </w:p>
+    <w:p>
+      <w:pPr>
+        <w:rPr>
+          <w:rFonts w:cs="Calibri"/>
+          <w:color w:val="262626"/>
+          <w:sz w:val="24"/>
+          <w:szCs w:val="24"/>
+          <w:lang w:val="en-GB"/>
+        </w:rPr>
+      </w:pPr>
+    </w:p>
+    <w:p>
+      <w:pPr>
+        <w:spacing w:after="0" w:line="360" w:lineRule="auto"/>
+        <w:jc w:val="center"/>
         <w:rPr>
           <w:rFonts w:cs="Calibri"/>
           <w:b/>
@@ -7357,300 +8347,8 @@
           <w:sz w:val="36"/>
           <w:szCs w:val="40"/>
         </w:rPr>
-        <w:t>COURSES</w:t>
-      </w:r>
-    </w:p>
-    <w:p>
-      <w:pPr>
-        <w:numPr>
-          <w:ilvl w:val="0"/>
-          <w:numId w:val="2"/>
-        </w:numPr>
-        <w:spacing w:after="0"/>
-        <w:rPr>
-          <w:rFonts w:cs="Calibri"/>
-          <w:sz w:val="24"/>
-          <w:szCs w:val="24"/>
-          <w:lang w:val="en-GB"/>
-        </w:rPr>
-      </w:pPr>
-      <w:r>
-        <w:rPr>
-          <w:rFonts w:cs="Calibri"/>
-          <w:sz w:val="24"/>
-          <w:szCs w:val="24"/>
-          <w:lang w:val="en-GB"/>
-        </w:rPr>
-        <w:t>Advanced MS SQL</w:t>
-      </w:r>
-    </w:p>
-    <w:p>
-      <w:pPr>
-        <w:numPr>
-          <w:ilvl w:val="0"/>
-          <w:numId w:val="2"/>
-        </w:numPr>
-        <w:spacing w:after="0"/>
-        <w:rPr>
-          <w:rFonts w:cs="Calibri"/>
-          <w:sz w:val="24"/>
-          <w:szCs w:val="24"/>
-          <w:lang w:val="en-GB"/>
-        </w:rPr>
-      </w:pPr>
-      <w:r>
-        <w:rPr>
-          <w:rFonts w:cs="Calibri"/>
-          <w:sz w:val="24"/>
-          <w:szCs w:val="24"/>
-          <w:lang w:val="en-GB"/>
-        </w:rPr>
-        <w:t>T-SQL tuning and performance</w:t>
-      </w:r>
-    </w:p>
-    <w:p>
-      <w:pPr>
-        <w:numPr>
-          <w:ilvl w:val="0"/>
-          <w:numId w:val="2"/>
-        </w:numPr>
-        <w:spacing w:after="0"/>
-        <w:rPr>
-          <w:rFonts w:cs="Calibri"/>
-          <w:sz w:val="24"/>
-          <w:szCs w:val="24"/>
-          <w:lang w:val="en-GB"/>
-        </w:rPr>
-      </w:pPr>
-      <w:r>
-        <w:rPr>
-          <w:rFonts w:cs="Calibri"/>
-          <w:sz w:val="24"/>
-          <w:szCs w:val="24"/>
-          <w:lang w:val="en-GB"/>
-        </w:rPr>
-        <w:t>Microsoft Azure Architecture – AZ300 &amp; AZ301</w:t>
-      </w:r>
-    </w:p>
-    <w:p>
-      <w:pPr>
-        <w:numPr>
-          <w:ilvl w:val="0"/>
-          <w:numId w:val="2"/>
-        </w:numPr>
-        <w:spacing w:after="0"/>
-        <w:rPr>
-          <w:rFonts w:cs="Calibri"/>
-          <w:sz w:val="24"/>
-          <w:szCs w:val="24"/>
-          <w:lang w:val="en-GB"/>
-        </w:rPr>
-      </w:pPr>
-      <w:r>
-        <w:rPr>
-          <w:rFonts w:cs="Calibri"/>
-          <w:sz w:val="24"/>
-          <w:szCs w:val="24"/>
-          <w:lang w:val="en-GB"/>
-        </w:rPr>
-        <w:t>Kubernetes</w:t>
-      </w:r>
-    </w:p>
-    <w:p>
-      <w:pPr>
-        <w:numPr>
-          <w:ilvl w:val="0"/>
-          <w:numId w:val="2"/>
-        </w:numPr>
-        <w:spacing w:after="0"/>
-        <w:rPr>
-          <w:rFonts w:cs="Calibri"/>
-          <w:sz w:val="24"/>
-          <w:szCs w:val="24"/>
-          <w:lang w:val="en-GB"/>
-        </w:rPr>
-      </w:pPr>
-      <w:r>
-        <w:rPr>
-          <w:rFonts w:cs="Calibri"/>
-          <w:sz w:val="24"/>
-          <w:szCs w:val="24"/>
-          <w:lang w:val="en-GB"/>
-        </w:rPr>
-        <w:t>Advanced Angular 7</w:t>
-      </w:r>
-    </w:p>
-    <w:p>
-      <w:pPr>
-        <w:numPr>
-          <w:ilvl w:val="0"/>
-          <w:numId w:val="2"/>
-        </w:numPr>
-        <w:spacing w:after="0"/>
-        <w:rPr>
-          <w:rFonts w:cs="Calibri"/>
-          <w:sz w:val="24"/>
-          <w:szCs w:val="24"/>
-          <w:lang w:val="en-GB"/>
-        </w:rPr>
-      </w:pPr>
-      <w:r>
-        <w:rPr>
-          <w:rFonts w:cs="Calibri"/>
-          <w:sz w:val="24"/>
-          <w:szCs w:val="24"/>
-          <w:lang w:val="en-GB"/>
-        </w:rPr>
-        <w:t>C# Programming (.NET 4.0/4.5, Silverlight, WCF)</w:t>
-      </w:r>
-    </w:p>
-    <w:p>
-      <w:pPr>
-        <w:numPr>
-          <w:ilvl w:val="0"/>
-          <w:numId w:val="2"/>
-        </w:numPr>
-        <w:spacing w:after="0"/>
-        <w:rPr>
-          <w:rFonts w:cs="Calibri"/>
-          <w:sz w:val="24"/>
-          <w:szCs w:val="24"/>
-          <w:lang w:val="en-GB"/>
-        </w:rPr>
-      </w:pPr>
-      <w:r>
-        <w:rPr>
-          <w:rFonts w:cs="Calibri"/>
-          <w:sz w:val="24"/>
-          <w:szCs w:val="24"/>
-          <w:lang w:val="en-GB"/>
-        </w:rPr>
-        <w:t>Design patterns in C</w:t>
-      </w:r>
-    </w:p>
-    <w:p>
-      <w:pPr>
-        <w:numPr>
-          <w:ilvl w:val="0"/>
-          <w:numId w:val="2"/>
-        </w:numPr>
-        <w:spacing w:after="0"/>
-        <w:rPr>
-          <w:rFonts w:cs="Calibri"/>
-          <w:sz w:val="24"/>
-          <w:szCs w:val="24"/>
-          <w:lang w:val="en-GB"/>
-        </w:rPr>
-      </w:pPr>
-      <w:r>
-        <w:rPr>
-          <w:rFonts w:cs="Calibri"/>
-          <w:sz w:val="24"/>
-          <w:szCs w:val="24"/>
-          <w:lang w:val="en-GB"/>
-        </w:rPr>
-        <w:t>Domain-Driven Design</w:t>
-      </w:r>
-    </w:p>
-    <w:p>
-      <w:pPr>
-        <w:numPr>
-          <w:ilvl w:val="0"/>
-          <w:numId w:val="2"/>
-        </w:numPr>
-        <w:spacing w:after="0"/>
-        <w:rPr>
-          <w:rFonts w:cs="Calibri"/>
-          <w:sz w:val="24"/>
-          <w:szCs w:val="24"/>
-          <w:lang w:val="en-GB"/>
-        </w:rPr>
-      </w:pPr>
-      <w:r>
-        <w:rPr>
-          <w:rFonts w:cs="Calibri"/>
-          <w:sz w:val="24"/>
-          <w:szCs w:val="24"/>
-          <w:lang w:val="en-GB"/>
-        </w:rPr>
-        <w:t>Advanced JavaScript</w:t>
-      </w:r>
-    </w:p>
-    <w:p>
-      <w:pPr>
-        <w:numPr>
-          <w:ilvl w:val="0"/>
-          <w:numId w:val="2"/>
-        </w:numPr>
-        <w:spacing w:after="0"/>
-        <w:rPr>
-          <w:rFonts w:cs="Calibri"/>
-          <w:sz w:val="24"/>
-          <w:szCs w:val="24"/>
-          <w:lang w:val="pt-PT"/>
-        </w:rPr>
-      </w:pPr>
-      <w:proofErr w:type="spellStart"/>
-      <w:r>
-        <w:rPr>
-          <w:rFonts w:cs="Calibri"/>
-          <w:sz w:val="24"/>
-          <w:szCs w:val="24"/>
-          <w:lang w:val="pt-PT"/>
-        </w:rPr>
-        <w:t>Control</w:t>
-      </w:r>
-      <w:proofErr w:type="spellEnd"/>
-      <w:r>
-        <w:rPr>
-          <w:rFonts w:cs="Calibri"/>
-          <w:sz w:val="24"/>
-          <w:szCs w:val="24"/>
-          <w:lang w:val="pt-PT"/>
-        </w:rPr>
-        <w:t>-M, CICS, JCL, COBOL, DB2</w:t>
-      </w:r>
-    </w:p>
-    <w:p>
-      <w:pPr>
-        <w:numPr>
-          <w:ilvl w:val="0"/>
-          <w:numId w:val="2"/>
-        </w:numPr>
-        <w:spacing w:after="0"/>
-        <w:rPr>
-          <w:rFonts w:cs="Calibri"/>
-          <w:sz w:val="24"/>
-          <w:szCs w:val="24"/>
-          <w:lang w:val="en-GB"/>
-        </w:rPr>
-      </w:pPr>
-      <w:r>
-        <w:rPr>
-          <w:rFonts w:cs="Calibri"/>
-          <w:sz w:val="24"/>
-          <w:szCs w:val="24"/>
-          <w:lang w:val="en-GB"/>
-        </w:rPr>
-        <w:t>Advanced DB SQL (IBM)</w:t>
-      </w:r>
-    </w:p>
-    <w:p>
-      <w:pPr>
-        <w:ind w:left="-113"/>
-        <w:rPr>
-          <w:rFonts w:cs="Calibri"/>
-          <w:color w:val="262626"/>
-          <w:sz w:val="24"/>
-          <w:szCs w:val="24"/>
-          <w:lang w:val="en-GB"/>
-        </w:rPr>
-      </w:pPr>
-    </w:p>
-    <w:p>
-      <w:pPr>
-        <w:spacing w:after="0" w:line="360" w:lineRule="auto"/>
-        <w:jc w:val="center"/>
+      </w:pPr>
+      <w:r>
         <w:rPr>
           <w:rFonts w:cs="Calibri"/>
           <w:b/>
@@ -7658,8 +8356,158 @@
           <w:sz w:val="36"/>
           <w:szCs w:val="40"/>
         </w:rPr>
-      </w:pPr>
-      <w:r>
+        <w:t>LANGUAGES</w:t>
+      </w:r>
+    </w:p>
+    <w:p>
+      <w:pPr>
+        <w:numPr>
+          <w:ilvl w:val="0"/>
+          <w:numId w:val="2"/>
+        </w:numPr>
+        <w:spacing w:after="0"/>
+        <w:rPr>
+          <w:rFonts w:cs="Calibri"/>
+          <w:sz w:val="24"/>
+          <w:szCs w:val="24"/>
+          <w:lang w:val="en-GB"/>
+        </w:rPr>
+      </w:pPr>
+      <w:r>
+        <w:rPr>
+          <w:rFonts w:cs="Calibri"/>
+          <w:sz w:val="24"/>
+          <w:szCs w:val="24"/>
+          <w:lang w:val="en-GB"/>
+        </w:rPr>
+        <w:t>Polish - Native</w:t>
+      </w:r>
+    </w:p>
+    <w:p>
+      <w:pPr>
+        <w:numPr>
+          <w:ilvl w:val="0"/>
+          <w:numId w:val="2"/>
+        </w:numPr>
+        <w:spacing w:after="0"/>
+        <w:rPr>
+          <w:rFonts w:cs="Calibri"/>
+          <w:sz w:val="24"/>
+          <w:szCs w:val="24"/>
+          <w:lang w:val="en-GB"/>
+        </w:rPr>
+      </w:pPr>
+      <w:r>
+        <w:rPr>
+          <w:rFonts w:cs="Calibri"/>
+          <w:sz w:val="24"/>
+          <w:szCs w:val="24"/>
+          <w:lang w:val="en-GB"/>
+        </w:rPr>
+        <w:t>English - Advanced</w:t>
+      </w:r>
+    </w:p>
+    <w:p>
+      <w:pPr>
+        <w:numPr>
+          <w:ilvl w:val="0"/>
+          <w:numId w:val="2"/>
+        </w:numPr>
+        <w:spacing w:after="0"/>
+        <w:rPr>
+          <w:rFonts w:cs="Calibri"/>
+          <w:sz w:val="24"/>
+          <w:szCs w:val="24"/>
+          <w:lang w:val="en-GB"/>
+        </w:rPr>
+      </w:pPr>
+      <w:r>
+        <w:rPr>
+          <w:rFonts w:cs="Calibri"/>
+          <w:sz w:val="24"/>
+          <w:szCs w:val="24"/>
+          <w:lang w:val="en-GB"/>
+        </w:rPr>
+        <w:t xml:space="preserve">German </w:t>
+      </w:r>
+      <w:r>
+        <w:rPr>
+          <w:rFonts w:cs="Calibri"/>
+          <w:sz w:val="24"/>
+          <w:szCs w:val="24"/>
+          <w:lang w:val="en-GB"/>
+        </w:rPr>
+        <w:t>-</w:t>
+      </w:r>
+      <w:r>
+        <w:rPr>
+          <w:rFonts w:cs="Calibri"/>
+          <w:sz w:val="24"/>
+          <w:szCs w:val="24"/>
+          <w:lang w:val="en-GB"/>
+        </w:rPr>
+        <w:t xml:space="preserve"> </w:t>
+      </w:r>
+      <w:r>
+        <w:rPr>
+          <w:rFonts w:cs="Calibri"/>
+          <w:sz w:val="24"/>
+          <w:szCs w:val="24"/>
+          <w:lang w:val="en-GB"/>
+        </w:rPr>
+        <w:t>Elementary</w:t>
+      </w:r>
+    </w:p>
+    <w:p>
+      <w:pPr>
+        <w:numPr>
+          <w:ilvl w:val="0"/>
+          <w:numId w:val="2"/>
+        </w:numPr>
+        <w:spacing w:after="0"/>
+        <w:rPr>
+          <w:rFonts w:cs="Calibri"/>
+          <w:sz w:val="24"/>
+          <w:szCs w:val="24"/>
+          <w:lang w:val="en-GB"/>
+        </w:rPr>
+      </w:pPr>
+      <w:r>
+        <w:rPr>
+          <w:rFonts w:cs="Calibri"/>
+          <w:sz w:val="24"/>
+          <w:szCs w:val="24"/>
+          <w:lang w:val="en-GB"/>
+        </w:rPr>
+        <w:t xml:space="preserve">Swedish - </w:t>
+      </w:r>
+      <w:r>
+        <w:rPr>
+          <w:rFonts w:cs="Calibri"/>
+          <w:sz w:val="24"/>
+          <w:szCs w:val="24"/>
+          <w:lang w:val="en-GB"/>
+        </w:rPr>
+        <w:t>Elementary</w:t>
+      </w:r>
+    </w:p>
+    <w:p>
+      <w:pPr>
+        <w:spacing w:after="0" w:line="240" w:lineRule="auto"/>
+        <w:ind w:left="-113"/>
+        <w:rPr>
+          <w:rFonts w:cs="Calibri"/>
+          <w:color w:val="262626"/>
+          <w:sz w:val="24"/>
+          <w:szCs w:val="24"/>
+          <w:lang w:val="en-GB"/>
+        </w:rPr>
+      </w:pPr>
+    </w:p>
+    <w:p>
+      <w:pPr>
+        <w:spacing w:after="0" w:line="360" w:lineRule="auto"/>
+        <w:jc w:val="center"/>
         <w:rPr>
           <w:rFonts w:cs="Calibri"/>
           <w:b/>
@@ -7667,98 +8515,8 @@
           <w:sz w:val="36"/>
           <w:szCs w:val="40"/>
         </w:rPr>
-        <w:t>FOREIGN LANGUAGES</w:t>
-      </w:r>
-    </w:p>
-    <w:p>
-      <w:pPr>
-        <w:numPr>
-          <w:ilvl w:val="0"/>
-          <w:numId w:val="2"/>
-        </w:numPr>
-        <w:spacing w:after="0"/>
-        <w:rPr>
-          <w:rFonts w:cs="Calibri"/>
-          <w:sz w:val="24"/>
-          <w:szCs w:val="24"/>
-          <w:lang w:val="en-GB"/>
-        </w:rPr>
-      </w:pPr>
-      <w:r>
-        <w:rPr>
-          <w:rFonts w:cs="Calibri"/>
-          <w:sz w:val="24"/>
-          <w:szCs w:val="24"/>
-          <w:lang w:val="en-GB"/>
-        </w:rPr>
-        <w:t>English - Advanced</w:t>
-      </w:r>
-    </w:p>
-    <w:p>
-      <w:pPr>
-        <w:numPr>
-          <w:ilvl w:val="0"/>
-          <w:numId w:val="2"/>
-        </w:numPr>
-        <w:spacing w:after="0"/>
-        <w:rPr>
-          <w:rFonts w:cs="Calibri"/>
-          <w:sz w:val="24"/>
-          <w:szCs w:val="24"/>
-          <w:lang w:val="en-GB"/>
-        </w:rPr>
-      </w:pPr>
-      <w:r>
-        <w:rPr>
-          <w:rFonts w:cs="Calibri"/>
-          <w:sz w:val="24"/>
-          <w:szCs w:val="24"/>
-          <w:lang w:val="en-GB"/>
-        </w:rPr>
-        <w:t>German – Basic</w:t>
-      </w:r>
-    </w:p>
-    <w:p>
-      <w:pPr>
-        <w:numPr>
-          <w:ilvl w:val="0"/>
-          <w:numId w:val="2"/>
-        </w:numPr>
-        <w:spacing w:after="0"/>
-        <w:rPr>
-          <w:rFonts w:cs="Calibri"/>
-          <w:sz w:val="24"/>
-          <w:szCs w:val="24"/>
-          <w:lang w:val="en-GB"/>
-        </w:rPr>
-      </w:pPr>
-      <w:r>
-        <w:rPr>
-          <w:rFonts w:cs="Calibri"/>
-          <w:sz w:val="24"/>
-          <w:szCs w:val="24"/>
-          <w:lang w:val="en-GB"/>
-        </w:rPr>
-        <w:t>Swedish - Basic</w:t>
-      </w:r>
-    </w:p>
-    <w:p>
-      <w:pPr>
-        <w:spacing w:after="0" w:line="240" w:lineRule="auto"/>
-        <w:ind w:left="-113"/>
-        <w:rPr>
-          <w:rFonts w:cs="Calibri"/>
-          <w:color w:val="262626"/>
-          <w:sz w:val="24"/>
-          <w:szCs w:val="24"/>
-          <w:lang w:val="en-GB"/>
-        </w:rPr>
-      </w:pPr>
-    </w:p>
-    <w:p>
-      <w:pPr>
-        <w:spacing w:after="0" w:line="360" w:lineRule="auto"/>
-        <w:jc w:val="center"/>
+      </w:pPr>
+      <w:r>
         <w:rPr>
           <w:rFonts w:cs="Calibri"/>
           <w:b/>
@@ -7766,114 +8524,130 @@
           <w:sz w:val="36"/>
           <w:szCs w:val="40"/>
         </w:rPr>
-      </w:pPr>
-      <w:r>
-        <w:rPr>
-          <w:rFonts w:cs="Calibri"/>
+        <w:t>PASSIONS &amp; HOBBIES</w:t>
+      </w:r>
+    </w:p>
+    <w:p>
+      <w:pPr>
+        <w:numPr>
+          <w:ilvl w:val="0"/>
+          <w:numId w:val="2"/>
+        </w:numPr>
+        <w:spacing w:after="0"/>
+        <w:rPr>
+          <w:rFonts w:cs="Calibri"/>
+          <w:sz w:val="24"/>
+          <w:szCs w:val="24"/>
+          <w:lang w:val="en-GB"/>
+        </w:rPr>
+      </w:pPr>
+      <w:r>
+        <w:rPr>
+          <w:rFonts w:cs="Calibri"/>
+          <w:sz w:val="24"/>
+          <w:szCs w:val="24"/>
+          <w:lang w:val="en-GB"/>
+        </w:rPr>
+        <w:t>Family - in the past, work and programming were my biggest passion, but nowadays my biggest passion and love is my family, which fills every free moment I have</w:t>
+      </w:r>
+    </w:p>
+    <w:p>
+      <w:pPr>
+        <w:numPr>
+          <w:ilvl w:val="0"/>
+          <w:numId w:val="2"/>
+        </w:numPr>
+        <w:spacing w:after="0"/>
+        <w:rPr>
+          <w:rFonts w:cs="Calibri"/>
+          <w:sz w:val="24"/>
+          <w:szCs w:val="24"/>
+          <w:lang w:val="en-GB"/>
+        </w:rPr>
+      </w:pPr>
+      <w:r>
+        <w:rPr>
+          <w:rFonts w:cs="Calibri"/>
+          <w:sz w:val="24"/>
+          <w:szCs w:val="24"/>
+          <w:lang w:val="en-GB"/>
+        </w:rPr>
+        <w:t>Volleyball - I guess it's the last activity I can afford to make time for (because of my family)</w:t>
+      </w:r>
+    </w:p>
+    <w:p>
+      <w:pPr>
+        <w:numPr>
+          <w:ilvl w:val="0"/>
+          <w:numId w:val="2"/>
+        </w:numPr>
+        <w:spacing w:after="0"/>
+        <w:rPr>
+          <w:rFonts w:cs="Calibri"/>
+          <w:sz w:val="24"/>
+          <w:szCs w:val="24"/>
+          <w:lang w:val="en-GB"/>
+        </w:rPr>
+      </w:pPr>
+      <w:r>
+        <w:rPr>
+          <w:rFonts w:cs="Calibri"/>
+          <w:sz w:val="24"/>
+          <w:szCs w:val="24"/>
+          <w:lang w:val="en-GB"/>
+        </w:rPr>
+        <w:t>Sense of humour - it's always good to brighten up the working day a little</w:t>
+      </w:r>
+    </w:p>
+    <w:p>
+      <w:pPr>
+        <w:rPr>
+          <w:rFonts w:cs="Calibri"/>
+          <w:sz w:val="24"/>
+          <w:szCs w:val="24"/>
+          <w:lang w:val="en-GB"/>
+        </w:rPr>
+      </w:pPr>
+    </w:p>
+    <w:p>
+      <w:pPr>
+        <w:rPr>
+          <w:rFonts w:cs="Calibri"/>
+          <w:sz w:val="24"/>
+          <w:szCs w:val="24"/>
+          <w:lang w:val="en-GB"/>
+        </w:rPr>
+      </w:pPr>
+    </w:p>
+    <w:p>
+      <w:pPr>
+        <w:ind w:left="-113" w:firstLine="510"/>
+        <w:rPr>
           <w:b/>
-          <w:color w:val="2F5496"/>
-          <w:sz w:val="36"/>
-          <w:szCs w:val="40"/>
-        </w:rPr>
-        <w:t>PASSIONS &amp; HOBBIES</w:t>
-      </w:r>
-    </w:p>
-    <w:p>
-      <w:pPr>
-        <w:numPr>
-          <w:ilvl w:val="0"/>
-          <w:numId w:val="2"/>
-        </w:numPr>
-        <w:spacing w:after="0"/>
-        <w:rPr>
-          <w:rFonts w:cs="Calibri"/>
-          <w:sz w:val="24"/>
-          <w:szCs w:val="24"/>
-          <w:lang w:val="en-GB"/>
-        </w:rPr>
-      </w:pPr>
-      <w:r>
-        <w:rPr>
-          <w:rFonts w:cs="Calibri"/>
-          <w:sz w:val="24"/>
-          <w:szCs w:val="24"/>
-          <w:lang w:val="en-GB"/>
-        </w:rPr>
-        <w:lastRenderedPageBreak/>
-        <w:t>Family – in the past, work and programming were my biggest passions; nowadays, my family is my greatest passion and love, filling every free moment of my life</w:t>
-      </w:r>
-    </w:p>
-    <w:p>
-      <w:pPr>
-        <w:numPr>
-          <w:ilvl w:val="0"/>
-          <w:numId w:val="2"/>
-        </w:numPr>
-        <w:spacing w:after="0"/>
-        <w:rPr>
-          <w:rFonts w:cs="Calibri"/>
-          <w:sz w:val="24"/>
-          <w:szCs w:val="24"/>
-          <w:lang w:val="en-GB"/>
-        </w:rPr>
-      </w:pPr>
-      <w:r>
-        <w:rPr>
-          <w:rFonts w:cs="Calibri"/>
-          <w:sz w:val="24"/>
-          <w:szCs w:val="24"/>
-          <w:lang w:val="en-GB"/>
-        </w:rPr>
-        <w:t>Volleyball – one of the few activities I still make time for, alongside family life</w:t>
-      </w:r>
-    </w:p>
-    <w:p>
-      <w:pPr>
-        <w:numPr>
-          <w:ilvl w:val="0"/>
-          <w:numId w:val="2"/>
-        </w:numPr>
-        <w:spacing w:after="0"/>
-        <w:rPr>
-          <w:rFonts w:cs="Calibri"/>
-          <w:sz w:val="24"/>
-          <w:szCs w:val="24"/>
-          <w:lang w:val="en-GB"/>
-        </w:rPr>
-      </w:pPr>
-      <w:r>
-        <w:rPr>
-          <w:rFonts w:cs="Calibri"/>
-          <w:sz w:val="24"/>
-          <w:szCs w:val="24"/>
-          <w:lang w:val="en-GB"/>
-        </w:rPr>
-        <w:t>Sense of humour – it's always good to brighten up the working day a little</w:t>
-      </w:r>
-    </w:p>
-    <w:p>
-      <w:pPr>
-        <w:rPr>
-          <w:rFonts w:cs="Calibri"/>
-          <w:sz w:val="24"/>
-          <w:szCs w:val="24"/>
-          <w:lang w:val="en-GB"/>
-        </w:rPr>
-      </w:pPr>
+          <w:bCs/>
+        </w:rPr>
+      </w:pPr>
+      <w:r>
+        <w:rPr>
+          <w:b/>
+          <w:bCs/>
+        </w:rPr>
+        <w:t>I hereby give consent for my personal data to be processed for the purpose of conducting recruitment for the position for which I am applying.</w:t>
+      </w:r>
     </w:p>
     <w:p>
       <w:pPr>
         <w:ind w:left="-113" w:firstLine="510"/>
-      </w:pPr>
-      <w:r>
-        <w:t>I hereby give consent for my personal data to be processed for the purpose of conducting recruitment for the position for which I am applying.</w:t>
-      </w:r>
-    </w:p>
-    <w:p>
-      <w:pPr>
-        <w:ind w:left="-113" w:firstLine="510"/>
-      </w:pPr>
-      <w:r>
+        <w:rPr>
+          <w:b/>
+          <w:bCs/>
+        </w:rPr>
+      </w:pPr>
+      <w:r>
+        <w:rPr>
+          <w:b/>
+          <w:bCs/>
+        </w:rPr>
         <w:t>Paweł Serafin</w:t>
       </w:r>
     </w:p>
@@ -7894,7 +8668,7 @@
 </file>
 
 <file path=word/endnotes.xml><?xml version="1.0" encoding="utf-8"?>
-<w:endnotes xmlns:wpc="http://schemas.microsoft.com/office/word/2010/wordprocessingCanvas" xmlns:cx="http://schemas.microsoft.com/office/drawing/2014/chartex" xmlns:cx1="http://schemas.microsoft.com/office/drawing/2015/9/8/chartex" xmlns:cx2="http://schemas.microsoft.com/office/drawing/2015/10/21/chartex" xmlns:cx3="http://schemas.microsoft.com/office/drawing/2016/5/9/chartex" xmlns:cx4="http://schemas.microsoft.com/office/drawing/2016/5/10/chartex" xmlns:cx5="http://schemas.microsoft.com/office/drawing/2016/5/11/chartex" xmlns:cx6="http://schemas.microsoft.com/office/drawing/2016/5/12/chartex" xmlns:cx7="http://schemas.microsoft.com/office/drawing/2016/5/13/chartex" xmlns:cx8="http://schemas.microsoft.com/office/drawing/2016/5/14/chartex" xmlns:mc="http://schemas.openxmlformats.org/markup-compatibility/2006" xmlns:aink="http://schemas.microsoft.com/office/drawing/2016/ink" xmlns:am3d="http://schemas.microsoft.com/office/drawing/2017/model3d" xmlns:o="urn:schemas-microsoft-com:office:office" xmlns:oel="http://schemas.microsoft.com/office/2019/extlst" xmlns:r="http://schemas.openxmlformats.org/officeDocument/2006/relationships" xmlns:m="http://schemas.openxmlformats.org/officeDocument/2006/math" xmlns:v="urn:schemas-microsoft-com:vml" xmlns:wp14="http://schemas.microsoft.com/office/word/2010/wordprocessingDrawing" xmlns:wp="http://schemas.openxmlformats.org/drawingml/2006/wordprocessingDrawing" xmlns:w10="urn:schemas-microsoft-com:office:word" xmlns:w="http://schemas.openxmlformats.org/wordprocessingml/2006/main" xmlns:w14="http://schemas.microsoft.com/office/word/2010/wordml" xmlns:w15="http://schemas.microsoft.com/office/word/2012/wordml" xmlns:w16cei="http://schemas.microsoft.com/office/word/2026/wordml/cei" xmlns:w16cex="http://schemas.microsoft.com/office/word/2018/wordml/cex" xmlns:w16cid="http://schemas.microsoft.com/office/word/2016/wordml/cid" xmlns:w16="http://schemas.microsoft.com/office/word/2018/wordml" xmlns:w16du="http://schemas.microsoft.com/office/word/2023/wordml/word16du" xmlns:w16sdtdh="http://schemas.microsoft.com/office/word/2020/wordml/sdtdatahash" xmlns:w16sdtfl="http://schemas.microsoft.com/office/word/2024/wordml/sdtformatlock" xmlns:w16se="http://schemas.microsoft.com/office/word/2015/wordml/symex" xmlns:wpg="http://schemas.microsoft.com/office/word/2010/wordprocessingGroup" xmlns:wpi="http://schemas.microsoft.com/office/word/2010/wordprocessingInk" xmlns:wne="http://schemas.microsoft.com/office/word/2006/wordml" xmlns:wps="http://schemas.microsoft.com/office/word/2010/wordprocessingShape" mc:Ignorable="w14 w15 w16se w16cid w16 w16cex w16sdtdh w16sdtfl w16du wp14">
+<w:endnotes xmlns:wpc="http://schemas.microsoft.com/office/word/2010/wordprocessingCanvas" xmlns:cx="http://schemas.microsoft.com/office/drawing/2014/chartex" xmlns:cx1="http://schemas.microsoft.com/office/drawing/2015/9/8/chartex" xmlns:cx2="http://schemas.microsoft.com/office/drawing/2015/10/21/chartex" xmlns:cx3="http://schemas.microsoft.com/office/drawing/2016/5/9/chartex" xmlns:cx4="http://schemas.microsoft.com/office/drawing/2016/5/10/chartex" xmlns:cx5="http://schemas.microsoft.com/office/drawing/2016/5/11/chartex" xmlns:cx6="http://schemas.microsoft.com/office/drawing/2016/5/12/chartex" xmlns:cx7="http://schemas.microsoft.com/office/drawing/2016/5/13/chartex" xmlns:cx8="http://schemas.microsoft.com/office/drawing/2016/5/14/chartex" xmlns:mc="http://schemas.openxmlformats.org/markup-compatibility/2006" xmlns:aink="http://schemas.microsoft.com/office/drawing/2016/ink" xmlns:am3d="http://schemas.microsoft.com/office/drawing/2017/model3d" xmlns:o="urn:schemas-microsoft-com:office:office" xmlns:oel="http://schemas.microsoft.com/office/2019/extlst" xmlns:r="http://schemas.openxmlformats.org/officeDocument/2006/relationships" xmlns:m="http://schemas.openxmlformats.org/officeDocument/2006/math" xmlns:v="urn:schemas-microsoft-com:vml" xmlns:wp14="http://schemas.microsoft.com/office/word/2010/wordprocessingDrawing" xmlns:wp="http://schemas.openxmlformats.org/drawingml/2006/wordprocessingDrawing" xmlns:w10="urn:schemas-microsoft-com:office:word" xmlns:w="http://schemas.openxmlformats.org/wordprocessingml/2006/main" xmlns:w14="http://schemas.microsoft.com/office/word/2010/wordml" xmlns:w15="http://schemas.microsoft.com/office/word/2012/wordml" xmlns:w16cex="http://schemas.microsoft.com/office/word/2018/wordml/cex" xmlns:w16cid="http://schemas.microsoft.com/office/word/2016/wordml/cid" xmlns:w16="http://schemas.microsoft.com/office/word/2018/wordml" xmlns:w16du="http://schemas.microsoft.com/office/word/2023/wordml/word16du" xmlns:w16sdtdh="http://schemas.microsoft.com/office/word/2020/wordml/sdtdatahash" xmlns:w16sdtfl="http://schemas.microsoft.com/office/word/2024/wordml/sdtformatlock" xmlns:w16se="http://schemas.microsoft.com/office/word/2015/wordml/symex" xmlns:wpg="http://schemas.microsoft.com/office/word/2010/wordprocessingGroup" xmlns:wpi="http://schemas.microsoft.com/office/word/2010/wordprocessingInk" xmlns:wne="http://schemas.microsoft.com/office/word/2006/wordml" xmlns:wps="http://schemas.microsoft.com/office/word/2010/wordprocessingShape" mc:Ignorable="w14 w15 w16se w16cid w16 w16cex w16sdtdh w16sdtfl w16du wp14">
   <w:endnote w:type="separator" w:id="-1">
     <w:p>
       <w:pPr>
@@ -7919,7 +8693,7 @@
 </file>
 
 <file path=word/footer1.xml><?xml version="1.0" encoding="utf-8"?>
-<w:ftr xmlns:wpc="http://schemas.microsoft.com/office/word/2010/wordprocessingCanvas" xmlns:cx="http://schemas.microsoft.com/office/drawing/2014/chartex" xmlns:cx1="http://schemas.microsoft.com/office/drawing/2015/9/8/chartex" xmlns:cx2="http://schemas.microsoft.com/office/drawing/2015/10/21/chartex" xmlns:cx3="http://schemas.microsoft.com/office/drawing/2016/5/9/chartex" xmlns:cx4="http://schemas.microsoft.com/office/drawing/2016/5/10/chartex" xmlns:cx5="http://schemas.microsoft.com/office/drawing/2016/5/11/chartex" xmlns:cx6="http://schemas.microsoft.com/office/drawing/2016/5/12/chartex" xmlns:cx7="http://schemas.microsoft.com/office/drawing/2016/5/13/chartex" xmlns:cx8="http://schemas.microsoft.com/office/drawing/2016/5/14/chartex" xmlns:mc="http://schemas.openxmlformats.org/markup-compatibility/2006" xmlns:aink="http://schemas.microsoft.com/office/drawing/2016/ink" xmlns:am3d="http://schemas.microsoft.com/office/drawing/2017/model3d" xmlns:o="urn:schemas-microsoft-com:office:office" xmlns:oel="http://schemas.microsoft.com/office/2019/extlst" xmlns:r="http://schemas.openxmlformats.org/officeDocument/2006/relationships" xmlns:m="http://schemas.openxmlformats.org/officeDocument/2006/math" xmlns:v="urn:schemas-microsoft-com:vml" xmlns:wp14="http://schemas.microsoft.com/office/word/2010/wordprocessingDrawing" xmlns:wp="http://schemas.openxmlformats.org/drawingml/2006/wordprocessingDrawing" xmlns:w10="urn:schemas-microsoft-com:office:word" xmlns:w="http://schemas.openxmlformats.org/wordprocessingml/2006/main" xmlns:w14="http://schemas.microsoft.com/office/word/2010/wordml" xmlns:w15="http://schemas.microsoft.com/office/word/2012/wordml" xmlns:w16cei="http://schemas.microsoft.com/office/word/2026/wordml/cei" xmlns:w16cex="http://schemas.microsoft.com/office/word/2018/wordml/cex" xmlns:w16cid="http://schemas.microsoft.com/office/word/2016/wordml/cid" xmlns:w16="http://schemas.microsoft.com/office/word/2018/wordml" xmlns:w16du="http://schemas.microsoft.com/office/word/2023/wordml/word16du" xmlns:w16sdtdh="http://schemas.microsoft.com/office/word/2020/wordml/sdtdatahash" xmlns:w16sdtfl="http://schemas.microsoft.com/office/word/2024/wordml/sdtformatlock" xmlns:w16se="http://schemas.microsoft.com/office/word/2015/wordml/symex" xmlns:wpg="http://schemas.microsoft.com/office/word/2010/wordprocessingGroup" xmlns:wpi="http://schemas.microsoft.com/office/word/2010/wordprocessingInk" xmlns:wne="http://schemas.microsoft.com/office/word/2006/wordml" xmlns:wps="http://schemas.microsoft.com/office/word/2010/wordprocessingShape" mc:Ignorable="w14 w15 w16se w16cid w16 w16cex w16sdtdh w16sdtfl w16du wp14">
+<w:ftr xmlns:wpc="http://schemas.microsoft.com/office/word/2010/wordprocessingCanvas" xmlns:cx="http://schemas.microsoft.com/office/drawing/2014/chartex" xmlns:cx1="http://schemas.microsoft.com/office/drawing/2015/9/8/chartex" xmlns:cx2="http://schemas.microsoft.com/office/drawing/2015/10/21/chartex" xmlns:cx3="http://schemas.microsoft.com/office/drawing/2016/5/9/chartex" xmlns:cx4="http://schemas.microsoft.com/office/drawing/2016/5/10/chartex" xmlns:cx5="http://schemas.microsoft.com/office/drawing/2016/5/11/chartex" xmlns:cx6="http://schemas.microsoft.com/office/drawing/2016/5/12/chartex" xmlns:cx7="http://schemas.microsoft.com/office/drawing/2016/5/13/chartex" xmlns:cx8="http://schemas.microsoft.com/office/drawing/2016/5/14/chartex" xmlns:mc="http://schemas.openxmlformats.org/markup-compatibility/2006" xmlns:aink="http://schemas.microsoft.com/office/drawing/2016/ink" xmlns:am3d="http://schemas.microsoft.com/office/drawing/2017/model3d" xmlns:o="urn:schemas-microsoft-com:office:office" xmlns:oel="http://schemas.microsoft.com/office/2019/extlst" xmlns:r="http://schemas.openxmlformats.org/officeDocument/2006/relationships" xmlns:m="http://schemas.openxmlformats.org/officeDocument/2006/math" xmlns:v="urn:schemas-microsoft-com:vml" xmlns:wp14="http://schemas.microsoft.com/office/word/2010/wordprocessingDrawing" xmlns:wp="http://schemas.openxmlformats.org/drawingml/2006/wordprocessingDrawing" xmlns:w10="urn:schemas-microsoft-com:office:word" xmlns:w="http://schemas.openxmlformats.org/wordprocessingml/2006/main" xmlns:w14="http://schemas.microsoft.com/office/word/2010/wordml" xmlns:w15="http://schemas.microsoft.com/office/word/2012/wordml" xmlns:w16cex="http://schemas.microsoft.com/office/word/2018/wordml/cex" xmlns:w16cid="http://schemas.microsoft.com/office/word/2016/wordml/cid" xmlns:w16="http://schemas.microsoft.com/office/word/2018/wordml" xmlns:w16du="http://schemas.microsoft.com/office/word/2023/wordml/word16du" xmlns:w16sdtdh="http://schemas.microsoft.com/office/word/2020/wordml/sdtdatahash" xmlns:w16sdtfl="http://schemas.microsoft.com/office/word/2024/wordml/sdtformatlock" xmlns:w16se="http://schemas.microsoft.com/office/word/2015/wordml/symex" xmlns:wpg="http://schemas.microsoft.com/office/word/2010/wordprocessingGroup" xmlns:wpi="http://schemas.microsoft.com/office/word/2010/wordprocessingInk" xmlns:wne="http://schemas.microsoft.com/office/word/2006/wordml" xmlns:wps="http://schemas.microsoft.com/office/word/2010/wordprocessingShape" mc:Ignorable="w14 w15 w16se w16cid w16 w16cex w16sdtdh w16sdtfl w16du wp14">
   <w:p>
     <w:pPr>
       <w:pStyle w:val="Footer"/>
@@ -7953,7 +8727,7 @@
           <v:path o:extrusionok="f" gradientshapeok="t" o:connecttype="rect"/>
           <o:lock v:ext="edit" aspectratio="t"/>
         </v:shapetype>
-        <v:shape id="Image4" o:spid="_x0000_s1029" type="#_x0000_t75" style="position:absolute;margin-left:0;margin-top:-9.4pt;width:595.65pt;height:38.8pt;z-index:-4;visibility:visible;mso-wrap-style:square;mso-wrap-distance-left:9.05pt;mso-wrap-distance-top:0;mso-wrap-distance-right:9.05pt;mso-wrap-distance-bottom:0;mso-position-horizontal:center;mso-position-horizontal-relative:text;mso-position-vertical:absolute;mso-position-vertical-relative:text">
+        <v:shape id="Image4" o:spid="_x0000_s1029" type="#_x0000_t75" style="position:absolute;margin-left:0;margin-top:-9.4pt;width:595.65pt;height:38.8pt;z-index:-3;visibility:visible;mso-wrap-style:square;mso-wrap-distance-left:9.05pt;mso-wrap-distance-top:0;mso-wrap-distance-right:9.05pt;mso-wrap-distance-bottom:0;mso-position-horizontal:center;mso-position-horizontal-relative:text;mso-position-vertical:absolute;mso-position-vertical-relative:text">
           <v:imagedata r:id="rId1" o:title="" croptop="-27f" cropbottom="-27f" cropleft="-2f" cropright="-2f"/>
         </v:shape>
       </w:pict>
@@ -8160,7 +8934,7 @@
 </file>
 
 <file path=word/footer2.xml><?xml version="1.0" encoding="utf-8"?>
-<w:ftr xmlns:wpc="http://schemas.microsoft.com/office/word/2010/wordprocessingCanvas" xmlns:cx="http://schemas.microsoft.com/office/drawing/2014/chartex" xmlns:cx1="http://schemas.microsoft.com/office/drawing/2015/9/8/chartex" xmlns:cx2="http://schemas.microsoft.com/office/drawing/2015/10/21/chartex" xmlns:cx3="http://schemas.microsoft.com/office/drawing/2016/5/9/chartex" xmlns:cx4="http://schemas.microsoft.com/office/drawing/2016/5/10/chartex" xmlns:cx5="http://schemas.microsoft.com/office/drawing/2016/5/11/chartex" xmlns:cx6="http://schemas.microsoft.com/office/drawing/2016/5/12/chartex" xmlns:cx7="http://schemas.microsoft.com/office/drawing/2016/5/13/chartex" xmlns:cx8="http://schemas.microsoft.com/office/drawing/2016/5/14/chartex" xmlns:mc="http://schemas.openxmlformats.org/markup-compatibility/2006" xmlns:aink="http://schemas.microsoft.com/office/drawing/2016/ink" xmlns:am3d="http://schemas.microsoft.com/office/drawing/2017/model3d" xmlns:o="urn:schemas-microsoft-com:office:office" xmlns:oel="http://schemas.microsoft.com/office/2019/extlst" xmlns:r="http://schemas.openxmlformats.org/officeDocument/2006/relationships" xmlns:m="http://schemas.openxmlformats.org/officeDocument/2006/math" xmlns:v="urn:schemas-microsoft-com:vml" xmlns:wp14="http://schemas.microsoft.com/office/word/2010/wordprocessingDrawing" xmlns:wp="http://schemas.openxmlformats.org/drawingml/2006/wordprocessingDrawing" xmlns:w10="urn:schemas-microsoft-com:office:word" xmlns:w="http://schemas.openxmlformats.org/wordprocessingml/2006/main" xmlns:w14="http://schemas.microsoft.com/office/word/2010/wordml" xmlns:w15="http://schemas.microsoft.com/office/word/2012/wordml" xmlns:w16cei="http://schemas.microsoft.com/office/word/2026/wordml/cei" xmlns:w16cex="http://schemas.microsoft.com/office/word/2018/wordml/cex" xmlns:w16cid="http://schemas.microsoft.com/office/word/2016/wordml/cid" xmlns:w16="http://schemas.microsoft.com/office/word/2018/wordml" xmlns:w16du="http://schemas.microsoft.com/office/word/2023/wordml/word16du" xmlns:w16sdtdh="http://schemas.microsoft.com/office/word/2020/wordml/sdtdatahash" xmlns:w16sdtfl="http://schemas.microsoft.com/office/word/2024/wordml/sdtformatlock" xmlns:w16se="http://schemas.microsoft.com/office/word/2015/wordml/symex" xmlns:wpg="http://schemas.microsoft.com/office/word/2010/wordprocessingGroup" xmlns:wpi="http://schemas.microsoft.com/office/word/2010/wordprocessingInk" xmlns:wne="http://schemas.microsoft.com/office/word/2006/wordml" xmlns:wps="http://schemas.microsoft.com/office/word/2010/wordprocessingShape" mc:Ignorable="w14 w15 w16se w16cid w16 w16cex w16sdtdh w16sdtfl w16du wp14">
+<w:ftr xmlns:wpc="http://schemas.microsoft.com/office/word/2010/wordprocessingCanvas" xmlns:cx="http://schemas.microsoft.com/office/drawing/2014/chartex" xmlns:cx1="http://schemas.microsoft.com/office/drawing/2015/9/8/chartex" xmlns:cx2="http://schemas.microsoft.com/office/drawing/2015/10/21/chartex" xmlns:cx3="http://schemas.microsoft.com/office/drawing/2016/5/9/chartex" xmlns:cx4="http://schemas.microsoft.com/office/drawing/2016/5/10/chartex" xmlns:cx5="http://schemas.microsoft.com/office/drawing/2016/5/11/chartex" xmlns:cx6="http://schemas.microsoft.com/office/drawing/2016/5/12/chartex" xmlns:cx7="http://schemas.microsoft.com/office/drawing/2016/5/13/chartex" xmlns:cx8="http://schemas.microsoft.com/office/drawing/2016/5/14/chartex" xmlns:mc="http://schemas.openxmlformats.org/markup-compatibility/2006" xmlns:aink="http://schemas.microsoft.com/office/drawing/2016/ink" xmlns:am3d="http://schemas.microsoft.com/office/drawing/2017/model3d" xmlns:o="urn:schemas-microsoft-com:office:office" xmlns:oel="http://schemas.microsoft.com/office/2019/extlst" xmlns:r="http://schemas.openxmlformats.org/officeDocument/2006/relationships" xmlns:m="http://schemas.openxmlformats.org/officeDocument/2006/math" xmlns:v="urn:schemas-microsoft-com:vml" xmlns:wp14="http://schemas.microsoft.com/office/word/2010/wordprocessingDrawing" xmlns:wp="http://schemas.openxmlformats.org/drawingml/2006/wordprocessingDrawing" xmlns:w10="urn:schemas-microsoft-com:office:word" xmlns:w="http://schemas.openxmlformats.org/wordprocessingml/2006/main" xmlns:w14="http://schemas.microsoft.com/office/word/2010/wordml" xmlns:w15="http://schemas.microsoft.com/office/word/2012/wordml" xmlns:w16cex="http://schemas.microsoft.com/office/word/2018/wordml/cex" xmlns:w16cid="http://schemas.microsoft.com/office/word/2016/wordml/cid" xmlns:w16="http://schemas.microsoft.com/office/word/2018/wordml" xmlns:w16du="http://schemas.microsoft.com/office/word/2023/wordml/word16du" xmlns:w16sdtdh="http://schemas.microsoft.com/office/word/2020/wordml/sdtdatahash" xmlns:w16sdtfl="http://schemas.microsoft.com/office/word/2024/wordml/sdtformatlock" xmlns:w16se="http://schemas.microsoft.com/office/word/2015/wordml/symex" xmlns:wpg="http://schemas.microsoft.com/office/word/2010/wordprocessingGroup" xmlns:wpi="http://schemas.microsoft.com/office/word/2010/wordprocessingInk" xmlns:wne="http://schemas.microsoft.com/office/word/2006/wordml" xmlns:wps="http://schemas.microsoft.com/office/word/2010/wordprocessingShape" mc:Ignorable="w14 w15 w16se w16cid w16 w16cex w16sdtdh w16sdtfl w16du wp14">
   <w:p>
     <w:pPr>
       <w:pStyle w:val="Footer"/>
@@ -8194,7 +8968,7 @@
           <v:path o:extrusionok="f" gradientshapeok="t" o:connecttype="rect"/>
           <o:lock v:ext="edit" aspectratio="t"/>
         </v:shapetype>
-        <v:shape id="Image1" o:spid="_x0000_s1025" type="#_x0000_t75" style="position:absolute;margin-left:0;margin-top:-5.55pt;width:594.25pt;height:38.8pt;z-index:-3;visibility:visible;mso-wrap-style:square;mso-wrap-distance-left:9.05pt;mso-wrap-distance-top:0;mso-wrap-distance-right:9.05pt;mso-wrap-distance-bottom:0;mso-position-horizontal:center;mso-position-horizontal-relative:text;mso-position-vertical:absolute;mso-position-vertical-relative:text">
+        <v:shape id="Image1" o:spid="_x0000_s1025" type="#_x0000_t75" style="position:absolute;margin-left:0;margin-top:-5.55pt;width:594.25pt;height:38.8pt;z-index:-2;visibility:visible;mso-wrap-style:square;mso-wrap-distance-left:9.05pt;mso-wrap-distance-top:0;mso-wrap-distance-right:9.05pt;mso-wrap-distance-bottom:0;mso-position-horizontal:center;mso-position-horizontal-relative:text;mso-position-vertical:absolute;mso-position-vertical-relative:text">
           <v:imagedata r:id="rId1" o:title="" croptop="-27f" cropbottom="-27f" cropleft="-2f" cropright="-2f"/>
         </v:shape>
       </w:pict>
@@ -8279,7 +9053,7 @@
 </file>
 
 <file path=word/footnotes.xml><?xml version="1.0" encoding="utf-8"?>
-<w:footnotes xmlns:wpc="http://schemas.microsoft.com/office/word/2010/wordprocessingCanvas" xmlns:cx="http://schemas.microsoft.com/office/drawing/2014/chartex" xmlns:cx1="http://schemas.microsoft.com/office/drawing/2015/9/8/chartex" xmlns:cx2="http://schemas.microsoft.com/office/drawing/2015/10/21/chartex" xmlns:cx3="http://schemas.microsoft.com/office/drawing/2016/5/9/chartex" xmlns:cx4="http://schemas.microsoft.com/office/drawing/2016/5/10/chartex" xmlns:cx5="http://schemas.microsoft.com/office/drawing/2016/5/11/chartex" xmlns:cx6="http://schemas.microsoft.com/office/drawing/2016/5/12/chartex" xmlns:cx7="http://schemas.microsoft.com/office/drawing/2016/5/13/chartex" xmlns:cx8="http://schemas.microsoft.com/office/drawing/2016/5/14/chartex" xmlns:mc="http://schemas.openxmlformats.org/markup-compatibility/2006" xmlns:aink="http://schemas.microsoft.com/office/drawing/2016/ink" xmlns:am3d="http://schemas.microsoft.com/office/drawing/2017/model3d" xmlns:o="urn:schemas-microsoft-com:office:office" xmlns:oel="http://schemas.microsoft.com/office/2019/extlst" xmlns:r="http://schemas.openxmlformats.org/officeDocument/2006/relationships" xmlns:m="http://schemas.openxmlformats.org/officeDocument/2006/math" xmlns:v="urn:schemas-microsoft-com:vml" xmlns:wp14="http://schemas.microsoft.com/office/word/2010/wordprocessingDrawing" xmlns:wp="http://schemas.openxmlformats.org/drawingml/2006/wordprocessingDrawing" xmlns:w10="urn:schemas-microsoft-com:office:word" xmlns:w="http://schemas.openxmlformats.org/wordprocessingml/2006/main" xmlns:w14="http://schemas.microsoft.com/office/word/2010/wordml" xmlns:w15="http://schemas.microsoft.com/office/word/2012/wordml" xmlns:w16cei="http://schemas.microsoft.com/office/word/2026/wordml/cei" xmlns:w16cex="http://schemas.microsoft.com/office/word/2018/wordml/cex" xmlns:w16cid="http://schemas.microsoft.com/office/word/2016/wordml/cid" xmlns:w16="http://schemas.microsoft.com/office/word/2018/wordml" xmlns:w16du="http://schemas.microsoft.com/office/word/2023/wordml/word16du" xmlns:w16sdtdh="http://schemas.microsoft.com/office/word/2020/wordml/sdtdatahash" xmlns:w16sdtfl="http://schemas.microsoft.com/office/word/2024/wordml/sdtformatlock" xmlns:w16se="http://schemas.microsoft.com/office/word/2015/wordml/symex" xmlns:wpg="http://schemas.microsoft.com/office/word/2010/wordprocessingGroup" xmlns:wpi="http://schemas.microsoft.com/office/word/2010/wordprocessingInk" xmlns:wne="http://schemas.microsoft.com/office/word/2006/wordml" xmlns:wps="http://schemas.microsoft.com/office/word/2010/wordprocessingShape" mc:Ignorable="w14 w15 w16se w16cid w16 w16cex w16sdtdh w16sdtfl w16du wp14">
+<w:footnotes xmlns:wpc="http://schemas.microsoft.com/office/word/2010/wordprocessingCanvas" xmlns:cx="http://schemas.microsoft.com/office/drawing/2014/chartex" xmlns:cx1="http://schemas.microsoft.com/office/drawing/2015/9/8/chartex" xmlns:cx2="http://schemas.microsoft.com/office/drawing/2015/10/21/chartex" xmlns:cx3="http://schemas.microsoft.com/office/drawing/2016/5/9/chartex" xmlns:cx4="http://schemas.microsoft.com/office/drawing/2016/5/10/chartex" xmlns:cx5="http://schemas.microsoft.com/office/drawing/2016/5/11/chartex" xmlns:cx6="http://schemas.microsoft.com/office/drawing/2016/5/12/chartex" xmlns:cx7="http://schemas.microsoft.com/office/drawing/2016/5/13/chartex" xmlns:cx8="http://schemas.microsoft.com/office/drawing/2016/5/14/chartex" xmlns:mc="http://schemas.openxmlformats.org/markup-compatibility/2006" xmlns:aink="http://schemas.microsoft.com/office/drawing/2016/ink" xmlns:am3d="http://schemas.microsoft.com/office/drawing/2017/model3d" xmlns:o="urn:schemas-microsoft-com:office:office" xmlns:oel="http://schemas.microsoft.com/office/2019/extlst" xmlns:r="http://schemas.openxmlformats.org/officeDocument/2006/relationships" xmlns:m="http://schemas.openxmlformats.org/officeDocument/2006/math" xmlns:v="urn:schemas-microsoft-com:vml" xmlns:wp14="http://schemas.microsoft.com/office/word/2010/wordprocessingDrawing" xmlns:wp="http://schemas.openxmlformats.org/drawingml/2006/wordprocessingDrawing" xmlns:w10="urn:schemas-microsoft-com:office:word" xmlns:w="http://schemas.openxmlformats.org/wordprocessingml/2006/main" xmlns:w14="http://schemas.microsoft.com/office/word/2010/wordml" xmlns:w15="http://schemas.microsoft.com/office/word/2012/wordml" xmlns:w16cex="http://schemas.microsoft.com/office/word/2018/wordml/cex" xmlns:w16cid="http://schemas.microsoft.com/office/word/2016/wordml/cid" xmlns:w16="http://schemas.microsoft.com/office/word/2018/wordml" xmlns:w16du="http://schemas.microsoft.com/office/word/2023/wordml/word16du" xmlns:w16sdtdh="http://schemas.microsoft.com/office/word/2020/wordml/sdtdatahash" xmlns:w16sdtfl="http://schemas.microsoft.com/office/word/2024/wordml/sdtformatlock" xmlns:w16se="http://schemas.microsoft.com/office/word/2015/wordml/symex" xmlns:wpg="http://schemas.microsoft.com/office/word/2010/wordprocessingGroup" xmlns:wpi="http://schemas.microsoft.com/office/word/2010/wordprocessingInk" xmlns:wne="http://schemas.microsoft.com/office/word/2006/wordml" xmlns:wps="http://schemas.microsoft.com/office/word/2010/wordprocessingShape" mc:Ignorable="w14 w15 w16se w16cid w16 w16cex w16sdtdh w16sdtfl w16du wp14">
   <w:footnote w:type="separator" w:id="-1">
     <w:p>
       <w:pPr>
@@ -8304,7 +9078,7 @@
 </file>
 
 <file path=word/header1.xml><?xml version="1.0" encoding="utf-8"?>
-<w:hdr xmlns:wpc="http://schemas.microsoft.com/office/word/2010/wordprocessingCanvas" xmlns:cx="http://schemas.microsoft.com/office/drawing/2014/chartex" xmlns:cx1="http://schemas.microsoft.com/office/drawing/2015/9/8/chartex" xmlns:cx2="http://schemas.microsoft.com/office/drawing/2015/10/21/chartex" xmlns:cx3="http://schemas.microsoft.com/office/drawing/2016/5/9/chartex" xmlns:cx4="http://schemas.microsoft.com/office/drawing/2016/5/10/chartex" xmlns:cx5="http://schemas.microsoft.com/office/drawing/2016/5/11/chartex" xmlns:cx6="http://schemas.microsoft.com/office/drawing/2016/5/12/chartex" xmlns:cx7="http://schemas.microsoft.com/office/drawing/2016/5/13/chartex" xmlns:cx8="http://schemas.microsoft.com/office/drawing/2016/5/14/chartex" xmlns:mc="http://schemas.openxmlformats.org/markup-compatibility/2006" xmlns:aink="http://schemas.microsoft.com/office/drawing/2016/ink" xmlns:am3d="http://schemas.microsoft.com/office/drawing/2017/model3d" xmlns:o="urn:schemas-microsoft-com:office:office" xmlns:oel="http://schemas.microsoft.com/office/2019/extlst" xmlns:r="http://schemas.openxmlformats.org/officeDocument/2006/relationships" xmlns:m="http://schemas.openxmlformats.org/officeDocument/2006/math" xmlns:v="urn:schemas-microsoft-com:vml" xmlns:wp14="http://schemas.microsoft.com/office/word/2010/wordprocessingDrawing" xmlns:wp="http://schemas.openxmlformats.org/drawingml/2006/wordprocessingDrawing" xmlns:w10="urn:schemas-microsoft-com:office:word" xmlns:w="http://schemas.openxmlformats.org/wordprocessingml/2006/main" xmlns:w14="http://schemas.microsoft.com/office/word/2010/wordml" xmlns:w15="http://schemas.microsoft.com/office/word/2012/wordml" xmlns:w16cei="http://schemas.microsoft.com/office/word/2026/wordml/cei" xmlns:w16cex="http://schemas.microsoft.com/office/word/2018/wordml/cex" xmlns:w16cid="http://schemas.microsoft.com/office/word/2016/wordml/cid" xmlns:w16="http://schemas.microsoft.com/office/word/2018/wordml" xmlns:w16du="http://schemas.microsoft.com/office/word/2023/wordml/word16du" xmlns:w16sdtdh="http://schemas.microsoft.com/office/word/2020/wordml/sdtdatahash" xmlns:w16sdtfl="http://schemas.microsoft.com/office/word/2024/wordml/sdtformatlock" xmlns:w16se="http://schemas.microsoft.com/office/word/2015/wordml/symex" xmlns:wpg="http://schemas.microsoft.com/office/word/2010/wordprocessingGroup" xmlns:wpi="http://schemas.microsoft.com/office/word/2010/wordprocessingInk" xmlns:wne="http://schemas.microsoft.com/office/word/2006/wordml" xmlns:wps="http://schemas.microsoft.com/office/word/2010/wordprocessingShape" mc:Ignorable="w14 w15 w16se w16cid w16 w16cex w16sdtdh w16sdtfl w16du wp14">
+<w:hdr xmlns:wpc="http://schemas.microsoft.com/office/word/2010/wordprocessingCanvas" xmlns:cx="http://schemas.microsoft.com/office/drawing/2014/chartex" xmlns:cx1="http://schemas.microsoft.com/office/drawing/2015/9/8/chartex" xmlns:cx2="http://schemas.microsoft.com/office/drawing/2015/10/21/chartex" xmlns:cx3="http://schemas.microsoft.com/office/drawing/2016/5/9/chartex" xmlns:cx4="http://schemas.microsoft.com/office/drawing/2016/5/10/chartex" xmlns:cx5="http://schemas.microsoft.com/office/drawing/2016/5/11/chartex" xmlns:cx6="http://schemas.microsoft.com/office/drawing/2016/5/12/chartex" xmlns:cx7="http://schemas.microsoft.com/office/drawing/2016/5/13/chartex" xmlns:cx8="http://schemas.microsoft.com/office/drawing/2016/5/14/chartex" xmlns:mc="http://schemas.openxmlformats.org/markup-compatibility/2006" xmlns:aink="http://schemas.microsoft.com/office/drawing/2016/ink" xmlns:am3d="http://schemas.microsoft.com/office/drawing/2017/model3d" xmlns:o="urn:schemas-microsoft-com:office:office" xmlns:oel="http://schemas.microsoft.com/office/2019/extlst" xmlns:r="http://schemas.openxmlformats.org/officeDocument/2006/relationships" xmlns:m="http://schemas.openxmlformats.org/officeDocument/2006/math" xmlns:v="urn:schemas-microsoft-com:vml" xmlns:wp14="http://schemas.microsoft.com/office/word/2010/wordprocessingDrawing" xmlns:wp="http://schemas.openxmlformats.org/drawingml/2006/wordprocessingDrawing" xmlns:w10="urn:schemas-microsoft-com:office:word" xmlns:w="http://schemas.openxmlformats.org/wordprocessingml/2006/main" xmlns:w14="http://schemas.microsoft.com/office/word/2010/wordml" xmlns:w15="http://schemas.microsoft.com/office/word/2012/wordml" xmlns:w16cex="http://schemas.microsoft.com/office/word/2018/wordml/cex" xmlns:w16cid="http://schemas.microsoft.com/office/word/2016/wordml/cid" xmlns:w16="http://schemas.microsoft.com/office/word/2018/wordml" xmlns:w16du="http://schemas.microsoft.com/office/word/2023/wordml/word16du" xmlns:w16sdtdh="http://schemas.microsoft.com/office/word/2020/wordml/sdtdatahash" xmlns:w16sdtfl="http://schemas.microsoft.com/office/word/2024/wordml/sdtformatlock" xmlns:w16se="http://schemas.microsoft.com/office/word/2015/wordml/symex" xmlns:wpg="http://schemas.microsoft.com/office/word/2010/wordprocessingGroup" xmlns:wpi="http://schemas.microsoft.com/office/word/2010/wordprocessingInk" xmlns:wne="http://schemas.microsoft.com/office/word/2006/wordml" xmlns:wps="http://schemas.microsoft.com/office/word/2010/wordprocessingShape" mc:Ignorable="w14 w15 w16se w16cid w16 w16cex w16sdtdh w16sdtfl w16du wp14">
   <w:p>
     <w:pPr>
       <w:tabs>
@@ -8341,7 +9115,7 @@
           <v:path o:extrusionok="f" gradientshapeok="t" o:connecttype="rect"/>
           <o:lock v:ext="edit" aspectratio="t"/>
         </v:shapetype>
-        <v:shape id="Image5" o:spid="_x0000_s1030" type="#_x0000_t75" style="position:absolute;margin-left:0;margin-top:.5pt;width:595.65pt;height:85.55pt;z-index:-5;visibility:visible;mso-wrap-style:square;mso-wrap-distance-left:9.05pt;mso-wrap-distance-top:0;mso-wrap-distance-right:9.05pt;mso-wrap-distance-bottom:0;mso-position-horizontal:center;mso-position-horizontal-relative:text;mso-position-vertical:absolute;mso-position-vertical-relative:text">
+        <v:shape id="Image5" o:spid="_x0000_s1030" type="#_x0000_t75" style="position:absolute;margin-left:0;margin-top:.5pt;width:595.65pt;height:85.55pt;z-index:-4;visibility:visible;mso-wrap-style:square;mso-wrap-distance-left:9.05pt;mso-wrap-distance-top:0;mso-wrap-distance-right:9.05pt;mso-wrap-distance-bottom:0;mso-position-horizontal:center;mso-position-horizontal-relative:text;mso-position-vertical:absolute;mso-position-vertical-relative:text">
           <v:imagedata r:id="rId1" o:title="" croptop="-12f" cropbottom="-12f" cropleft="-2f" cropright="-2f"/>
         </v:shape>
       </w:pict>
@@ -8396,7 +9170,7 @@
 </file>
 
 <file path=word/header2.xml><?xml version="1.0" encoding="utf-8"?>
-<w:hdr xmlns:wpc="http://schemas.microsoft.com/office/word/2010/wordprocessingCanvas" xmlns:cx="http://schemas.microsoft.com/office/drawing/2014/chartex" xmlns:cx1="http://schemas.microsoft.com/office/drawing/2015/9/8/chartex" xmlns:cx2="http://schemas.microsoft.com/office/drawing/2015/10/21/chartex" xmlns:cx3="http://schemas.microsoft.com/office/drawing/2016/5/9/chartex" xmlns:cx4="http://schemas.microsoft.com/office/drawing/2016/5/10/chartex" xmlns:cx5="http://schemas.microsoft.com/office/drawing/2016/5/11/chartex" xmlns:cx6="http://schemas.microsoft.com/office/drawing/2016/5/12/chartex" xmlns:cx7="http://schemas.microsoft.com/office/drawing/2016/5/13/chartex" xmlns:cx8="http://schemas.microsoft.com/office/drawing/2016/5/14/chartex" xmlns:mc="http://schemas.openxmlformats.org/markup-compatibility/2006" xmlns:aink="http://schemas.microsoft.com/office/drawing/2016/ink" xmlns:am3d="http://schemas.microsoft.com/office/drawing/2017/model3d" xmlns:o="urn:schemas-microsoft-com:office:office" xmlns:oel="http://schemas.microsoft.com/office/2019/extlst" xmlns:r="http://schemas.openxmlformats.org/officeDocument/2006/relationships" xmlns:m="http://schemas.openxmlformats.org/officeDocument/2006/math" xmlns:v="urn:schemas-microsoft-com:vml" xmlns:wp14="http://schemas.microsoft.com/office/word/2010/wordprocessingDrawing" xmlns:wp="http://schemas.openxmlformats.org/drawingml/2006/wordprocessingDrawing" xmlns:w10="urn:schemas-microsoft-com:office:word" xmlns:w="http://schemas.openxmlformats.org/wordprocessingml/2006/main" xmlns:w14="http://schemas.microsoft.com/office/word/2010/wordml" xmlns:w15="http://schemas.microsoft.com/office/word/2012/wordml" xmlns:w16cei="http://schemas.microsoft.com/office/word/2026/wordml/cei" xmlns:w16cex="http://schemas.microsoft.com/office/word/2018/wordml/cex" xmlns:w16cid="http://schemas.microsoft.com/office/word/2016/wordml/cid" xmlns:w16="http://schemas.microsoft.com/office/word/2018/wordml" xmlns:w16du="http://schemas.microsoft.com/office/word/2023/wordml/word16du" xmlns:w16sdtdh="http://schemas.microsoft.com/office/word/2020/wordml/sdtdatahash" xmlns:w16sdtfl="http://schemas.microsoft.com/office/word/2024/wordml/sdtformatlock" xmlns:w16se="http://schemas.microsoft.com/office/word/2015/wordml/symex" xmlns:wpg="http://schemas.microsoft.com/office/word/2010/wordprocessingGroup" xmlns:wpi="http://schemas.microsoft.com/office/word/2010/wordprocessingInk" xmlns:wne="http://schemas.microsoft.com/office/word/2006/wordml" xmlns:wps="http://schemas.microsoft.com/office/word/2010/wordprocessingShape" mc:Ignorable="w14 w15 w16se w16cid w16 w16cex w16sdtdh w16sdtfl w16du wp14">
+<w:hdr xmlns:wpc="http://schemas.microsoft.com/office/word/2010/wordprocessingCanvas" xmlns:cx="http://schemas.microsoft.com/office/drawing/2014/chartex" xmlns:cx1="http://schemas.microsoft.com/office/drawing/2015/9/8/chartex" xmlns:cx2="http://schemas.microsoft.com/office/drawing/2015/10/21/chartex" xmlns:cx3="http://schemas.microsoft.com/office/drawing/2016/5/9/chartex" xmlns:cx4="http://schemas.microsoft.com/office/drawing/2016/5/10/chartex" xmlns:cx5="http://schemas.microsoft.com/office/drawing/2016/5/11/chartex" xmlns:cx6="http://schemas.microsoft.com/office/drawing/2016/5/12/chartex" xmlns:cx7="http://schemas.microsoft.com/office/drawing/2016/5/13/chartex" xmlns:cx8="http://schemas.microsoft.com/office/drawing/2016/5/14/chartex" xmlns:mc="http://schemas.openxmlformats.org/markup-compatibility/2006" xmlns:aink="http://schemas.microsoft.com/office/drawing/2016/ink" xmlns:am3d="http://schemas.microsoft.com/office/drawing/2017/model3d" xmlns:o="urn:schemas-microsoft-com:office:office" xmlns:oel="http://schemas.microsoft.com/office/2019/extlst" xmlns:r="http://schemas.openxmlformats.org/officeDocument/2006/relationships" xmlns:m="http://schemas.openxmlformats.org/officeDocument/2006/math" xmlns:v="urn:schemas-microsoft-com:vml" xmlns:wp14="http://schemas.microsoft.com/office/word/2010/wordprocessingDrawing" xmlns:wp="http://schemas.openxmlformats.org/drawingml/2006/wordprocessingDrawing" xmlns:w10="urn:schemas-microsoft-com:office:word" xmlns:w="http://schemas.openxmlformats.org/wordprocessingml/2006/main" xmlns:w14="http://schemas.microsoft.com/office/word/2010/wordml" xmlns:w15="http://schemas.microsoft.com/office/word/2012/wordml" xmlns:w16cex="http://schemas.microsoft.com/office/word/2018/wordml/cex" xmlns:w16cid="http://schemas.microsoft.com/office/word/2016/wordml/cid" xmlns:w16="http://schemas.microsoft.com/office/word/2018/wordml" xmlns:w16du="http://schemas.microsoft.com/office/word/2023/wordml/word16du" xmlns:w16sdtdh="http://schemas.microsoft.com/office/word/2020/wordml/sdtdatahash" xmlns:w16sdtfl="http://schemas.microsoft.com/office/word/2024/wordml/sdtformatlock" xmlns:w16se="http://schemas.microsoft.com/office/word/2015/wordml/symex" xmlns:wpg="http://schemas.microsoft.com/office/word/2010/wordprocessingGroup" xmlns:wpi="http://schemas.microsoft.com/office/word/2010/wordprocessingInk" xmlns:wne="http://schemas.microsoft.com/office/word/2006/wordml" xmlns:wps="http://schemas.microsoft.com/office/word/2010/wordprocessingShape" mc:Ignorable="w14 w15 w16se w16cid w16 w16cex w16sdtdh w16sdtfl w16du wp14">
   <w:p>
     <w:pPr>
       <w:tabs>
@@ -8433,7 +9207,7 @@
           <v:path o:extrusionok="f" gradientshapeok="t" o:connecttype="rect"/>
           <o:lock v:ext="edit" aspectratio="t"/>
         </v:shapetype>
-        <v:shape id="Image2" o:spid="_x0000_s1028" type="#_x0000_t75" style="position:absolute;margin-left:0;margin-top:.05pt;width:632.2pt;height:112.7pt;z-index:-6;visibility:visible;mso-wrap-style:square;mso-wrap-distance-left:9.05pt;mso-wrap-distance-top:0;mso-wrap-distance-right:9.05pt;mso-wrap-distance-bottom:0;mso-position-horizontal:center;mso-position-horizontal-relative:text;mso-position-vertical:absolute;mso-position-vertical-relative:text">
+        <v:shape id="Image2" o:spid="_x0000_s1028" type="#_x0000_t75" style="position:absolute;margin-left:0;margin-top:.05pt;width:632.2pt;height:112.7pt;z-index:-5;visibility:visible;mso-wrap-style:square;mso-wrap-distance-left:9.05pt;mso-wrap-distance-top:0;mso-wrap-distance-right:9.05pt;mso-wrap-distance-bottom:0;mso-position-horizontal:center;mso-position-horizontal-relative:text;mso-position-vertical:absolute;mso-position-vertical-relative:text">
           <v:imagedata r:id="rId1" o:title="" croptop="-9f" cropbottom="-9f" cropleft="-2f" cropright="-2f"/>
         </v:shape>
       </w:pict>
@@ -8443,7 +9217,7 @@
         <w:noProof/>
       </w:rPr>
       <w:pict w14:anchorId="1C5ACAC2">
-        <v:shape id="Image3" o:spid="_x0000_s1027" type="#_x0000_t75" style="position:absolute;margin-left:3.7pt;margin-top:-94.65pt;width:73.35pt;height:90pt;z-index:5;visibility:visible;mso-wrap-style:square;mso-wrap-distance-left:9.05pt;mso-wrap-distance-top:0;mso-wrap-distance-right:9.05pt;mso-wrap-distance-bottom:0;mso-position-horizontal:absolute;mso-position-horizontal-relative:margin;mso-position-vertical:absolute;mso-position-vertical-relative:margin" o:allowincell="f">
+        <v:shape id="Image3" o:spid="_x0000_s1027" type="#_x0000_t75" style="position:absolute;margin-left:3.7pt;margin-top:-94.65pt;width:73.35pt;height:90pt;z-index:1;visibility:visible;mso-wrap-style:square;mso-wrap-distance-left:9.05pt;mso-wrap-distance-top:0;mso-wrap-distance-right:9.05pt;mso-wrap-distance-bottom:0;mso-position-horizontal:absolute;mso-position-horizontal-relative:margin;mso-position-vertical:absolute;mso-position-vertical-relative:margin" o:allowincell="f">
           <v:imagedata r:id="rId2" o:title="" croptop="-4f" cropbottom="-4f" cropleft="-5f" cropright="-5f"/>
           <w10:wrap type="square" anchorx="margin" anchory="margin"/>
         </v:shape>
@@ -8557,7 +9331,7 @@
 </file>
 
 <file path=word/numbering.xml><?xml version="1.0" encoding="utf-8"?>
-<w:numbering xmlns:wpc="http://schemas.microsoft.com/office/word/2010/wordprocessingCanvas" xmlns:cx="http://schemas.microsoft.com/office/drawing/2014/chartex" xmlns:cx1="http://schemas.microsoft.com/office/drawing/2015/9/8/chartex" xmlns:cx2="http://schemas.microsoft.com/office/drawing/2015/10/21/chartex" xmlns:cx3="http://schemas.microsoft.com/office/drawing/2016/5/9/chartex" xmlns:cx4="http://schemas.microsoft.com/office/drawing/2016/5/10/chartex" xmlns:cx5="http://schemas.microsoft.com/office/drawing/2016/5/11/chartex" xmlns:cx6="http://schemas.microsoft.com/office/drawing/2016/5/12/chartex" xmlns:cx7="http://schemas.microsoft.com/office/drawing/2016/5/13/chartex" xmlns:cx8="http://schemas.microsoft.com/office/drawing/2016/5/14/chartex" xmlns:mc="http://schemas.openxmlformats.org/markup-compatibility/2006" xmlns:aink="http://schemas.microsoft.com/office/drawing/2016/ink" xmlns:am3d="http://schemas.microsoft.com/office/drawing/2017/model3d" xmlns:o="urn:schemas-microsoft-com:office:office" xmlns:oel="http://schemas.microsoft.com/office/2019/extlst" xmlns:r="http://schemas.openxmlformats.org/officeDocument/2006/relationships" xmlns:m="http://schemas.openxmlformats.org/officeDocument/2006/math" xmlns:v="urn:schemas-microsoft-com:vml" xmlns:wp14="http://schemas.microsoft.com/office/word/2010/wordprocessingDrawing" xmlns:wp="http://schemas.openxmlformats.org/drawingml/2006/wordprocessingDrawing" xmlns:w10="urn:schemas-microsoft-com:office:word" xmlns:w="http://schemas.openxmlformats.org/wordprocessingml/2006/main" xmlns:w14="http://schemas.microsoft.com/office/word/2010/wordml" xmlns:w15="http://schemas.microsoft.com/office/word/2012/wordml" xmlns:w16cei="http://schemas.microsoft.com/office/word/2026/wordml/cei" xmlns:w16cex="http://schemas.microsoft.com/office/word/2018/wordml/cex" xmlns:w16cid="http://schemas.microsoft.com/office/word/2016/wordml/cid" xmlns:w16="http://schemas.microsoft.com/office/word/2018/wordml" xmlns:w16du="http://schemas.microsoft.com/office/word/2023/wordml/word16du" xmlns:w16sdtdh="http://schemas.microsoft.com/office/word/2020/wordml/sdtdatahash" xmlns:w16sdtfl="http://schemas.microsoft.com/office/word/2024/wordml/sdtformatlock" xmlns:w16se="http://schemas.microsoft.com/office/word/2015/wordml/symex" xmlns:wpg="http://schemas.microsoft.com/office/word/2010/wordprocessingGroup" xmlns:wpi="http://schemas.microsoft.com/office/word/2010/wordprocessingInk" xmlns:wne="http://schemas.microsoft.com/office/word/2006/wordml" xmlns:wps="http://schemas.microsoft.com/office/word/2010/wordprocessingShape" mc:Ignorable="w14 w15 w16se w16cid w16 w16cex w16sdtdh w16sdtfl w16du wp14">
+<w:numbering xmlns:wpc="http://schemas.microsoft.com/office/word/2010/wordprocessingCanvas" xmlns:cx="http://schemas.microsoft.com/office/drawing/2014/chartex" xmlns:cx1="http://schemas.microsoft.com/office/drawing/2015/9/8/chartex" xmlns:cx2="http://schemas.microsoft.com/office/drawing/2015/10/21/chartex" xmlns:cx3="http://schemas.microsoft.com/office/drawing/2016/5/9/chartex" xmlns:cx4="http://schemas.microsoft.com/office/drawing/2016/5/10/chartex" xmlns:cx5="http://schemas.microsoft.com/office/drawing/2016/5/11/chartex" xmlns:cx6="http://schemas.microsoft.com/office/drawing/2016/5/12/chartex" xmlns:cx7="http://schemas.microsoft.com/office/drawing/2016/5/13/chartex" xmlns:cx8="http://schemas.microsoft.com/office/drawing/2016/5/14/chartex" xmlns:mc="http://schemas.openxmlformats.org/markup-compatibility/2006" xmlns:aink="http://schemas.microsoft.com/office/drawing/2016/ink" xmlns:am3d="http://schemas.microsoft.com/office/drawing/2017/model3d" xmlns:o="urn:schemas-microsoft-com:office:office" xmlns:oel="http://schemas.microsoft.com/office/2019/extlst" xmlns:r="http://schemas.openxmlformats.org/officeDocument/2006/relationships" xmlns:m="http://schemas.openxmlformats.org/officeDocument/2006/math" xmlns:v="urn:schemas-microsoft-com:vml" xmlns:wp14="http://schemas.microsoft.com/office/word/2010/wordprocessingDrawing" xmlns:wp="http://schemas.openxmlformats.org/drawingml/2006/wordprocessingDrawing" xmlns:w10="urn:schemas-microsoft-com:office:word" xmlns:w="http://schemas.openxmlformats.org/wordprocessingml/2006/main" xmlns:w14="http://schemas.microsoft.com/office/word/2010/wordml" xmlns:w15="http://schemas.microsoft.com/office/word/2012/wordml" xmlns:w16cex="http://schemas.microsoft.com/office/word/2018/wordml/cex" xmlns:w16cid="http://schemas.microsoft.com/office/word/2016/wordml/cid" xmlns:w16="http://schemas.microsoft.com/office/word/2018/wordml" xmlns:w16du="http://schemas.microsoft.com/office/word/2023/wordml/word16du" xmlns:w16sdtdh="http://schemas.microsoft.com/office/word/2020/wordml/sdtdatahash" xmlns:w16sdtfl="http://schemas.microsoft.com/office/word/2024/wordml/sdtformatlock" xmlns:w16se="http://schemas.microsoft.com/office/word/2015/wordml/symex" xmlns:wpg="http://schemas.microsoft.com/office/word/2010/wordprocessingGroup" xmlns:wpi="http://schemas.microsoft.com/office/word/2010/wordprocessingInk" xmlns:wne="http://schemas.microsoft.com/office/word/2006/wordml" xmlns:wps="http://schemas.microsoft.com/office/word/2010/wordprocessingShape" mc:Ignorable="w14 w15 w16se w16cid w16 w16cex w16sdtdh w16sdtfl w16du wp14">
   <w:abstractNum w:abstractNumId="0" w15:restartNumberingAfterBreak="0">
     <w:nsid w:val="0850162F"/>
     <w:multiLevelType w:val="multilevel"/>
@@ -8619,6 +9393,119 @@
     </w:lvl>
   </w:abstractNum>
   <w:abstractNum w:abstractNumId="1" w15:restartNumberingAfterBreak="0">
+    <w:nsid w:val="095D5FF0"/>
+    <w:multiLevelType w:val="hybridMultilevel"/>
+    <w:tmpl w:val="8EF616C4"/>
+    <w:lvl w:ilvl="0" w:tplc="08090001">
+      <w:start w:val="1"/>
+      <w:numFmt w:val="bullet"/>
+      <w:lvlText w:val=""/>
+      <w:lvlJc w:val="left"/>
+      <w:pPr>
+        <w:ind w:left="720" w:hanging="360"/>
+      </w:pPr>
+      <w:rPr>
+        <w:rFonts w:ascii="Symbol" w:hAnsi="Symbol" w:hint="default"/>
+      </w:rPr>
+    </w:lvl>
+    <w:lvl w:ilvl="1" w:tplc="08090003">
+      <w:start w:val="1"/>
+      <w:numFmt w:val="bullet"/>
+      <w:lvlText w:val="o"/>
+      <w:lvlJc w:val="left"/>
+      <w:pPr>
+        <w:ind w:left="1440" w:hanging="360"/>
+      </w:pPr>
+      <w:rPr>
+        <w:rFonts w:ascii="Courier New" w:hAnsi="Courier New" w:cs="Courier New" w:hint="default"/>
+      </w:rPr>
+    </w:lvl>
+    <w:lvl w:ilvl="2" w:tplc="08090005">
+      <w:start w:val="1"/>
+      <w:numFmt w:val="bullet"/>
+      <w:lvlText w:val=""/>
+      <w:lvlJc w:val="left"/>
+      <w:pPr>
+        <w:ind w:left="2160" w:hanging="360"/>
+      </w:pPr>
+      <w:rPr>
+        <w:rFonts w:ascii="Wingdings" w:hAnsi="Wingdings" w:hint="default"/>
+      </w:rPr>
+    </w:lvl>
+    <w:lvl w:ilvl="3" w:tplc="08090001">
+      <w:start w:val="1"/>
+      <w:numFmt w:val="bullet"/>
+      <w:lvlText w:val=""/>
+      <w:lvlJc w:val="left"/>
+      <w:pPr>
+        <w:ind w:left="2880" w:hanging="360"/>
+      </w:pPr>
+      <w:rPr>
+        <w:rFonts w:ascii="Symbol" w:hAnsi="Symbol" w:hint="default"/>
+      </w:rPr>
+    </w:lvl>
+    <w:lvl w:ilvl="4" w:tplc="08090003" w:tentative="1">
+      <w:start w:val="1"/>
+      <w:numFmt w:val="bullet"/>
+      <w:lvlText w:val="o"/>
+      <w:lvlJc w:val="left"/>
+      <w:pPr>
+        <w:ind w:left="3600" w:hanging="360"/>
+      </w:pPr>
+      <w:rPr>
+        <w:rFonts w:ascii="Courier New" w:hAnsi="Courier New" w:cs="Courier New" w:hint="default"/>
+      </w:rPr>
+    </w:lvl>
+    <w:lvl w:ilvl="5" w:tplc="08090005" w:tentative="1">
+      <w:start w:val="1"/>
+      <w:numFmt w:val="bullet"/>
+      <w:lvlText w:val=""/>
+      <w:lvlJc w:val="left"/>
+      <w:pPr>
+        <w:ind w:left="4320" w:hanging="360"/>
+      </w:pPr>
+      <w:rPr>
+        <w:rFonts w:ascii="Wingdings" w:hAnsi="Wingdings" w:hint="default"/>
+      </w:rPr>
+    </w:lvl>
+    <w:lvl w:ilvl="6" w:tplc="08090001" w:tentative="1">
+      <w:start w:val="1"/>
+      <w:numFmt w:val="bullet"/>
+      <w:lvlText w:val=""/>
+      <w:lvlJc w:val="left"/>
+      <w:pPr>
+        <w:ind w:left="5040" w:hanging="360"/>
+      </w:pPr>
+      <w:rPr>
+        <w:rFonts w:ascii="Symbol" w:hAnsi="Symbol" w:hint="default"/>
+      </w:rPr>
+    </w:lvl>
+    <w:lvl w:ilvl="7" w:tplc="08090003" w:tentative="1">
+      <w:start w:val="1"/>
+      <w:numFmt w:val="bullet"/>
+      <w:lvlText w:val="o"/>
+      <w:lvlJc w:val="left"/>
+      <w:pPr>
+        <w:ind w:left="5760" w:hanging="360"/>
+      </w:pPr>
+      <w:rPr>
+        <w:rFonts w:ascii="Courier New" w:hAnsi="Courier New" w:cs="Courier New" w:hint="default"/>
+      </w:rPr>
+    </w:lvl>
+    <w:lvl w:ilvl="8" w:tplc="08090005" w:tentative="1">
+      <w:start w:val="1"/>
+      <w:numFmt w:val="bullet"/>
+      <w:lvlText w:val=""/>
+      <w:lvlJc w:val="left"/>
+      <w:pPr>
+        <w:ind w:left="6480" w:hanging="360"/>
+      </w:pPr>
+      <w:rPr>
+        <w:rFonts w:ascii="Wingdings" w:hAnsi="Wingdings" w:hint="default"/>
+      </w:rPr>
+    </w:lvl>
+  </w:abstractNum>
+  <w:abstractNum w:abstractNumId="2" w15:restartNumberingAfterBreak="0">
     <w:nsid w:val="264A1189"/>
     <w:multiLevelType w:val="multilevel"/>
     <w:tmpl w:val="B7E08DDE"/>
@@ -8758,7 +9645,7 @@
       </w:rPr>
     </w:lvl>
   </w:abstractNum>
-  <w:abstractNum w:abstractNumId="2" w15:restartNumberingAfterBreak="0">
+  <w:abstractNum w:abstractNumId="3" w15:restartNumberingAfterBreak="0">
     <w:nsid w:val="2C476A2E"/>
     <w:multiLevelType w:val="multilevel"/>
     <w:tmpl w:val="9DBA658A"/>
@@ -8890,12 +9777,15 @@
     </w:lvl>
   </w:abstractNum>
   <w:num w:numId="1" w16cid:durableId="1977368612">
-    <w:abstractNumId w:val="2"/>
+    <w:abstractNumId w:val="3"/>
   </w:num>
   <w:num w:numId="2" w16cid:durableId="865798521">
     <w:abstractNumId w:val="0"/>
   </w:num>
   <w:num w:numId="3" w16cid:durableId="366949634">
+    <w:abstractNumId w:val="2"/>
+  </w:num>
+  <w:num w:numId="4" w16cid:durableId="2087335635">
     <w:abstractNumId w:val="1"/>
   </w:num>
 </w:numbering>
@@ -9507,7 +10397,6 @@
   <w:style w:type="character" w:default="1" w:styleId="DefaultParagraphFont">
     <w:name w:val="Default Paragraph Font"/>
     <w:uiPriority w:val="1"/>
-    <w:semiHidden/>
     <w:unhideWhenUsed/>
   </w:style>
   <w:style w:type="table" w:default="1" w:styleId="TableNormal">
